--- a/Technicka_Dokumentace.docx
+++ b/Technicka_Dokumentace.docx
@@ -206,6 +206,9 @@
       <w:r>
         <w:t xml:space="preserve"> jako žánr oslovuje specifickou skupinu hráčů, pro které je důraz na objevování a postupné odhalování světa klíčovým prvkem herního zážitku. Obecně lze říci, že hraní videoher je častější mezi mladšími generacemi, přičemž podle studie z USA z roku 2025 je průměrný věk hráče 33 let. [3]</w:t>
       </w:r>
+      <w:r>
+        <w:t xml:space="preserve">                </w:t>
+      </w:r>
     </w:p>
     <w:p/>
     <w:p/>
@@ -221,152 +224,463 @@
     </w:p>
     <w:p>
       <w:r>
-        <w:t xml:space="preserve">Konceptem vždy pro mne byla </w:t>
-      </w:r>
-      <w:proofErr w:type="gramStart"/>
-      <w:r>
-        <w:t>myšlenka</w:t>
-      </w:r>
-      <w:proofErr w:type="gramEnd"/>
-      <w:r>
-        <w:t xml:space="preserve"> která zahrnovala, </w:t>
-      </w:r>
-      <w:proofErr w:type="spellStart"/>
-      <w:r>
-        <w:t>prave</w:t>
-      </w:r>
-      <w:proofErr w:type="spellEnd"/>
-      <w:r>
-        <w:t xml:space="preserve"> kvalitu </w:t>
-      </w:r>
-      <w:proofErr w:type="spellStart"/>
-      <w:r>
-        <w:t>te</w:t>
-      </w:r>
-      <w:proofErr w:type="spellEnd"/>
-      <w:r>
-        <w:t xml:space="preserve"> hry a </w:t>
-      </w:r>
-      <w:proofErr w:type="spellStart"/>
-      <w:r>
-        <w:t>pribehu</w:t>
-      </w:r>
-      <w:proofErr w:type="spellEnd"/>
-      <w:r>
-        <w:t xml:space="preserve">. Aby si </w:t>
-      </w:r>
-      <w:proofErr w:type="spellStart"/>
-      <w:r>
-        <w:t>hrac</w:t>
-      </w:r>
-      <w:proofErr w:type="spellEnd"/>
-      <w:r>
-        <w:t xml:space="preserve"> něco odnes, a aby byla </w:t>
-      </w:r>
-      <w:proofErr w:type="spellStart"/>
-      <w:r>
-        <w:t>zajimava</w:t>
-      </w:r>
-      <w:proofErr w:type="spellEnd"/>
-      <w:r>
-        <w:t xml:space="preserve">. Tohle taky je dost </w:t>
-      </w:r>
-      <w:proofErr w:type="spellStart"/>
-      <w:r>
-        <w:t>brano</w:t>
-      </w:r>
-      <w:proofErr w:type="spellEnd"/>
-      <w:r>
-        <w:t xml:space="preserve"> z knih které jsem </w:t>
-      </w:r>
-      <w:proofErr w:type="spellStart"/>
-      <w:r>
-        <w:t>precetl</w:t>
-      </w:r>
-      <w:proofErr w:type="spellEnd"/>
-      <w:r>
+        <w:t xml:space="preserve">Základním konceptem projektu </w:t>
+      </w:r>
+      <w:proofErr w:type="spellStart"/>
+      <w:r>
+        <w:t>Neonexa</w:t>
+      </w:r>
+      <w:proofErr w:type="spellEnd"/>
+      <w:r>
+        <w:t xml:space="preserve"> byla od samého počátku snaha vytvořit hru, která klade důraz na kvalitu herního zážitku a vyprávění, nikoli na rozsah nebo množství obsahu. Cílem nebylo vytvořit co největší herní svět, ale spíše kompaktní a promyšlený celek, který hráči nabídne smysluplnou zkušenost a prostor k zamyšlení.</w:t>
+      </w:r>
+    </w:p>
+    <w:p>
+      <w:r>
+        <w:t>Důležitou součástí konceptu je také myšlenka, že si hráč ze hry „něco odnese“ – ať už v podobě emocí, atmosféry nebo interpretace příběhu. Příběh a herní mechaniky jsou proto navrženy tak, aby spolu úzce souvisely a vzájemně se doplňovaly, nikoli aby fungovaly odděleně.</w:t>
+      </w:r>
+    </w:p>
+    <w:p>
+      <w:r>
+        <w:t>Inspirace pro tento koncept vychází z různých zdrojů, především z literatury, herních titulů a dalších médií, se kterými jsem se v průběhu let setkal. Stejně jako u většiny autorských herních projektů nejde o přímé přebírání konkrétních prvků, ale o převzetí určitých témat, nálad a přístupů k vyprávění, které byly následně adaptovány do vlastního herního světa a technického řešení.</w:t>
+      </w:r>
+    </w:p>
+    <w:p>
+      <w:r>
+        <w:t xml:space="preserve">Z technického hlediska tento koncept ovlivnil řadu klíčových rozhodnutí, například volbu žánru </w:t>
+      </w:r>
+      <w:proofErr w:type="spellStart"/>
+      <w:r>
+        <w:t>Metroidvania</w:t>
+      </w:r>
+      <w:proofErr w:type="spellEnd"/>
+      <w:r>
+        <w:t>, důraz na modulární návrh herních oblastí a postupné odemykání herních mechanik. Technický záměr hry je tedy úzce provázán s jejím konceptem a slouží jako prostředek k jeho naplnění</w:t>
+      </w:r>
+    </w:p>
+    <w:p>
+      <w:pPr>
+        <w:pStyle w:val="Nadpis1"/>
+      </w:pPr>
+      <w:r>
+        <w:t xml:space="preserve">3.1 Technika ve hře </w:t>
+      </w:r>
+    </w:p>
+    <w:p/>
+    <w:p>
+      <w:r>
+        <w:t xml:space="preserve">Pro řízení chování hráčovy postavy byl v projektu </w:t>
+      </w:r>
+      <w:proofErr w:type="spellStart"/>
+      <w:r>
+        <w:rPr>
+          <w:i/>
+          <w:iCs/>
+        </w:rPr>
+        <w:t>Neonexa</w:t>
+      </w:r>
+      <w:proofErr w:type="spellEnd"/>
+      <w:r>
+        <w:t xml:space="preserve"> použit </w:t>
+      </w:r>
+      <w:r>
+        <w:rPr>
+          <w:b/>
+          <w:bCs/>
+        </w:rPr>
+        <w:t>stavový systém (</w:t>
+      </w:r>
+      <w:proofErr w:type="spellStart"/>
+      <w:r>
+        <w:rPr>
+          <w:b/>
+          <w:bCs/>
+        </w:rPr>
+        <w:t>State</w:t>
+      </w:r>
+      <w:proofErr w:type="spellEnd"/>
+      <w:r>
+        <w:rPr>
+          <w:b/>
+          <w:bCs/>
+        </w:rPr>
         <w:t xml:space="preserve"> </w:t>
       </w:r>
       <w:proofErr w:type="spellStart"/>
       <w:r>
-        <w:t>ci</w:t>
+        <w:rPr>
+          <w:b/>
+          <w:bCs/>
+        </w:rPr>
+        <w:t>Machine</w:t>
+      </w:r>
+      <w:proofErr w:type="spellEnd"/>
+      <w:r>
+        <w:rPr>
+          <w:b/>
+          <w:bCs/>
+        </w:rPr>
+        <w:t>)</w:t>
+      </w:r>
+      <w:r>
+        <w:t>. Tento přístup umožňuje přehledné a modulární řízení jednotlivých akcí postavy a jejich přechodů, což je zvláště důležité u akční hry s větším množstvím interakcí.</w:t>
+      </w:r>
+    </w:p>
+    <w:p>
+      <w:r>
+        <w:t>Každý stav reprezentuje konkrétní chování nebo situaci, ve které se hráč může nacházet, například nečinnost, pohyb, skok, útok nebo smrt. Stavový systém zajišťuje, že v daném okamžiku je aktivní vždy pouze jeden stav, který řídí logiku vstupů, animací a fyziky.</w:t>
+      </w:r>
+    </w:p>
+    <w:p>
+      <w:pPr>
+        <w:rPr>
+          <w:b/>
+          <w:bCs/>
+        </w:rPr>
+      </w:pPr>
+      <w:r>
+        <w:rPr>
+          <w:b/>
+          <w:bCs/>
+        </w:rPr>
+        <w:t>Přehled stavů hráče</w:t>
+      </w:r>
+    </w:p>
+    <w:p>
+      <w:pPr>
+        <w:numPr>
+          <w:ilvl w:val="0"/>
+          <w:numId w:val="1"/>
+        </w:numPr>
+      </w:pPr>
+      <w:proofErr w:type="spellStart"/>
+      <w:r>
+        <w:rPr>
+          <w:b/>
+          <w:bCs/>
+        </w:rPr>
+        <w:t>Idle</w:t>
+      </w:r>
+      <w:proofErr w:type="spellEnd"/>
+      <w:r>
+        <w:t xml:space="preserve"> – postava stojí na místě a čeká na vstup hráče</w:t>
+      </w:r>
+    </w:p>
+    <w:p>
+      <w:pPr>
+        <w:numPr>
+          <w:ilvl w:val="0"/>
+          <w:numId w:val="1"/>
+        </w:numPr>
+      </w:pPr>
+      <w:proofErr w:type="spellStart"/>
+      <w:r>
+        <w:rPr>
+          <w:b/>
+          <w:bCs/>
+        </w:rPr>
+        <w:t>Move</w:t>
+      </w:r>
+      <w:proofErr w:type="spellEnd"/>
+      <w:r>
+        <w:t xml:space="preserve"> – horizontální pohyb postavy</w:t>
+      </w:r>
+    </w:p>
+    <w:p>
+      <w:pPr>
+        <w:numPr>
+          <w:ilvl w:val="0"/>
+          <w:numId w:val="1"/>
+        </w:numPr>
+      </w:pPr>
+      <w:proofErr w:type="spellStart"/>
+      <w:r>
+        <w:rPr>
+          <w:b/>
+          <w:bCs/>
+        </w:rPr>
+        <w:t>Jump</w:t>
+      </w:r>
+      <w:proofErr w:type="spellEnd"/>
+      <w:r>
+        <w:rPr>
+          <w:b/>
+          <w:bCs/>
+        </w:rPr>
+        <w:t xml:space="preserve"> / </w:t>
+      </w:r>
+      <w:proofErr w:type="spellStart"/>
+      <w:r>
+        <w:rPr>
+          <w:b/>
+          <w:bCs/>
+        </w:rPr>
+        <w:t>Fall</w:t>
+      </w:r>
+      <w:proofErr w:type="spellEnd"/>
+      <w:r>
+        <w:t xml:space="preserve"> – vertikální pohyb a reakce na gravitaci</w:t>
+      </w:r>
+    </w:p>
+    <w:p>
+      <w:pPr>
+        <w:numPr>
+          <w:ilvl w:val="0"/>
+          <w:numId w:val="1"/>
+        </w:numPr>
+      </w:pPr>
+      <w:proofErr w:type="spellStart"/>
+      <w:r>
+        <w:rPr>
+          <w:b/>
+          <w:bCs/>
+        </w:rPr>
+        <w:t>Attack</w:t>
+      </w:r>
+      <w:proofErr w:type="spellEnd"/>
+      <w:r>
+        <w:t xml:space="preserve"> – provedení útoku</w:t>
+      </w:r>
+    </w:p>
+    <w:p>
+      <w:pPr>
+        <w:numPr>
+          <w:ilvl w:val="0"/>
+          <w:numId w:val="1"/>
+        </w:numPr>
+      </w:pPr>
+      <w:r>
+        <w:rPr>
+          <w:b/>
+          <w:bCs/>
+        </w:rPr>
+        <w:t>Hurt</w:t>
+      </w:r>
+      <w:r>
+        <w:t xml:space="preserve"> – reakce na poškození</w:t>
+      </w:r>
+    </w:p>
+    <w:p>
+      <w:pPr>
+        <w:numPr>
+          <w:ilvl w:val="0"/>
+          <w:numId w:val="1"/>
+        </w:numPr>
+      </w:pPr>
+      <w:proofErr w:type="spellStart"/>
+      <w:r>
+        <w:rPr>
+          <w:b/>
+          <w:bCs/>
+        </w:rPr>
+        <w:t>Death</w:t>
+      </w:r>
+      <w:proofErr w:type="spellEnd"/>
+      <w:r>
+        <w:t xml:space="preserve"> – smrt postavy a ukončení ovládání</w:t>
+      </w:r>
+    </w:p>
+    <w:p>
+      <w:pPr>
+        <w:rPr>
+          <w:b/>
+          <w:bCs/>
+        </w:rPr>
+      </w:pPr>
+      <w:r>
+        <w:rPr>
+          <w:b/>
+          <w:bCs/>
+        </w:rPr>
+        <w:t>Přechody mezi stavy</w:t>
+      </w:r>
+    </w:p>
+    <w:p>
+      <w:r>
+        <w:t>Přechody mezi jednotlivými stavy jsou řízeny:</w:t>
+      </w:r>
+    </w:p>
+    <w:p>
+      <w:pPr>
+        <w:numPr>
+          <w:ilvl w:val="0"/>
+          <w:numId w:val="2"/>
+        </w:numPr>
+      </w:pPr>
+      <w:r>
+        <w:t>vstupy od hráče (klávesnice / ovladač),</w:t>
+      </w:r>
+    </w:p>
+    <w:p>
+      <w:pPr>
+        <w:numPr>
+          <w:ilvl w:val="0"/>
+          <w:numId w:val="2"/>
+        </w:numPr>
+      </w:pPr>
+      <w:r>
+        <w:t>stavem fyziky (např. kontakt se zemí),</w:t>
+      </w:r>
+    </w:p>
+    <w:p>
+      <w:pPr>
+        <w:numPr>
+          <w:ilvl w:val="0"/>
+          <w:numId w:val="2"/>
+        </w:numPr>
+      </w:pPr>
+      <w:r>
+        <w:t>herními událostmi (zásah nepřítelem, ztráta životů).</w:t>
+      </w:r>
+    </w:p>
+    <w:p>
+      <w:r>
+        <w:lastRenderedPageBreak/>
+        <w:t>Použití stavového systému přináší několik výhod:</w:t>
+      </w:r>
+    </w:p>
+    <w:p>
+      <w:pPr>
+        <w:numPr>
+          <w:ilvl w:val="0"/>
+          <w:numId w:val="3"/>
+        </w:numPr>
+      </w:pPr>
+      <w:r>
+        <w:t>zlepšení čitelnosti kódu,</w:t>
+      </w:r>
+    </w:p>
+    <w:p>
+      <w:pPr>
+        <w:numPr>
+          <w:ilvl w:val="0"/>
+          <w:numId w:val="3"/>
+        </w:numPr>
+      </w:pPr>
+      <w:r>
+        <w:t>snadné rozšiřování o nové schopnosti,</w:t>
+      </w:r>
+    </w:p>
+    <w:p>
+      <w:pPr>
+        <w:numPr>
+          <w:ilvl w:val="0"/>
+          <w:numId w:val="3"/>
+        </w:numPr>
+      </w:pPr>
+      <w:r>
+        <w:t>omezení chyb vznikajících kolizí více akcí současně.</w:t>
+      </w:r>
+    </w:p>
+    <w:p>
+      <w:r>
+        <w:t xml:space="preserve">Tento přístup je vhodný zejména pro hry žánru </w:t>
+      </w:r>
+      <w:proofErr w:type="spellStart"/>
+      <w:r>
+        <w:t>Metroidvania</w:t>
+      </w:r>
+      <w:proofErr w:type="spellEnd"/>
+      <w:r>
+        <w:t>, kde se schopnosti hráče postupně rozšiřují a stavový systém umožňuje jejich snadnou integraci.</w:t>
+      </w:r>
+    </w:p>
+    <w:p>
+      <w:pPr>
+        <w:pStyle w:val="Nadpis1"/>
+      </w:pPr>
+      <w:r>
+        <w:t>3.</w:t>
+      </w:r>
+      <w:r>
+        <w:t>2</w:t>
+      </w:r>
+      <w:r>
+        <w:t xml:space="preserve"> Technika ve hře </w:t>
+      </w:r>
+    </w:p>
+    <w:p>
+      <w:r>
+        <w:t xml:space="preserve">Podobný stavový systém byl implementován také pro chování nepřátel. Každý nepřítel funguje na základě vlastní </w:t>
+      </w:r>
+      <w:proofErr w:type="spellStart"/>
+      <w:r>
+        <w:t>State</w:t>
       </w:r>
       <w:proofErr w:type="spellEnd"/>
       <w:r>
         <w:t xml:space="preserve"> </w:t>
       </w:r>
-      <w:proofErr w:type="gramStart"/>
-      <w:r>
-        <w:t>media</w:t>
-      </w:r>
-      <w:proofErr w:type="gramEnd"/>
-      <w:r>
-        <w:t xml:space="preserve"> které jsem </w:t>
-      </w:r>
-      <w:proofErr w:type="spellStart"/>
-      <w:r>
-        <w:t>prevzal</w:t>
-      </w:r>
-      <w:proofErr w:type="spellEnd"/>
-      <w:r>
-        <w:t xml:space="preserve">, třeba jako ostatní hry. </w:t>
-      </w:r>
-    </w:p>
-    <w:p/>
-    <w:p/>
-    <w:p>
-      <w:r>
-        <w:t>…..</w:t>
-      </w:r>
-    </w:p>
-    <w:p/>
-    <w:p/>
-    <w:p/>
-    <w:p/>
-    <w:p/>
-    <w:p/>
-    <w:p/>
-    <w:p/>
-    <w:p/>
-    <w:p/>
-    <w:p/>
-    <w:p/>
-    <w:p/>
-    <w:p/>
-    <w:p/>
-    <w:p/>
-    <w:p/>
-    <w:p/>
-    <w:p/>
-    <w:p/>
-    <w:p/>
-    <w:p/>
-    <w:p/>
-    <w:p/>
-    <w:p/>
-    <w:p/>
-    <w:p/>
-    <w:p/>
-    <w:p/>
-    <w:p/>
-    <w:p/>
-    <w:p/>
-    <w:p/>
-    <w:p/>
-    <w:p/>
-    <w:p/>
-    <w:p/>
-    <w:p/>
-    <w:p/>
-    <w:p/>
-    <w:p/>
-    <w:p/>
-    <w:p/>
-    <w:p/>
-    <w:p/>
-    <w:p/>
-    <w:p/>
-    <w:p/>
+      <w:proofErr w:type="spellStart"/>
+      <w:r>
+        <w:t>Machine</w:t>
+      </w:r>
+      <w:proofErr w:type="spellEnd"/>
+      <w:r>
+        <w:t>, která určuje jeho reakce na přítomnost hráče a okolní prostředí.</w:t>
+      </w:r>
+    </w:p>
+    <w:p/>
+    <w:p/>
+    <w:p/>
+    <w:p/>
+    <w:p/>
+    <w:p/>
+    <w:p/>
+    <w:p/>
+    <w:p/>
+    <w:p/>
+    <w:p/>
+    <w:p/>
+    <w:p/>
+    <w:p/>
+    <w:p>
+      <w:r>
+        <w:t xml:space="preserve">               </w:t>
+      </w:r>
+    </w:p>
+    <w:p/>
+    <w:p/>
+    <w:p/>
+    <w:p/>
+    <w:p/>
+    <w:p/>
+    <w:p/>
+    <w:p/>
+    <w:p/>
+    <w:p/>
+    <w:p/>
+    <w:p/>
+    <w:p/>
+    <w:p/>
+    <w:p/>
+    <w:p/>
+    <w:p/>
+    <w:p/>
+    <w:p/>
+    <w:p/>
+    <w:p/>
+    <w:p/>
+    <w:p/>
+    <w:p/>
+    <w:p/>
+    <w:p/>
+    <w:p/>
+    <w:p/>
+    <w:p/>
+    <w:p/>
+    <w:p>
+      <w:r>
+        <w:t>D</w:t>
+      </w:r>
+    </w:p>
+    <w:p/>
+    <w:p/>
+    <w:p>
+      <w:r>
+        <w:t xml:space="preserve">  </w:t>
+      </w:r>
+    </w:p>
     <w:p/>
     <w:p/>
     <w:p/>
@@ -389,7 +703,7 @@
       <w:r>
         <w:t xml:space="preserve">Dostupné z: </w:t>
       </w:r>
-      <w:hyperlink r:id="rId6" w:history="1">
+      <w:hyperlink r:id="rId7" w:history="1">
         <w:r>
           <w:rPr>
             <w:rStyle w:val="Hypertextovodkaz"/>
@@ -401,7 +715,6 @@
     <w:p/>
     <w:p>
       <w:r>
-        <w:lastRenderedPageBreak/>
         <w:t xml:space="preserve">[2] CARBONE, Marco </w:t>
       </w:r>
       <w:proofErr w:type="spellStart"/>
@@ -478,7 +791,7 @@
       <w:r>
         <w:t xml:space="preserve">Dostupné z: </w:t>
       </w:r>
-      <w:hyperlink r:id="rId7" w:history="1">
+      <w:hyperlink r:id="rId8" w:history="1">
         <w:r>
           <w:rPr>
             <w:rStyle w:val="Hypertextovodkaz"/>
@@ -521,7 +834,7 @@
       <w:r>
         <w:t xml:space="preserve">2025. Dostupné z: </w:t>
       </w:r>
-      <w:hyperlink r:id="rId8" w:history="1">
+      <w:hyperlink r:id="rId9" w:history="1">
         <w:r>
           <w:rPr>
             <w:rStyle w:val="Hypertextovodkaz"/>
@@ -530,7 +843,11 @@
         </w:r>
       </w:hyperlink>
     </w:p>
-    <w:p/>
+    <w:p>
+      <w:r>
+        <w:t xml:space="preserve">     </w:t>
+      </w:r>
+    </w:p>
     <w:sectPr>
       <w:pgSz w:w="11906" w:h="16838"/>
       <w:pgMar w:top="1417" w:right="1417" w:bottom="1417" w:left="1417" w:header="708" w:footer="708" w:gutter="0"/>
@@ -589,6 +906,467 @@
     </w:p>
   </w:footnote>
 </w:footnotes>
+</file>
+
+<file path=word/numbering.xml><?xml version="1.0" encoding="utf-8"?>
+<w:numbering xmlns:wpc="http://schemas.microsoft.com/office/word/2010/wordprocessingCanvas" xmlns:cx="http://schemas.microsoft.com/office/drawing/2014/chartex" xmlns:cx1="http://schemas.microsoft.com/office/drawing/2015/9/8/chartex" xmlns:cx2="http://schemas.microsoft.com/office/drawing/2015/10/21/chartex" xmlns:cx3="http://schemas.microsoft.com/office/drawing/2016/5/9/chartex" xmlns:cx4="http://schemas.microsoft.com/office/drawing/2016/5/10/chartex" xmlns:cx5="http://schemas.microsoft.com/office/drawing/2016/5/11/chartex" xmlns:cx6="http://schemas.microsoft.com/office/drawing/2016/5/12/chartex" xmlns:cx7="http://schemas.microsoft.com/office/drawing/2016/5/13/chartex" xmlns:cx8="http://schemas.microsoft.com/office/drawing/2016/5/14/chartex" xmlns:mc="http://schemas.openxmlformats.org/markup-compatibility/2006" xmlns:aink="http://schemas.microsoft.com/office/drawing/2016/ink" xmlns:am3d="http://schemas.microsoft.com/office/drawing/2017/model3d" xmlns:o="urn:schemas-microsoft-com:office:office" xmlns:oel="http://schemas.microsoft.com/office/2019/extlst" xmlns:r="http://schemas.openxmlformats.org/officeDocument/2006/relationships" xmlns:m="http://schemas.openxmlformats.org/officeDocument/2006/math" xmlns:v="urn:schemas-microsoft-com:vml" xmlns:wp14="http://schemas.microsoft.com/office/word/2010/wordprocessingDrawing" xmlns:wp="http://schemas.openxmlformats.org/drawingml/2006/wordprocessingDrawing" xmlns:w10="urn:schemas-microsoft-com:office:word" xmlns:w="http://schemas.openxmlformats.org/wordprocessingml/2006/main" xmlns:w14="http://schemas.microsoft.com/office/word/2010/wordml" xmlns:w15="http://schemas.microsoft.com/office/word/2012/wordml" xmlns:w16cex="http://schemas.microsoft.com/office/word/2018/wordml/cex" xmlns:w16cid="http://schemas.microsoft.com/office/word/2016/wordml/cid" xmlns:w16="http://schemas.microsoft.com/office/word/2018/wordml" xmlns:w16du="http://schemas.microsoft.com/office/word/2023/wordml/word16du" xmlns:w16sdtdh="http://schemas.microsoft.com/office/word/2020/wordml/sdtdatahash" xmlns:w16sdtfl="http://schemas.microsoft.com/office/word/2024/wordml/sdtformatlock" xmlns:w16se="http://schemas.microsoft.com/office/word/2015/wordml/symex" xmlns:wpg="http://schemas.microsoft.com/office/word/2010/wordprocessingGroup" xmlns:wpi="http://schemas.microsoft.com/office/word/2010/wordprocessingInk" xmlns:wne="http://schemas.microsoft.com/office/word/2006/wordml" xmlns:wps="http://schemas.microsoft.com/office/word/2010/wordprocessingShape" mc:Ignorable="w14 w15 w16se w16cid w16 w16cex w16sdtdh w16sdtfl w16du wp14">
+  <w:abstractNum w:abstractNumId="0" w15:restartNumberingAfterBreak="0">
+    <w:nsid w:val="0B9912D3"/>
+    <w:multiLevelType w:val="multilevel"/>
+    <w:tmpl w:val="98764D1C"/>
+    <w:lvl w:ilvl="0">
+      <w:start w:val="1"/>
+      <w:numFmt w:val="bullet"/>
+      <w:lvlText w:val=""/>
+      <w:lvlJc w:val="left"/>
+      <w:pPr>
+        <w:tabs>
+          <w:tab w:val="num" w:pos="720"/>
+        </w:tabs>
+        <w:ind w:left="720" w:hanging="360"/>
+      </w:pPr>
+      <w:rPr>
+        <w:rFonts w:ascii="Symbol" w:hAnsi="Symbol" w:hint="default"/>
+        <w:sz w:val="20"/>
+      </w:rPr>
+    </w:lvl>
+    <w:lvl w:ilvl="1" w:tentative="1">
+      <w:start w:val="1"/>
+      <w:numFmt w:val="bullet"/>
+      <w:lvlText w:val="o"/>
+      <w:lvlJc w:val="left"/>
+      <w:pPr>
+        <w:tabs>
+          <w:tab w:val="num" w:pos="1440"/>
+        </w:tabs>
+        <w:ind w:left="1440" w:hanging="360"/>
+      </w:pPr>
+      <w:rPr>
+        <w:rFonts w:ascii="Courier New" w:hAnsi="Courier New" w:hint="default"/>
+        <w:sz w:val="20"/>
+      </w:rPr>
+    </w:lvl>
+    <w:lvl w:ilvl="2" w:tentative="1">
+      <w:start w:val="1"/>
+      <w:numFmt w:val="bullet"/>
+      <w:lvlText w:val=""/>
+      <w:lvlJc w:val="left"/>
+      <w:pPr>
+        <w:tabs>
+          <w:tab w:val="num" w:pos="2160"/>
+        </w:tabs>
+        <w:ind w:left="2160" w:hanging="360"/>
+      </w:pPr>
+      <w:rPr>
+        <w:rFonts w:ascii="Wingdings" w:hAnsi="Wingdings" w:hint="default"/>
+        <w:sz w:val="20"/>
+      </w:rPr>
+    </w:lvl>
+    <w:lvl w:ilvl="3" w:tentative="1">
+      <w:start w:val="1"/>
+      <w:numFmt w:val="bullet"/>
+      <w:lvlText w:val=""/>
+      <w:lvlJc w:val="left"/>
+      <w:pPr>
+        <w:tabs>
+          <w:tab w:val="num" w:pos="2880"/>
+        </w:tabs>
+        <w:ind w:left="2880" w:hanging="360"/>
+      </w:pPr>
+      <w:rPr>
+        <w:rFonts w:ascii="Wingdings" w:hAnsi="Wingdings" w:hint="default"/>
+        <w:sz w:val="20"/>
+      </w:rPr>
+    </w:lvl>
+    <w:lvl w:ilvl="4" w:tentative="1">
+      <w:start w:val="1"/>
+      <w:numFmt w:val="bullet"/>
+      <w:lvlText w:val=""/>
+      <w:lvlJc w:val="left"/>
+      <w:pPr>
+        <w:tabs>
+          <w:tab w:val="num" w:pos="3600"/>
+        </w:tabs>
+        <w:ind w:left="3600" w:hanging="360"/>
+      </w:pPr>
+      <w:rPr>
+        <w:rFonts w:ascii="Wingdings" w:hAnsi="Wingdings" w:hint="default"/>
+        <w:sz w:val="20"/>
+      </w:rPr>
+    </w:lvl>
+    <w:lvl w:ilvl="5" w:tentative="1">
+      <w:start w:val="1"/>
+      <w:numFmt w:val="bullet"/>
+      <w:lvlText w:val=""/>
+      <w:lvlJc w:val="left"/>
+      <w:pPr>
+        <w:tabs>
+          <w:tab w:val="num" w:pos="4320"/>
+        </w:tabs>
+        <w:ind w:left="4320" w:hanging="360"/>
+      </w:pPr>
+      <w:rPr>
+        <w:rFonts w:ascii="Wingdings" w:hAnsi="Wingdings" w:hint="default"/>
+        <w:sz w:val="20"/>
+      </w:rPr>
+    </w:lvl>
+    <w:lvl w:ilvl="6" w:tentative="1">
+      <w:start w:val="1"/>
+      <w:numFmt w:val="bullet"/>
+      <w:lvlText w:val=""/>
+      <w:lvlJc w:val="left"/>
+      <w:pPr>
+        <w:tabs>
+          <w:tab w:val="num" w:pos="5040"/>
+        </w:tabs>
+        <w:ind w:left="5040" w:hanging="360"/>
+      </w:pPr>
+      <w:rPr>
+        <w:rFonts w:ascii="Wingdings" w:hAnsi="Wingdings" w:hint="default"/>
+        <w:sz w:val="20"/>
+      </w:rPr>
+    </w:lvl>
+    <w:lvl w:ilvl="7" w:tentative="1">
+      <w:start w:val="1"/>
+      <w:numFmt w:val="bullet"/>
+      <w:lvlText w:val=""/>
+      <w:lvlJc w:val="left"/>
+      <w:pPr>
+        <w:tabs>
+          <w:tab w:val="num" w:pos="5760"/>
+        </w:tabs>
+        <w:ind w:left="5760" w:hanging="360"/>
+      </w:pPr>
+      <w:rPr>
+        <w:rFonts w:ascii="Wingdings" w:hAnsi="Wingdings" w:hint="default"/>
+        <w:sz w:val="20"/>
+      </w:rPr>
+    </w:lvl>
+    <w:lvl w:ilvl="8" w:tentative="1">
+      <w:start w:val="1"/>
+      <w:numFmt w:val="bullet"/>
+      <w:lvlText w:val=""/>
+      <w:lvlJc w:val="left"/>
+      <w:pPr>
+        <w:tabs>
+          <w:tab w:val="num" w:pos="6480"/>
+        </w:tabs>
+        <w:ind w:left="6480" w:hanging="360"/>
+      </w:pPr>
+      <w:rPr>
+        <w:rFonts w:ascii="Wingdings" w:hAnsi="Wingdings" w:hint="default"/>
+        <w:sz w:val="20"/>
+      </w:rPr>
+    </w:lvl>
+  </w:abstractNum>
+  <w:abstractNum w:abstractNumId="1" w15:restartNumberingAfterBreak="0">
+    <w:nsid w:val="3ED711ED"/>
+    <w:multiLevelType w:val="multilevel"/>
+    <w:tmpl w:val="B848552C"/>
+    <w:lvl w:ilvl="0">
+      <w:start w:val="1"/>
+      <w:numFmt w:val="bullet"/>
+      <w:lvlText w:val=""/>
+      <w:lvlJc w:val="left"/>
+      <w:pPr>
+        <w:tabs>
+          <w:tab w:val="num" w:pos="720"/>
+        </w:tabs>
+        <w:ind w:left="720" w:hanging="360"/>
+      </w:pPr>
+      <w:rPr>
+        <w:rFonts w:ascii="Symbol" w:hAnsi="Symbol" w:hint="default"/>
+        <w:sz w:val="20"/>
+      </w:rPr>
+    </w:lvl>
+    <w:lvl w:ilvl="1" w:tentative="1">
+      <w:start w:val="1"/>
+      <w:numFmt w:val="bullet"/>
+      <w:lvlText w:val="o"/>
+      <w:lvlJc w:val="left"/>
+      <w:pPr>
+        <w:tabs>
+          <w:tab w:val="num" w:pos="1440"/>
+        </w:tabs>
+        <w:ind w:left="1440" w:hanging="360"/>
+      </w:pPr>
+      <w:rPr>
+        <w:rFonts w:ascii="Courier New" w:hAnsi="Courier New" w:hint="default"/>
+        <w:sz w:val="20"/>
+      </w:rPr>
+    </w:lvl>
+    <w:lvl w:ilvl="2" w:tentative="1">
+      <w:start w:val="1"/>
+      <w:numFmt w:val="bullet"/>
+      <w:lvlText w:val=""/>
+      <w:lvlJc w:val="left"/>
+      <w:pPr>
+        <w:tabs>
+          <w:tab w:val="num" w:pos="2160"/>
+        </w:tabs>
+        <w:ind w:left="2160" w:hanging="360"/>
+      </w:pPr>
+      <w:rPr>
+        <w:rFonts w:ascii="Wingdings" w:hAnsi="Wingdings" w:hint="default"/>
+        <w:sz w:val="20"/>
+      </w:rPr>
+    </w:lvl>
+    <w:lvl w:ilvl="3" w:tentative="1">
+      <w:start w:val="1"/>
+      <w:numFmt w:val="bullet"/>
+      <w:lvlText w:val=""/>
+      <w:lvlJc w:val="left"/>
+      <w:pPr>
+        <w:tabs>
+          <w:tab w:val="num" w:pos="2880"/>
+        </w:tabs>
+        <w:ind w:left="2880" w:hanging="360"/>
+      </w:pPr>
+      <w:rPr>
+        <w:rFonts w:ascii="Wingdings" w:hAnsi="Wingdings" w:hint="default"/>
+        <w:sz w:val="20"/>
+      </w:rPr>
+    </w:lvl>
+    <w:lvl w:ilvl="4" w:tentative="1">
+      <w:start w:val="1"/>
+      <w:numFmt w:val="bullet"/>
+      <w:lvlText w:val=""/>
+      <w:lvlJc w:val="left"/>
+      <w:pPr>
+        <w:tabs>
+          <w:tab w:val="num" w:pos="3600"/>
+        </w:tabs>
+        <w:ind w:left="3600" w:hanging="360"/>
+      </w:pPr>
+      <w:rPr>
+        <w:rFonts w:ascii="Wingdings" w:hAnsi="Wingdings" w:hint="default"/>
+        <w:sz w:val="20"/>
+      </w:rPr>
+    </w:lvl>
+    <w:lvl w:ilvl="5" w:tentative="1">
+      <w:start w:val="1"/>
+      <w:numFmt w:val="bullet"/>
+      <w:lvlText w:val=""/>
+      <w:lvlJc w:val="left"/>
+      <w:pPr>
+        <w:tabs>
+          <w:tab w:val="num" w:pos="4320"/>
+        </w:tabs>
+        <w:ind w:left="4320" w:hanging="360"/>
+      </w:pPr>
+      <w:rPr>
+        <w:rFonts w:ascii="Wingdings" w:hAnsi="Wingdings" w:hint="default"/>
+        <w:sz w:val="20"/>
+      </w:rPr>
+    </w:lvl>
+    <w:lvl w:ilvl="6" w:tentative="1">
+      <w:start w:val="1"/>
+      <w:numFmt w:val="bullet"/>
+      <w:lvlText w:val=""/>
+      <w:lvlJc w:val="left"/>
+      <w:pPr>
+        <w:tabs>
+          <w:tab w:val="num" w:pos="5040"/>
+        </w:tabs>
+        <w:ind w:left="5040" w:hanging="360"/>
+      </w:pPr>
+      <w:rPr>
+        <w:rFonts w:ascii="Wingdings" w:hAnsi="Wingdings" w:hint="default"/>
+        <w:sz w:val="20"/>
+      </w:rPr>
+    </w:lvl>
+    <w:lvl w:ilvl="7" w:tentative="1">
+      <w:start w:val="1"/>
+      <w:numFmt w:val="bullet"/>
+      <w:lvlText w:val=""/>
+      <w:lvlJc w:val="left"/>
+      <w:pPr>
+        <w:tabs>
+          <w:tab w:val="num" w:pos="5760"/>
+        </w:tabs>
+        <w:ind w:left="5760" w:hanging="360"/>
+      </w:pPr>
+      <w:rPr>
+        <w:rFonts w:ascii="Wingdings" w:hAnsi="Wingdings" w:hint="default"/>
+        <w:sz w:val="20"/>
+      </w:rPr>
+    </w:lvl>
+    <w:lvl w:ilvl="8" w:tentative="1">
+      <w:start w:val="1"/>
+      <w:numFmt w:val="bullet"/>
+      <w:lvlText w:val=""/>
+      <w:lvlJc w:val="left"/>
+      <w:pPr>
+        <w:tabs>
+          <w:tab w:val="num" w:pos="6480"/>
+        </w:tabs>
+        <w:ind w:left="6480" w:hanging="360"/>
+      </w:pPr>
+      <w:rPr>
+        <w:rFonts w:ascii="Wingdings" w:hAnsi="Wingdings" w:hint="default"/>
+        <w:sz w:val="20"/>
+      </w:rPr>
+    </w:lvl>
+  </w:abstractNum>
+  <w:abstractNum w:abstractNumId="2" w15:restartNumberingAfterBreak="0">
+    <w:nsid w:val="62FF2ACB"/>
+    <w:multiLevelType w:val="multilevel"/>
+    <w:tmpl w:val="E3BC2AC4"/>
+    <w:lvl w:ilvl="0">
+      <w:start w:val="1"/>
+      <w:numFmt w:val="bullet"/>
+      <w:lvlText w:val=""/>
+      <w:lvlJc w:val="left"/>
+      <w:pPr>
+        <w:tabs>
+          <w:tab w:val="num" w:pos="720"/>
+        </w:tabs>
+        <w:ind w:left="720" w:hanging="360"/>
+      </w:pPr>
+      <w:rPr>
+        <w:rFonts w:ascii="Symbol" w:hAnsi="Symbol" w:hint="default"/>
+        <w:sz w:val="20"/>
+      </w:rPr>
+    </w:lvl>
+    <w:lvl w:ilvl="1" w:tentative="1">
+      <w:start w:val="1"/>
+      <w:numFmt w:val="bullet"/>
+      <w:lvlText w:val="o"/>
+      <w:lvlJc w:val="left"/>
+      <w:pPr>
+        <w:tabs>
+          <w:tab w:val="num" w:pos="1440"/>
+        </w:tabs>
+        <w:ind w:left="1440" w:hanging="360"/>
+      </w:pPr>
+      <w:rPr>
+        <w:rFonts w:ascii="Courier New" w:hAnsi="Courier New" w:hint="default"/>
+        <w:sz w:val="20"/>
+      </w:rPr>
+    </w:lvl>
+    <w:lvl w:ilvl="2" w:tentative="1">
+      <w:start w:val="1"/>
+      <w:numFmt w:val="bullet"/>
+      <w:lvlText w:val=""/>
+      <w:lvlJc w:val="left"/>
+      <w:pPr>
+        <w:tabs>
+          <w:tab w:val="num" w:pos="2160"/>
+        </w:tabs>
+        <w:ind w:left="2160" w:hanging="360"/>
+      </w:pPr>
+      <w:rPr>
+        <w:rFonts w:ascii="Wingdings" w:hAnsi="Wingdings" w:hint="default"/>
+        <w:sz w:val="20"/>
+      </w:rPr>
+    </w:lvl>
+    <w:lvl w:ilvl="3" w:tentative="1">
+      <w:start w:val="1"/>
+      <w:numFmt w:val="bullet"/>
+      <w:lvlText w:val=""/>
+      <w:lvlJc w:val="left"/>
+      <w:pPr>
+        <w:tabs>
+          <w:tab w:val="num" w:pos="2880"/>
+        </w:tabs>
+        <w:ind w:left="2880" w:hanging="360"/>
+      </w:pPr>
+      <w:rPr>
+        <w:rFonts w:ascii="Wingdings" w:hAnsi="Wingdings" w:hint="default"/>
+        <w:sz w:val="20"/>
+      </w:rPr>
+    </w:lvl>
+    <w:lvl w:ilvl="4" w:tentative="1">
+      <w:start w:val="1"/>
+      <w:numFmt w:val="bullet"/>
+      <w:lvlText w:val=""/>
+      <w:lvlJc w:val="left"/>
+      <w:pPr>
+        <w:tabs>
+          <w:tab w:val="num" w:pos="3600"/>
+        </w:tabs>
+        <w:ind w:left="3600" w:hanging="360"/>
+      </w:pPr>
+      <w:rPr>
+        <w:rFonts w:ascii="Wingdings" w:hAnsi="Wingdings" w:hint="default"/>
+        <w:sz w:val="20"/>
+      </w:rPr>
+    </w:lvl>
+    <w:lvl w:ilvl="5" w:tentative="1">
+      <w:start w:val="1"/>
+      <w:numFmt w:val="bullet"/>
+      <w:lvlText w:val=""/>
+      <w:lvlJc w:val="left"/>
+      <w:pPr>
+        <w:tabs>
+          <w:tab w:val="num" w:pos="4320"/>
+        </w:tabs>
+        <w:ind w:left="4320" w:hanging="360"/>
+      </w:pPr>
+      <w:rPr>
+        <w:rFonts w:ascii="Wingdings" w:hAnsi="Wingdings" w:hint="default"/>
+        <w:sz w:val="20"/>
+      </w:rPr>
+    </w:lvl>
+    <w:lvl w:ilvl="6" w:tentative="1">
+      <w:start w:val="1"/>
+      <w:numFmt w:val="bullet"/>
+      <w:lvlText w:val=""/>
+      <w:lvlJc w:val="left"/>
+      <w:pPr>
+        <w:tabs>
+          <w:tab w:val="num" w:pos="5040"/>
+        </w:tabs>
+        <w:ind w:left="5040" w:hanging="360"/>
+      </w:pPr>
+      <w:rPr>
+        <w:rFonts w:ascii="Wingdings" w:hAnsi="Wingdings" w:hint="default"/>
+        <w:sz w:val="20"/>
+      </w:rPr>
+    </w:lvl>
+    <w:lvl w:ilvl="7" w:tentative="1">
+      <w:start w:val="1"/>
+      <w:numFmt w:val="bullet"/>
+      <w:lvlText w:val=""/>
+      <w:lvlJc w:val="left"/>
+      <w:pPr>
+        <w:tabs>
+          <w:tab w:val="num" w:pos="5760"/>
+        </w:tabs>
+        <w:ind w:left="5760" w:hanging="360"/>
+      </w:pPr>
+      <w:rPr>
+        <w:rFonts w:ascii="Wingdings" w:hAnsi="Wingdings" w:hint="default"/>
+        <w:sz w:val="20"/>
+      </w:rPr>
+    </w:lvl>
+    <w:lvl w:ilvl="8" w:tentative="1">
+      <w:start w:val="1"/>
+      <w:numFmt w:val="bullet"/>
+      <w:lvlText w:val=""/>
+      <w:lvlJc w:val="left"/>
+      <w:pPr>
+        <w:tabs>
+          <w:tab w:val="num" w:pos="6480"/>
+        </w:tabs>
+        <w:ind w:left="6480" w:hanging="360"/>
+      </w:pPr>
+      <w:rPr>
+        <w:rFonts w:ascii="Wingdings" w:hAnsi="Wingdings" w:hint="default"/>
+        <w:sz w:val="20"/>
+      </w:rPr>
+    </w:lvl>
+  </w:abstractNum>
+  <w:num w:numId="1" w16cid:durableId="329606434">
+    <w:abstractNumId w:val="2"/>
+  </w:num>
+  <w:num w:numId="2" w16cid:durableId="1576666530">
+    <w:abstractNumId w:val="0"/>
+  </w:num>
+  <w:num w:numId="3" w16cid:durableId="175851717">
+    <w:abstractNumId w:val="1"/>
+  </w:num>
+</w:numbering>
 </file>
 
 <file path=word/styles.xml><?xml version="1.0" encoding="utf-8"?>

--- a/Technicka_Dokumentace.docx
+++ b/Technicka_Dokumentace.docx
@@ -12,36 +12,12 @@
     </w:p>
     <w:p>
       <w:r>
-        <w:t xml:space="preserve">Hry mě dlouhodobě fascinují svou schopností vyprávět příběhy beze slov. Právě proto jsem se rozhodl, že mým maturitním projektem bude hra, konkrétně žánru </w:t>
-      </w:r>
-      <w:proofErr w:type="spellStart"/>
-      <w:r>
-        <w:t>metroidvania</w:t>
-      </w:r>
-      <w:proofErr w:type="spellEnd"/>
-      <w:r>
-        <w:t xml:space="preserve">. Tento žánr je charakteristický nelineárním objevováním herního světa, </w:t>
-      </w:r>
-      <w:proofErr w:type="spellStart"/>
-      <w:r>
-        <w:t>platformovými</w:t>
-      </w:r>
-      <w:proofErr w:type="spellEnd"/>
-      <w:r>
-        <w:t xml:space="preserve"> prvky a postupným rozšiřováním schopností hráčovy postavy, a to prostřednictvím získávání vylepšení, klíčových předmětů či řešení hádanek. [1]</w:t>
-      </w:r>
-    </w:p>
-    <w:p>
-      <w:r>
-        <w:t xml:space="preserve">Příběh i samotný </w:t>
-      </w:r>
-      <w:proofErr w:type="spellStart"/>
-      <w:r>
-        <w:t>gameplay</w:t>
-      </w:r>
-      <w:proofErr w:type="spellEnd"/>
-      <w:r>
-        <w:t xml:space="preserve"> se odehrávají ve futuristickém světě, ve kterém chci poukázat na kontrast mezi technologií a přírodou a na to, kam se lidstvo v průběhu vývoje dostalo. Tento kontrast je vyjádřen především prostředím hry – světem, který byl kdysi dokonale technologický, avšak postupem času jej začala přetvářet příroda. Chladné kovové struktury, rezavé potrubí a neonová světla postupně zarůstají mechem a vegetací, zatímco stromy si prorážejí cestu skrze beton a ocel.</w:t>
+        <w:t>Hry mě dlouhodobě fascinují svou schopností vyprávět příběhy beze slov. Právě proto jsem se rozhodl, že mým maturitním projektem bude hra, konkrétně žánru metroidvania. Tento žánr je charakteristický nelineárním objevováním herního světa, platformovými prvky a postupným rozšiřováním schopností hráčovy postavy, a to prostřednictvím získávání vylepšení, klíčových předmětů či řešení hádanek. [1]</w:t>
+      </w:r>
+    </w:p>
+    <w:p>
+      <w:r>
+        <w:t>Příběh i samotný gameplay se odehrávají ve futuristickém světě, ve kterém chci poukázat na kontrast mezi technologií a přírodou a na to, kam se lidstvo v průběhu vývoje dostalo. Tento kontrast je vyjádřen především prostředím hry – světem, který byl kdysi dokonale technologický, avšak postupem času jej začala přetvářet příroda. Chladné kovové struktury, rezavé potrubí a neonová světla postupně zarůstají mechem a vegetací, zatímco stromy si prorážejí cestu skrze beton a ocel.</w:t>
       </w:r>
     </w:p>
     <w:p>
@@ -51,31 +27,7 @@
     </w:p>
     <w:p>
       <w:r>
-        <w:t xml:space="preserve">Hry se navíc začaly využívat i v oblastech přesahujících běžnou zábavu, například ve zdravotnictví nebo v sociální sféře. Ukazuje se, že dokážou nést hlubší význam a pracovat s emocemi i tématy, která by jiná média zpracovávala obtížněji. Jako příklad lze uvést hru </w:t>
-      </w:r>
-      <w:proofErr w:type="spellStart"/>
-      <w:r>
-        <w:t>The</w:t>
-      </w:r>
-      <w:proofErr w:type="spellEnd"/>
-      <w:r>
-        <w:t xml:space="preserve"> </w:t>
-      </w:r>
-      <w:proofErr w:type="spellStart"/>
-      <w:r>
-        <w:t>Beginner’s</w:t>
-      </w:r>
-      <w:proofErr w:type="spellEnd"/>
-      <w:r>
-        <w:t xml:space="preserve"> </w:t>
-      </w:r>
-      <w:proofErr w:type="spellStart"/>
-      <w:r>
-        <w:t>Guide</w:t>
-      </w:r>
-      <w:proofErr w:type="spellEnd"/>
-      <w:r>
-        <w:t>, která demonstruje, že hry mohou fungovat jako osobní a reflexivní výpověď autora. [2]</w:t>
+        <w:t>Hry se navíc začaly využívat i v oblastech přesahujících běžnou zábavu, například ve zdravotnictví nebo v sociální sféře. Ukazuje se, že dokážou nést hlubší význam a pracovat s emocemi i tématy, která by jiná média zpracovávala obtížněji. Jako příklad lze uvést hru The Beginner’s Guide, která demonstruje, že hry mohou fungovat jako osobní a reflexivní výpověď autora. [2]</w:t>
       </w:r>
     </w:p>
     <w:p>
@@ -85,126 +37,17 @@
     </w:p>
     <w:p>
       <w:r>
-        <w:t xml:space="preserve">Volba žánru </w:t>
-      </w:r>
-      <w:proofErr w:type="spellStart"/>
-      <w:r>
-        <w:t>metroidvania</w:t>
-      </w:r>
-      <w:proofErr w:type="spellEnd"/>
-      <w:r>
-        <w:t xml:space="preserve"> i dvourozměrného zpracování vychází z osobních preferencí. </w:t>
-      </w:r>
-      <w:proofErr w:type="spellStart"/>
-      <w:r>
-        <w:t>Metroidvania</w:t>
-      </w:r>
-      <w:proofErr w:type="spellEnd"/>
-      <w:r>
-        <w:t xml:space="preserve"> v sobě spojuje prvky, které mě na hrách dlouhodobě přitahují. Objevování herního světa funguje podobně jako čtení nové knihy bez vnějších povinností – jde o čistý prožitek objevování, při kterém hráč nikdy přesně neví, co ho čeká. Tento typ explorace je založen na postupném porozumění světu hry a na vztahu, který si k němu hráč během hraní vytváří.</w:t>
-      </w:r>
-    </w:p>
-    <w:p>
-      <w:r>
-        <w:t xml:space="preserve">Mezi hlavní inspirační zdroje patří hry </w:t>
-      </w:r>
-      <w:proofErr w:type="spellStart"/>
-      <w:r>
-        <w:t>Hollow</w:t>
-      </w:r>
-      <w:proofErr w:type="spellEnd"/>
-      <w:r>
-        <w:t xml:space="preserve"> </w:t>
-      </w:r>
-      <w:proofErr w:type="spellStart"/>
-      <w:r>
-        <w:t>Knight</w:t>
-      </w:r>
-      <w:proofErr w:type="spellEnd"/>
-      <w:r>
-        <w:t xml:space="preserve">, </w:t>
-      </w:r>
-      <w:proofErr w:type="spellStart"/>
-      <w:r>
-        <w:t>Celeste</w:t>
-      </w:r>
-      <w:proofErr w:type="spellEnd"/>
-      <w:r>
-        <w:t xml:space="preserve">, </w:t>
-      </w:r>
-      <w:proofErr w:type="spellStart"/>
-      <w:r>
-        <w:t>Stray</w:t>
-      </w:r>
-      <w:proofErr w:type="spellEnd"/>
-      <w:r>
-        <w:t xml:space="preserve"> a </w:t>
-      </w:r>
-      <w:proofErr w:type="spellStart"/>
-      <w:r>
-        <w:t>Everhood</w:t>
-      </w:r>
-      <w:proofErr w:type="spellEnd"/>
-      <w:r>
-        <w:t xml:space="preserve">. </w:t>
-      </w:r>
-      <w:proofErr w:type="spellStart"/>
-      <w:r>
-        <w:t>Hollow</w:t>
-      </w:r>
-      <w:proofErr w:type="spellEnd"/>
-      <w:r>
-        <w:t xml:space="preserve"> </w:t>
-      </w:r>
-      <w:proofErr w:type="spellStart"/>
-      <w:r>
-        <w:t>Knight</w:t>
-      </w:r>
-      <w:proofErr w:type="spellEnd"/>
-      <w:r>
-        <w:t xml:space="preserve"> mě inspiroval především žánrově, </w:t>
-      </w:r>
-      <w:proofErr w:type="spellStart"/>
-      <w:r>
-        <w:t>Celeste</w:t>
-      </w:r>
-      <w:proofErr w:type="spellEnd"/>
-      <w:r>
-        <w:t xml:space="preserve"> svým grafickým zpracováním, </w:t>
-      </w:r>
-      <w:proofErr w:type="spellStart"/>
-      <w:r>
-        <w:t>Stray</w:t>
-      </w:r>
-      <w:proofErr w:type="spellEnd"/>
-      <w:r>
-        <w:t xml:space="preserve"> prostředím a </w:t>
-      </w:r>
-      <w:proofErr w:type="spellStart"/>
-      <w:r>
-        <w:t>Everhood</w:t>
-      </w:r>
-      <w:proofErr w:type="spellEnd"/>
-      <w:r>
-        <w:t xml:space="preserve"> hudbou. Cílem je vložit do hry osobní rovinu a vyhnout se generickému zpracování. Věřím, že každé autorské dílo je do určité míry odrazem svého tvůrce – záleží však na tom, zda se tato osobní stopa v díle skutečně projeví.</w:t>
-      </w:r>
-    </w:p>
-    <w:p>
-      <w:proofErr w:type="spellStart"/>
-      <w:r>
-        <w:t>Neonexa</w:t>
-      </w:r>
-      <w:proofErr w:type="spellEnd"/>
-      <w:r>
-        <w:t xml:space="preserve"> je určena především hráčům, kteří mají k tomuto žánru vztah, bez ohledu na jejich věk. </w:t>
-      </w:r>
-      <w:proofErr w:type="spellStart"/>
-      <w:r>
-        <w:t>Metroidvania</w:t>
-      </w:r>
-      <w:proofErr w:type="spellEnd"/>
-      <w:r>
-        <w:t xml:space="preserve"> jako žánr oslovuje specifickou skupinu hráčů, pro které je důraz na objevování a postupné odhalování světa klíčovým prvkem herního zážitku. Obecně lze říci, že hraní videoher je častější mezi mladšími generacemi, přičemž podle studie z USA z roku 2025 je průměrný věk hráče 33 let. [3]</w:t>
+        <w:t>Volba žánru metroidvania i dvourozměrného zpracování vychází z osobních preferencí. Metroidvania v sobě spojuje prvky, které mě na hrách dlouhodobě přitahují. Objevování herního světa funguje podobně jako čtení nové knihy bez vnějších povinností – jde o čistý prožitek objevování, při kterém hráč nikdy přesně neví, co ho čeká. Tento typ explorace je založen na postupném porozumění světu hry a na vztahu, který si k němu hráč během hraní vytváří.</w:t>
+      </w:r>
+    </w:p>
+    <w:p>
+      <w:r>
+        <w:t>Mezi hlavní inspirační zdroje patří hry Hollow Knight, Celeste, Stray a Everhood. Hollow Knight mě inspiroval především žánrově, Celeste svým grafickým zpracováním, Stray prostředím a Everhood hudbou. Cílem je vložit do hry osobní rovinu a vyhnout se generickému zpracování. Věřím, že každé autorské dílo je do určité míry odrazem svého tvůrce – záleží však na tom, zda se tato osobní stopa v díle skutečně projeví.</w:t>
+      </w:r>
+    </w:p>
+    <w:p>
+      <w:r>
+        <w:t>Neonexa je určena především hráčům, kteří mají k tomuto žánru vztah, bez ohledu na jejich věk. Metroidvania jako žánr oslovuje specifickou skupinu hráčů, pro které je důraz na objevování a postupné odhalování světa klíčovým prvkem herního zážitku. Obecně lze říci, že hraní videoher je častější mezi mladšími generacemi, přičemž podle studie z USA z roku 2025 je průměrný věk hráče 33 let. [3]</w:t>
       </w:r>
       <w:r>
         <w:t xml:space="preserve">                </w:t>
@@ -224,15 +67,7 @@
     </w:p>
     <w:p>
       <w:r>
-        <w:t xml:space="preserve">Základním konceptem projektu </w:t>
-      </w:r>
-      <w:proofErr w:type="spellStart"/>
-      <w:r>
-        <w:t>Neonexa</w:t>
-      </w:r>
-      <w:proofErr w:type="spellEnd"/>
-      <w:r>
-        <w:t xml:space="preserve"> byla od samého počátku snaha vytvořit hru, která klade důraz na kvalitu herního zážitku a vyprávění, nikoli na rozsah nebo množství obsahu. Cílem nebylo vytvořit co největší herní svět, ale spíše kompaktní a promyšlený celek, který hráči nabídne smysluplnou zkušenost a prostor k zamyšlení.</w:t>
+        <w:t>Základním konceptem projektu Neonexa byla od samého počátku snaha vytvořit hru, která klade důraz na kvalitu herního zážitku a vyprávění, nikoli na rozsah nebo množství obsahu. Cílem nebylo vytvořit co největší herní svět, ale spíše kompaktní a promyšlený celek, který hráči nabídne smysluplnou zkušenost a prostor k zamyšlení.</w:t>
       </w:r>
     </w:p>
     <w:p>
@@ -247,15 +82,7 @@
     </w:p>
     <w:p>
       <w:r>
-        <w:t xml:space="preserve">Z technického hlediska tento koncept ovlivnil řadu klíčových rozhodnutí, například volbu žánru </w:t>
-      </w:r>
-      <w:proofErr w:type="spellStart"/>
-      <w:r>
-        <w:t>Metroidvania</w:t>
-      </w:r>
-      <w:proofErr w:type="spellEnd"/>
-      <w:r>
-        <w:t>, důraz na modulární návrh herních oblastí a postupné odemykání herních mechanik. Technický záměr hry je tedy úzce provázán s jejím konceptem a slouží jako prostředek k jeho naplnění</w:t>
+        <w:t>Z technického hlediska tento koncept ovlivnil řadu klíčových rozhodnutí, například volbu žánru Metroidvania, důraz na modulární návrh herních oblastí a postupné odemykání herních mechanik. Technický záměr hry je tedy úzce provázán s jejím konceptem a slouží jako prostředek k jeho naplnění</w:t>
       </w:r>
     </w:p>
     <w:p>
@@ -271,7 +98,6 @@
       <w:r>
         <w:t xml:space="preserve">Pro řízení chování hráčovy postavy byl v projektu </w:t>
       </w:r>
-      <w:proofErr w:type="spellStart"/>
       <w:r>
         <w:rPr>
           <w:i/>
@@ -279,7 +105,6 @@
         </w:rPr>
         <w:t>Neonexa</w:t>
       </w:r>
-      <w:proofErr w:type="spellEnd"/>
       <w:r>
         <w:t xml:space="preserve"> použit </w:t>
       </w:r>
@@ -288,39 +113,7 @@
           <w:b/>
           <w:bCs/>
         </w:rPr>
-        <w:t>stavový systém (</w:t>
-      </w:r>
-      <w:proofErr w:type="spellStart"/>
-      <w:r>
-        <w:rPr>
-          <w:b/>
-          <w:bCs/>
-        </w:rPr>
-        <w:t>State</w:t>
-      </w:r>
-      <w:proofErr w:type="spellEnd"/>
-      <w:r>
-        <w:rPr>
-          <w:b/>
-          <w:bCs/>
-        </w:rPr>
-        <w:t xml:space="preserve"> </w:t>
-      </w:r>
-      <w:proofErr w:type="spellStart"/>
-      <w:r>
-        <w:rPr>
-          <w:b/>
-          <w:bCs/>
-        </w:rPr>
-        <w:t>Machine</w:t>
-      </w:r>
-      <w:proofErr w:type="spellEnd"/>
-      <w:r>
-        <w:rPr>
-          <w:b/>
-          <w:bCs/>
-        </w:rPr>
-        <w:t>)</w:t>
+        <w:t>stavový systém (State Machine)</w:t>
       </w:r>
       <w:r>
         <w:t>. Tento přístup umožňuje přehledné a modulární řízení jednotlivých akcí postavy a jejich přechodů, což je zvláště důležité u akční hry s větším množstvím interakcí.</w:t>
@@ -353,7 +146,6 @@
           <w:numId w:val="1"/>
         </w:numPr>
       </w:pPr>
-      <w:proofErr w:type="spellStart"/>
       <w:r>
         <w:rPr>
           <w:b/>
@@ -361,7 +153,6 @@
         </w:rPr>
         <w:t>Idle</w:t>
       </w:r>
-      <w:proofErr w:type="spellEnd"/>
       <w:r>
         <w:t xml:space="preserve"> – postava stojí na místě a čeká na vstup hráče</w:t>
       </w:r>
@@ -373,7 +164,6 @@
           <w:numId w:val="1"/>
         </w:numPr>
       </w:pPr>
-      <w:proofErr w:type="spellStart"/>
       <w:r>
         <w:rPr>
           <w:b/>
@@ -381,7 +171,6 @@
         </w:rPr>
         <w:t>Move</w:t>
       </w:r>
-      <w:proofErr w:type="spellEnd"/>
       <w:r>
         <w:t xml:space="preserve"> – horizontální pohyb postavy</w:t>
       </w:r>
@@ -393,31 +182,13 @@
           <w:numId w:val="1"/>
         </w:numPr>
       </w:pPr>
-      <w:proofErr w:type="spellStart"/>
       <w:r>
         <w:rPr>
           <w:b/>
           <w:bCs/>
         </w:rPr>
-        <w:t>Jump</w:t>
-      </w:r>
-      <w:proofErr w:type="spellEnd"/>
-      <w:r>
-        <w:rPr>
-          <w:b/>
-          <w:bCs/>
-        </w:rPr>
-        <w:t xml:space="preserve"> / </w:t>
-      </w:r>
-      <w:proofErr w:type="spellStart"/>
-      <w:r>
-        <w:rPr>
-          <w:b/>
-          <w:bCs/>
-        </w:rPr>
-        <w:t>Fall</w:t>
-      </w:r>
-      <w:proofErr w:type="spellEnd"/>
+        <w:t>Jump / Fall</w:t>
+      </w:r>
       <w:r>
         <w:t xml:space="preserve"> – vertikální pohyb a reakce na gravitaci</w:t>
       </w:r>
@@ -429,7 +200,6 @@
           <w:numId w:val="1"/>
         </w:numPr>
       </w:pPr>
-      <w:proofErr w:type="spellStart"/>
       <w:r>
         <w:rPr>
           <w:b/>
@@ -437,7 +207,6 @@
         </w:rPr>
         <w:t>Attack</w:t>
       </w:r>
-      <w:proofErr w:type="spellEnd"/>
       <w:r>
         <w:t xml:space="preserve"> – provedení útoku</w:t>
       </w:r>
@@ -467,7 +236,6 @@
           <w:numId w:val="1"/>
         </w:numPr>
       </w:pPr>
-      <w:proofErr w:type="spellStart"/>
       <w:r>
         <w:rPr>
           <w:b/>
@@ -475,7 +243,6 @@
         </w:rPr>
         <w:t>Death</w:t>
       </w:r>
-      <w:proofErr w:type="spellEnd"/>
       <w:r>
         <w:t xml:space="preserve"> – smrt postavy a ukončení ovládání</w:t>
       </w:r>
@@ -530,7 +297,16 @@
         </w:numPr>
       </w:pPr>
       <w:r>
-        <w:t>herními událostmi (zásah nepřítelem, ztráta životů).</w:t>
+        <w:t>herními událostmi (zásah nepří</w:t>
+      </w:r>
+      <w:r>
+        <w:rPr>
+          <w:lang w:val="en-US"/>
+        </w:rPr>
+        <w:t>ddd</w:t>
+      </w:r>
+      <w:r>
+        <w:t>telem, ztráta životů).</w:t>
       </w:r>
     </w:p>
     <w:p>
@@ -574,15 +350,7 @@
     </w:p>
     <w:p>
       <w:r>
-        <w:t xml:space="preserve">Tento přístup je vhodný zejména pro hry žánru </w:t>
-      </w:r>
-      <w:proofErr w:type="spellStart"/>
-      <w:r>
-        <w:t>Metroidvania</w:t>
-      </w:r>
-      <w:proofErr w:type="spellEnd"/>
-      <w:r>
-        <w:t>, kde se schopnosti hráče postupně rozšiřují a stavový systém umožňuje jejich snadnou integraci.</w:t>
+        <w:t>Tento přístup je vhodný zejména pro hry žánru Metroidvania, kde se schopnosti hráče postupně rozšiřují a stavový systém umožňuje jejich snadnou integraci.</w:t>
       </w:r>
     </w:p>
     <w:p>
@@ -601,23 +369,7 @@
     </w:p>
     <w:p>
       <w:r>
-        <w:t xml:space="preserve">Podobný stavový systém byl implementován také pro chování nepřátel. Každý nepřítel funguje na základě vlastní </w:t>
-      </w:r>
-      <w:proofErr w:type="spellStart"/>
-      <w:r>
-        <w:t>State</w:t>
-      </w:r>
-      <w:proofErr w:type="spellEnd"/>
-      <w:r>
-        <w:t xml:space="preserve"> </w:t>
-      </w:r>
-      <w:proofErr w:type="spellStart"/>
-      <w:r>
-        <w:t>Machine</w:t>
-      </w:r>
-      <w:proofErr w:type="spellEnd"/>
-      <w:r>
-        <w:t>, která určuje jeho reakce na přítomnost hráče a okolní prostředí.</w:t>
+        <w:t>Podobný stavový systém byl implementován také pro chování nepřátel. Každý nepřítel funguje na základě vlastní State Machine, která určuje jeho reakce na přítomnost hráče a okolní prostředí.</w:t>
       </w:r>
     </w:p>
     <w:p/>
@@ -688,15 +440,7 @@
     <w:p/>
     <w:p>
       <w:r>
-        <w:t xml:space="preserve">[1] </w:t>
-      </w:r>
-      <w:proofErr w:type="spellStart"/>
-      <w:r>
-        <w:t>Metroidvania</w:t>
-      </w:r>
-      <w:proofErr w:type="spellEnd"/>
-      <w:r>
-        <w:t xml:space="preserve">. Wikipedia: Otevřená encyklopedie. </w:t>
+        <w:t xml:space="preserve">[1] Metroidvania. Wikipedia: Otevřená encyklopedie. </w:t>
       </w:r>
     </w:p>
     <w:p>
@@ -715,76 +459,12 @@
     <w:p/>
     <w:p>
       <w:r>
-        <w:t xml:space="preserve">[2] CARBONE, Marco </w:t>
-      </w:r>
-      <w:proofErr w:type="spellStart"/>
-      <w:r>
-        <w:t>Benoît</w:t>
-      </w:r>
-      <w:proofErr w:type="spellEnd"/>
-      <w:r>
-        <w:t xml:space="preserve">. On </w:t>
-      </w:r>
-      <w:proofErr w:type="spellStart"/>
-      <w:r>
-        <w:t>the</w:t>
-      </w:r>
-      <w:proofErr w:type="spellEnd"/>
-      <w:r>
-        <w:t xml:space="preserve"> Study </w:t>
-      </w:r>
-      <w:proofErr w:type="spellStart"/>
-      <w:r>
-        <w:t>of</w:t>
-      </w:r>
-      <w:proofErr w:type="spellEnd"/>
-      <w:r>
-        <w:t xml:space="preserve"> </w:t>
-      </w:r>
-      <w:proofErr w:type="spellStart"/>
-      <w:r>
-        <w:t>Games</w:t>
-      </w:r>
-      <w:proofErr w:type="spellEnd"/>
-      <w:r>
-        <w:t xml:space="preserve"> as Media. </w:t>
-      </w:r>
-    </w:p>
-    <w:p>
-      <w:r>
-        <w:t xml:space="preserve">NECSUS – </w:t>
-      </w:r>
-      <w:proofErr w:type="spellStart"/>
-      <w:r>
-        <w:t>European</w:t>
-      </w:r>
-      <w:proofErr w:type="spellEnd"/>
-      <w:r>
-        <w:t xml:space="preserve"> </w:t>
-      </w:r>
-      <w:proofErr w:type="spellStart"/>
-      <w:r>
-        <w:t>Journal</w:t>
-      </w:r>
-      <w:proofErr w:type="spellEnd"/>
-      <w:r>
-        <w:t xml:space="preserve"> </w:t>
-      </w:r>
-      <w:proofErr w:type="spellStart"/>
-      <w:r>
-        <w:t>of</w:t>
-      </w:r>
-      <w:proofErr w:type="spellEnd"/>
-      <w:r>
-        <w:t xml:space="preserve"> Media </w:t>
-      </w:r>
-      <w:proofErr w:type="spellStart"/>
-      <w:r>
-        <w:t>Studies</w:t>
-      </w:r>
-      <w:proofErr w:type="spellEnd"/>
-      <w:r>
-        <w:t xml:space="preserve">. </w:t>
+        <w:t xml:space="preserve">[2] CARBONE, Marco Benoît. On the Study of Games as Media. </w:t>
+      </w:r>
+    </w:p>
+    <w:p>
+      <w:r>
+        <w:t xml:space="preserve">NECSUS – European Journal of Media Studies. </w:t>
       </w:r>
     </w:p>
     <w:p>
@@ -803,31 +483,7 @@
     <w:p/>
     <w:p>
       <w:r>
-        <w:t xml:space="preserve">[3] Game Learning Society. </w:t>
-      </w:r>
-      <w:proofErr w:type="spellStart"/>
-      <w:r>
-        <w:t>Who</w:t>
-      </w:r>
-      <w:proofErr w:type="spellEnd"/>
-      <w:r>
-        <w:t xml:space="preserve"> </w:t>
-      </w:r>
-      <w:proofErr w:type="spellStart"/>
-      <w:r>
-        <w:t>Plays</w:t>
-      </w:r>
-      <w:proofErr w:type="spellEnd"/>
-      <w:r>
-        <w:t xml:space="preserve"> Video </w:t>
-      </w:r>
-      <w:proofErr w:type="spellStart"/>
-      <w:r>
-        <w:t>Games</w:t>
-      </w:r>
-      <w:proofErr w:type="spellEnd"/>
-      <w:r>
-        <w:t xml:space="preserve"> by Age? </w:t>
+        <w:t xml:space="preserve">[3] Game Learning Society. Who Plays Video Games by Age? </w:t>
       </w:r>
     </w:p>
     <w:p>

--- a/Technicka_Dokumentace.docx
+++ b/Technicka_Dokumentace.docx
@@ -1,101 +1,203 @@
 
 <file path=word/document.xml><?xml version="1.0" encoding="utf-8"?>
-<w:document xmlns:wpc="http://schemas.microsoft.com/office/word/2010/wordprocessingCanvas" xmlns:cx="http://schemas.microsoft.com/office/drawing/2014/chartex" xmlns:cx1="http://schemas.microsoft.com/office/drawing/2015/9/8/chartex" xmlns:cx2="http://schemas.microsoft.com/office/drawing/2015/10/21/chartex" xmlns:cx3="http://schemas.microsoft.com/office/drawing/2016/5/9/chartex" xmlns:cx4="http://schemas.microsoft.com/office/drawing/2016/5/10/chartex" xmlns:cx5="http://schemas.microsoft.com/office/drawing/2016/5/11/chartex" xmlns:cx6="http://schemas.microsoft.com/office/drawing/2016/5/12/chartex" xmlns:cx7="http://schemas.microsoft.com/office/drawing/2016/5/13/chartex" xmlns:cx8="http://schemas.microsoft.com/office/drawing/2016/5/14/chartex" xmlns:mc="http://schemas.openxmlformats.org/markup-compatibility/2006" xmlns:aink="http://schemas.microsoft.com/office/drawing/2016/ink" xmlns:am3d="http://schemas.microsoft.com/office/drawing/2017/model3d" xmlns:o="urn:schemas-microsoft-com:office:office" xmlns:oel="http://schemas.microsoft.com/office/2019/extlst" xmlns:r="http://schemas.openxmlformats.org/officeDocument/2006/relationships" xmlns:m="http://schemas.openxmlformats.org/officeDocument/2006/math" xmlns:v="urn:schemas-microsoft-com:vml" xmlns:wp14="http://schemas.microsoft.com/office/word/2010/wordprocessingDrawing" xmlns:wp="http://schemas.openxmlformats.org/drawingml/2006/wordprocessingDrawing" xmlns:w10="urn:schemas-microsoft-com:office:word" xmlns:w="http://schemas.openxmlformats.org/wordprocessingml/2006/main" xmlns:w14="http://schemas.microsoft.com/office/word/2010/wordml" xmlns:w15="http://schemas.microsoft.com/office/word/2012/wordml" xmlns:w16cex="http://schemas.microsoft.com/office/word/2018/wordml/cex" xmlns:w16cid="http://schemas.microsoft.com/office/word/2016/wordml/cid" xmlns:w16="http://schemas.microsoft.com/office/word/2018/wordml" xmlns:w16du="http://schemas.microsoft.com/office/word/2023/wordml/word16du" xmlns:w16sdtdh="http://schemas.microsoft.com/office/word/2020/wordml/sdtdatahash" xmlns:w16sdtfl="http://schemas.microsoft.com/office/word/2024/wordml/sdtformatlock" xmlns:w16se="http://schemas.microsoft.com/office/word/2015/wordml/symex" xmlns:wpg="http://schemas.microsoft.com/office/word/2010/wordprocessingGroup" xmlns:wpi="http://schemas.microsoft.com/office/word/2010/wordprocessingInk" xmlns:wne="http://schemas.microsoft.com/office/word/2006/wordml" xmlns:wps="http://schemas.microsoft.com/office/word/2010/wordprocessingShape" mc:Ignorable="w14 w15 w16se w16cid w16 w16cex w16sdtdh w16sdtfl w16du wp14">
+<w:document xmlns:o="urn:schemas-microsoft-com:office:office" xmlns:r="http://schemas.openxmlformats.org/officeDocument/2006/relationships" xmlns:v="urn:schemas-microsoft-com:vml" xmlns:w="http://schemas.openxmlformats.org/wordprocessingml/2006/main" xmlns:w10="urn:schemas-microsoft-com:office:word" xmlns:wp="http://schemas.openxmlformats.org/drawingml/2006/wordprocessingDrawing" xmlns:pic="http://schemas.openxmlformats.org/drawingml/2006/picture" xmlns:wps="http://schemas.microsoft.com/office/word/2010/wordprocessingShape" xmlns:wpg="http://schemas.microsoft.com/office/word/2010/wordprocessingGroup" xmlns:mc="http://schemas.openxmlformats.org/markup-compatibility/2006" xmlns:wp14="http://schemas.microsoft.com/office/word/2010/wordprocessingDrawing" xmlns:w14="http://schemas.microsoft.com/office/word/2010/wordml" xmlns:w15="http://schemas.microsoft.com/office/word/2012/wordml" mc:Ignorable="w14 wp14 w15">
   <w:body>
     <w:p>
       <w:pPr>
-        <w:pStyle w:val="Nadpis1"/>
-      </w:pPr>
-      <w:r>
+        <w:pStyle w:val="Heading1"/>
+        <w:keepNext w:val="true"/>
+        <w:keepLines/>
+        <w:spacing w:before="360" w:after="80"/>
+        <w:rPr/>
+      </w:pPr>
+      <w:r>
+        <w:rPr/>
         <w:t>Úvod</w:t>
       </w:r>
     </w:p>
     <w:p>
-      <w:r>
+      <w:pPr>
+        <w:pStyle w:val="Normal"/>
+        <w:rPr/>
+      </w:pPr>
+      <w:r>
+        <w:rPr/>
         <w:t>Hry mě dlouhodobě fascinují svou schopností vyprávět příběhy beze slov. Právě proto jsem se rozhodl, že mým maturitním projektem bude hra, konkrétně žánru metroidvania. Tento žánr je charakteristický nelineárním objevováním herního světa, platformovými prvky a postupným rozšiřováním schopností hráčovy postavy, a to prostřednictvím získávání vylepšení, klíčových předmětů či řešení hádanek. [1]</w:t>
       </w:r>
     </w:p>
     <w:p>
-      <w:r>
+      <w:pPr>
+        <w:pStyle w:val="Normal"/>
+        <w:rPr/>
+      </w:pPr>
+      <w:r>
+        <w:rPr/>
         <w:t>Příběh i samotný gameplay se odehrávají ve futuristickém světě, ve kterém chci poukázat na kontrast mezi technologií a přírodou a na to, kam se lidstvo v průběhu vývoje dostalo. Tento kontrast je vyjádřen především prostředím hry – světem, který byl kdysi dokonale technologický, avšak postupem času jej začala přetvářet příroda. Chladné kovové struktury, rezavé potrubí a neonová světla postupně zarůstají mechem a vegetací, zatímco stromy si prorážejí cestu skrze beton a ocel.</w:t>
       </w:r>
     </w:p>
     <w:p>
-      <w:r>
+      <w:pPr>
+        <w:pStyle w:val="Normal"/>
+        <w:rPr/>
+      </w:pPr>
+      <w:r>
+        <w:rPr/>
         <w:t>Hru jsem si jako formu projektu zvolil proto, že dokáže propojit mnoho oblastí tvůrčí činnosti – od herního designu přes vizuální styl až po hudbu. Zároveň považuji hry za jedno z nejvýznamnějších médií současnosti. Herní průmysl se stal důležitým kulturním i ekonomickým odvětvím a jeho růst je v dnešních médiích nepřehlédnutelný; výrazný nárůst počtu hráčů nastal například během pandemie.</w:t>
       </w:r>
     </w:p>
     <w:p>
-      <w:r>
+      <w:pPr>
+        <w:pStyle w:val="Normal"/>
+        <w:rPr/>
+      </w:pPr>
+      <w:r>
+        <w:rPr/>
         <w:t>Hry se navíc začaly využívat i v oblastech přesahujících běžnou zábavu, například ve zdravotnictví nebo v sociální sféře. Ukazuje se, že dokážou nést hlubší význam a pracovat s emocemi i tématy, která by jiná média zpracovávala obtížněji. Jako příklad lze uvést hru The Beginner’s Guide, která demonstruje, že hry mohou fungovat jako osobní a reflexivní výpověď autora. [2]</w:t>
       </w:r>
     </w:p>
     <w:p>
-      <w:r>
+      <w:pPr>
+        <w:pStyle w:val="Normal"/>
+        <w:rPr/>
+      </w:pPr>
+      <w:r>
+        <w:rPr/>
         <w:t>Už od svých dvanácti let jsem chtěl vytvořit dílo, které by mělo skutečný smysl a dokázalo v člověku zanechat dojem – změnit jeho pocit, myšlenku nebo způsob, jakým se na věci dívá. Od té doby je mým cílem vytvořit dílo, které má dopad na samotného hráče. Hra je médiem, prostřednictvím kterého se této myšlence mohu nejvíce přiblížit.</w:t>
       </w:r>
     </w:p>
     <w:p>
-      <w:r>
+      <w:pPr>
+        <w:pStyle w:val="Normal"/>
+        <w:rPr/>
+      </w:pPr>
+      <w:r>
+        <w:rPr/>
         <w:t>Volba žánru metroidvania i dvourozměrného zpracování vychází z osobních preferencí. Metroidvania v sobě spojuje prvky, které mě na hrách dlouhodobě přitahují. Objevování herního světa funguje podobně jako čtení nové knihy bez vnějších povinností – jde o čistý prožitek objevování, při kterém hráč nikdy přesně neví, co ho čeká. Tento typ explorace je založen na postupném porozumění světu hry a na vztahu, který si k němu hráč během hraní vytváří.</w:t>
       </w:r>
     </w:p>
     <w:p>
-      <w:r>
+      <w:pPr>
+        <w:pStyle w:val="Normal"/>
+        <w:rPr/>
+      </w:pPr>
+      <w:r>
+        <w:rPr/>
         <w:t>Mezi hlavní inspirační zdroje patří hry Hollow Knight, Celeste, Stray a Everhood. Hollow Knight mě inspiroval především žánrově, Celeste svým grafickým zpracováním, Stray prostředím a Everhood hudbou. Cílem je vložit do hry osobní rovinu a vyhnout se generickému zpracování. Věřím, že každé autorské dílo je do určité míry odrazem svého tvůrce – záleží však na tom, zda se tato osobní stopa v díle skutečně projeví.</w:t>
       </w:r>
     </w:p>
     <w:p>
-      <w:r>
-        <w:t>Neonexa je určena především hráčům, kteří mají k tomuto žánru vztah, bez ohledu na jejich věk. Metroidvania jako žánr oslovuje specifickou skupinu hráčů, pro které je důraz na objevování a postupné odhalování světa klíčovým prvkem herního zážitku. Obecně lze říci, že hraní videoher je častější mezi mladšími generacemi, přičemž podle studie z USA z roku 2025 je průměrný věk hráče 33 let. [3]</w:t>
-      </w:r>
-      <w:r>
-        <w:t xml:space="preserve">                </w:t>
-      </w:r>
-    </w:p>
-    <w:p/>
-    <w:p/>
-    <w:p/>
-    <w:p>
-      <w:pPr>
-        <w:pStyle w:val="Nadpis1"/>
-      </w:pPr>
-      <w:r>
-        <w:lastRenderedPageBreak/>
+      <w:pPr>
+        <w:pStyle w:val="Normal"/>
+        <w:rPr/>
+      </w:pPr>
+      <w:r>
+        <w:rPr/>
+        <w:t xml:space="preserve">Neonexa je určena především hráčům, kteří mají k tomuto žánru vztah, bez ohledu na jejich věk. Metroidvania jako žánr oslovuje specifickou skupinu hráčů, pro které je důraz na objevování a postupné odhalování světa klíčovým prvkem herního zážitku. Obecně lze říci, že hraní videoher je častější mezi mladšími generacemi, přičemž podle studie z USA z roku 2025 je průměrný věk hráče 33 let. [3]                </w:t>
+      </w:r>
+    </w:p>
+    <w:p>
+      <w:pPr>
+        <w:pStyle w:val="Normal"/>
+        <w:rPr/>
+      </w:pPr>
+      <w:r>
+        <w:rPr/>
+      </w:r>
+    </w:p>
+    <w:p>
+      <w:pPr>
+        <w:pStyle w:val="Normal"/>
+        <w:rPr/>
+      </w:pPr>
+      <w:r>
+        <w:rPr/>
+      </w:r>
+    </w:p>
+    <w:p>
+      <w:pPr>
+        <w:pStyle w:val="Normal"/>
+        <w:rPr/>
+      </w:pPr>
+      <w:r>
+        <w:rPr/>
+      </w:r>
+    </w:p>
+    <w:p>
+      <w:pPr>
+        <w:pStyle w:val="Heading1"/>
+        <w:rPr/>
+      </w:pPr>
+      <w:r>
+        <w:rPr/>
         <w:t>2.1 - Koncept a technický záměr hry</w:t>
       </w:r>
     </w:p>
     <w:p>
-      <w:r>
+      <w:pPr>
+        <w:pStyle w:val="Normal"/>
+        <w:rPr/>
+      </w:pPr>
+      <w:r>
+        <w:rPr/>
         <w:t>Základním konceptem projektu Neonexa byla od samého počátku snaha vytvořit hru, která klade důraz na kvalitu herního zážitku a vyprávění, nikoli na rozsah nebo množství obsahu. Cílem nebylo vytvořit co největší herní svět, ale spíše kompaktní a promyšlený celek, který hráči nabídne smysluplnou zkušenost a prostor k zamyšlení.</w:t>
       </w:r>
     </w:p>
     <w:p>
-      <w:r>
+      <w:pPr>
+        <w:pStyle w:val="Normal"/>
+        <w:rPr/>
+      </w:pPr>
+      <w:r>
+        <w:rPr/>
         <w:t>Důležitou součástí konceptu je také myšlenka, že si hráč ze hry „něco odnese“ – ať už v podobě emocí, atmosféry nebo interpretace příběhu. Příběh a herní mechaniky jsou proto navrženy tak, aby spolu úzce souvisely a vzájemně se doplňovaly, nikoli aby fungovaly odděleně.</w:t>
       </w:r>
     </w:p>
     <w:p>
-      <w:r>
+      <w:pPr>
+        <w:pStyle w:val="Normal"/>
+        <w:rPr/>
+      </w:pPr>
+      <w:r>
+        <w:rPr/>
         <w:t>Inspirace pro tento koncept vychází z různých zdrojů, především z literatury, herních titulů a dalších médií, se kterými jsem se v průběhu let setkal. Stejně jako u většiny autorských herních projektů nejde o přímé přebírání konkrétních prvků, ale o převzetí určitých témat, nálad a přístupů k vyprávění, které byly následně adaptovány do vlastního herního světa a technického řešení.</w:t>
       </w:r>
     </w:p>
     <w:p>
-      <w:r>
+      <w:pPr>
+        <w:pStyle w:val="Normal"/>
+        <w:rPr/>
+      </w:pPr>
+      <w:r>
+        <w:rPr/>
         <w:t>Z technického hlediska tento koncept ovlivnil řadu klíčových rozhodnutí, například volbu žánru Metroidvania, důraz na modulární návrh herních oblastí a postupné odemykání herních mechanik. Technický záměr hry je tedy úzce provázán s jejím konceptem a slouží jako prostředek k jeho naplnění</w:t>
       </w:r>
     </w:p>
     <w:p>
       <w:pPr>
-        <w:pStyle w:val="Nadpis1"/>
-      </w:pPr>
-      <w:r>
+        <w:pStyle w:val="Heading1"/>
+        <w:rPr/>
+      </w:pPr>
+      <w:r>
+        <w:rPr/>
         <w:t xml:space="preserve">3.1 Technika ve hře </w:t>
       </w:r>
     </w:p>
-    <w:p/>
-    <w:p>
-      <w:r>
+    <w:p>
+      <w:pPr>
+        <w:pStyle w:val="Normal"/>
+        <w:rPr/>
+      </w:pPr>
+      <w:r>
+        <w:rPr/>
+      </w:r>
+    </w:p>
+    <w:p>
+      <w:pPr>
+        <w:pStyle w:val="Normal"/>
+        <w:rPr/>
+      </w:pPr>
+      <w:r>
+        <w:rPr/>
         <w:t xml:space="preserve">Pro řízení chování hráčovy postavy byl v projektu </w:t>
       </w:r>
       <w:r>
@@ -106,6 +208,7 @@
         <w:t>Neonexa</w:t>
       </w:r>
       <w:r>
+        <w:rPr/>
         <w:t xml:space="preserve"> použit </w:t>
       </w:r>
       <w:r>
@@ -116,16 +219,23 @@
         <w:t>stavový systém (State Machine)</w:t>
       </w:r>
       <w:r>
+        <w:rPr/>
         <w:t>. Tento přístup umožňuje přehledné a modulární řízení jednotlivých akcí postavy a jejich přechodů, což je zvláště důležité u akční hry s větším množstvím interakcí.</w:t>
       </w:r>
     </w:p>
     <w:p>
-      <w:r>
+      <w:pPr>
+        <w:pStyle w:val="Normal"/>
+        <w:rPr/>
+      </w:pPr>
+      <w:r>
+        <w:rPr/>
         <w:t>Každý stav reprezentuje konkrétní chování nebo situaci, ve které se hráč může nacházet, například nečinnost, pohyb, skok, útok nebo smrt. Stavový systém zajišťuje, že v daném okamžiku je aktivní vždy pouze jeden stav, který řídí logiku vstupů, animací a fyziky.</w:t>
       </w:r>
     </w:p>
     <w:p>
       <w:pPr>
+        <w:pStyle w:val="Normal"/>
         <w:rPr>
           <w:b/>
           <w:bCs/>
@@ -141,10 +251,12 @@
     </w:p>
     <w:p>
       <w:pPr>
+        <w:pStyle w:val="Normal"/>
         <w:numPr>
           <w:ilvl w:val="0"/>
           <w:numId w:val="1"/>
         </w:numPr>
+        <w:rPr/>
       </w:pPr>
       <w:r>
         <w:rPr>
@@ -154,15 +266,18 @@
         <w:t>Idle</w:t>
       </w:r>
       <w:r>
+        <w:rPr/>
         <w:t xml:space="preserve"> – postava stojí na místě a čeká na vstup hráče</w:t>
       </w:r>
     </w:p>
     <w:p>
       <w:pPr>
+        <w:pStyle w:val="Normal"/>
         <w:numPr>
           <w:ilvl w:val="0"/>
           <w:numId w:val="1"/>
         </w:numPr>
+        <w:rPr/>
       </w:pPr>
       <w:r>
         <w:rPr>
@@ -172,15 +287,18 @@
         <w:t>Move</w:t>
       </w:r>
       <w:r>
+        <w:rPr/>
         <w:t xml:space="preserve"> – horizontální pohyb postavy</w:t>
       </w:r>
     </w:p>
     <w:p>
       <w:pPr>
+        <w:pStyle w:val="Normal"/>
         <w:numPr>
           <w:ilvl w:val="0"/>
           <w:numId w:val="1"/>
         </w:numPr>
+        <w:rPr/>
       </w:pPr>
       <w:r>
         <w:rPr>
@@ -190,15 +308,18 @@
         <w:t>Jump / Fall</w:t>
       </w:r>
       <w:r>
+        <w:rPr/>
         <w:t xml:space="preserve"> – vertikální pohyb a reakce na gravitaci</w:t>
       </w:r>
     </w:p>
     <w:p>
       <w:pPr>
+        <w:pStyle w:val="Normal"/>
         <w:numPr>
           <w:ilvl w:val="0"/>
           <w:numId w:val="1"/>
         </w:numPr>
+        <w:rPr/>
       </w:pPr>
       <w:r>
         <w:rPr>
@@ -208,15 +329,18 @@
         <w:t>Attack</w:t>
       </w:r>
       <w:r>
+        <w:rPr/>
         <w:t xml:space="preserve"> – provedení útoku</w:t>
       </w:r>
     </w:p>
     <w:p>
       <w:pPr>
+        <w:pStyle w:val="Normal"/>
         <w:numPr>
           <w:ilvl w:val="0"/>
           <w:numId w:val="1"/>
         </w:numPr>
+        <w:rPr/>
       </w:pPr>
       <w:r>
         <w:rPr>
@@ -226,15 +350,18 @@
         <w:t>Hurt</w:t>
       </w:r>
       <w:r>
+        <w:rPr/>
         <w:t xml:space="preserve"> – reakce na poškození</w:t>
       </w:r>
     </w:p>
     <w:p>
       <w:pPr>
+        <w:pStyle w:val="Normal"/>
         <w:numPr>
           <w:ilvl w:val="0"/>
           <w:numId w:val="1"/>
         </w:numPr>
+        <w:rPr/>
       </w:pPr>
       <w:r>
         <w:rPr>
@@ -244,11 +371,13 @@
         <w:t>Death</w:t>
       </w:r>
       <w:r>
+        <w:rPr/>
         <w:t xml:space="preserve"> – smrt postavy a ukončení ovládání</w:t>
       </w:r>
     </w:p>
     <w:p>
       <w:pPr>
+        <w:pStyle w:val="Normal"/>
         <w:rPr>
           <w:b/>
           <w:bCs/>
@@ -263,40 +392,54 @@
       </w:r>
     </w:p>
     <w:p>
-      <w:r>
+      <w:pPr>
+        <w:pStyle w:val="Normal"/>
+        <w:rPr/>
+      </w:pPr>
+      <w:r>
+        <w:rPr/>
         <w:t>Přechody mezi jednotlivými stavy jsou řízeny:</w:t>
       </w:r>
     </w:p>
     <w:p>
       <w:pPr>
+        <w:pStyle w:val="Normal"/>
         <w:numPr>
           <w:ilvl w:val="0"/>
           <w:numId w:val="2"/>
         </w:numPr>
-      </w:pPr>
-      <w:r>
+        <w:rPr/>
+      </w:pPr>
+      <w:r>
+        <w:rPr/>
         <w:t>vstupy od hráče (klávesnice / ovladač),</w:t>
       </w:r>
     </w:p>
     <w:p>
       <w:pPr>
+        <w:pStyle w:val="Normal"/>
         <w:numPr>
           <w:ilvl w:val="0"/>
           <w:numId w:val="2"/>
         </w:numPr>
-      </w:pPr>
-      <w:r>
+        <w:rPr/>
+      </w:pPr>
+      <w:r>
+        <w:rPr/>
         <w:t>stavem fyziky (např. kontakt se zemí),</w:t>
       </w:r>
     </w:p>
     <w:p>
       <w:pPr>
+        <w:pStyle w:val="Normal"/>
         <w:numPr>
           <w:ilvl w:val="0"/>
           <w:numId w:val="2"/>
         </w:numPr>
-      </w:pPr>
-      <w:r>
+        <w:rPr/>
+      </w:pPr>
+      <w:r>
+        <w:rPr/>
         <w:t>herními událostmi (zásah nepří</w:t>
       </w:r>
       <w:r>
@@ -306,270 +449,723 @@
         <w:t>ddd</w:t>
       </w:r>
       <w:r>
+        <w:rPr/>
         <w:t>telem, ztráta životů).</w:t>
       </w:r>
     </w:p>
     <w:p>
-      <w:r>
-        <w:lastRenderedPageBreak/>
+      <w:pPr>
+        <w:pStyle w:val="Normal"/>
+        <w:rPr/>
+      </w:pPr>
+      <w:r>
+        <w:rPr/>
         <w:t>Použití stavového systému přináší několik výhod:</w:t>
       </w:r>
     </w:p>
     <w:p>
       <w:pPr>
+        <w:pStyle w:val="Normal"/>
         <w:numPr>
           <w:ilvl w:val="0"/>
           <w:numId w:val="3"/>
         </w:numPr>
-      </w:pPr>
-      <w:r>
+        <w:rPr/>
+      </w:pPr>
+      <w:r>
+        <w:rPr/>
         <w:t>zlepšení čitelnosti kódu,</w:t>
       </w:r>
     </w:p>
     <w:p>
       <w:pPr>
+        <w:pStyle w:val="Normal"/>
         <w:numPr>
           <w:ilvl w:val="0"/>
           <w:numId w:val="3"/>
         </w:numPr>
-      </w:pPr>
-      <w:r>
+        <w:rPr/>
+      </w:pPr>
+      <w:r>
+        <w:rPr/>
         <w:t>snadné rozšiřování o nové schopnosti,</w:t>
       </w:r>
     </w:p>
     <w:p>
       <w:pPr>
+        <w:pStyle w:val="Normal"/>
         <w:numPr>
           <w:ilvl w:val="0"/>
           <w:numId w:val="3"/>
         </w:numPr>
-      </w:pPr>
-      <w:r>
+        <w:rPr/>
+      </w:pPr>
+      <w:r>
+        <w:rPr/>
         <w:t>omezení chyb vznikajících kolizí více akcí současně.</w:t>
       </w:r>
     </w:p>
     <w:p>
-      <w:r>
+      <w:pPr>
+        <w:pStyle w:val="Normal"/>
+        <w:rPr/>
+      </w:pPr>
+      <w:r>
+        <w:rPr/>
         <w:t>Tento přístup je vhodný zejména pro hry žánru Metroidvania, kde se schopnosti hráče postupně rozšiřují a stavový systém umožňuje jejich snadnou integraci.</w:t>
       </w:r>
     </w:p>
     <w:p>
       <w:pPr>
-        <w:pStyle w:val="Nadpis1"/>
-      </w:pPr>
-      <w:r>
-        <w:t>3.</w:t>
-      </w:r>
-      <w:r>
-        <w:t>2</w:t>
-      </w:r>
-      <w:r>
-        <w:t xml:space="preserve"> Technika ve hře </w:t>
-      </w:r>
-    </w:p>
-    <w:p>
-      <w:r>
+        <w:pStyle w:val="Heading1"/>
+        <w:rPr/>
+      </w:pPr>
+      <w:r>
+        <w:rPr/>
+        <w:t xml:space="preserve">3.2 Technika ve hře </w:t>
+      </w:r>
+    </w:p>
+    <w:p>
+      <w:pPr>
+        <w:pStyle w:val="Normal"/>
+        <w:rPr/>
+      </w:pPr>
+      <w:r>
+        <w:rPr/>
         <w:t>Podobný stavový systém byl implementován také pro chování nepřátel. Každý nepřítel funguje na základě vlastní State Machine, která určuje jeho reakce na přítomnost hráče a okolní prostředí.</w:t>
       </w:r>
     </w:p>
-    <w:p/>
-    <w:p/>
-    <w:p/>
-    <w:p/>
-    <w:p/>
-    <w:p/>
-    <w:p/>
-    <w:p/>
-    <w:p/>
-    <w:p/>
-    <w:p/>
-    <w:p/>
-    <w:p/>
-    <w:p/>
-    <w:p>
-      <w:r>
+    <w:p>
+      <w:pPr>
+        <w:pStyle w:val="Normal"/>
+        <w:rPr/>
+      </w:pPr>
+      <w:r>
+        <w:rPr/>
+      </w:r>
+    </w:p>
+    <w:p>
+      <w:pPr>
+        <w:pStyle w:val="Normal"/>
+        <w:rPr/>
+      </w:pPr>
+      <w:r>
+        <w:rPr/>
+      </w:r>
+    </w:p>
+    <w:p>
+      <w:pPr>
+        <w:pStyle w:val="Normal"/>
+        <w:rPr/>
+      </w:pPr>
+      <w:r>
+        <w:rPr/>
+      </w:r>
+    </w:p>
+    <w:p>
+      <w:pPr>
+        <w:pStyle w:val="Normal"/>
+        <w:rPr/>
+      </w:pPr>
+      <w:r>
+        <w:rPr/>
+      </w:r>
+    </w:p>
+    <w:p>
+      <w:pPr>
+        <w:pStyle w:val="Normal"/>
+        <w:rPr/>
+      </w:pPr>
+      <w:r>
+        <w:rPr/>
+      </w:r>
+    </w:p>
+    <w:p>
+      <w:pPr>
+        <w:pStyle w:val="Normal"/>
+        <w:rPr/>
+      </w:pPr>
+      <w:r>
+        <w:rPr/>
+      </w:r>
+    </w:p>
+    <w:p>
+      <w:pPr>
+        <w:pStyle w:val="Normal"/>
+        <w:rPr/>
+      </w:pPr>
+      <w:r>
+        <w:rPr/>
+      </w:r>
+    </w:p>
+    <w:p>
+      <w:pPr>
+        <w:pStyle w:val="Normal"/>
+        <w:rPr/>
+      </w:pPr>
+      <w:r>
+        <w:rPr/>
+      </w:r>
+    </w:p>
+    <w:p>
+      <w:pPr>
+        <w:pStyle w:val="Normal"/>
+        <w:rPr/>
+      </w:pPr>
+      <w:r>
+        <w:rPr/>
+      </w:r>
+    </w:p>
+    <w:p>
+      <w:pPr>
+        <w:pStyle w:val="Normal"/>
+        <w:rPr/>
+      </w:pPr>
+      <w:r>
+        <w:rPr/>
+      </w:r>
+    </w:p>
+    <w:p>
+      <w:pPr>
+        <w:pStyle w:val="Normal"/>
+        <w:rPr/>
+      </w:pPr>
+      <w:r>
+        <w:rPr/>
+      </w:r>
+    </w:p>
+    <w:p>
+      <w:pPr>
+        <w:pStyle w:val="Normal"/>
+        <w:rPr/>
+      </w:pPr>
+      <w:r>
+        <w:rPr/>
+      </w:r>
+    </w:p>
+    <w:p>
+      <w:pPr>
+        <w:pStyle w:val="Normal"/>
+        <w:rPr/>
+      </w:pPr>
+      <w:r>
+        <w:rPr/>
+      </w:r>
+    </w:p>
+    <w:p>
+      <w:pPr>
+        <w:pStyle w:val="Normal"/>
+        <w:rPr/>
+      </w:pPr>
+      <w:r>
+        <w:rPr/>
+      </w:r>
+    </w:p>
+    <w:p>
+      <w:pPr>
+        <w:pStyle w:val="Normal"/>
+        <w:rPr/>
+      </w:pPr>
+      <w:r>
+        <w:rPr/>
         <w:t xml:space="preserve">               </w:t>
       </w:r>
     </w:p>
-    <w:p/>
-    <w:p/>
-    <w:p/>
-    <w:p/>
-    <w:p/>
-    <w:p/>
-    <w:p/>
-    <w:p/>
-    <w:p/>
-    <w:p/>
-    <w:p/>
-    <w:p/>
-    <w:p/>
-    <w:p/>
-    <w:p/>
-    <w:p/>
-    <w:p/>
-    <w:p/>
-    <w:p/>
-    <w:p/>
-    <w:p/>
-    <w:p/>
-    <w:p/>
-    <w:p/>
-    <w:p/>
-    <w:p/>
-    <w:p/>
-    <w:p/>
-    <w:p/>
-    <w:p/>
-    <w:p>
-      <w:r>
+    <w:p>
+      <w:pPr>
+        <w:pStyle w:val="Normal"/>
+        <w:rPr/>
+      </w:pPr>
+      <w:r>
+        <w:rPr/>
+      </w:r>
+    </w:p>
+    <w:p>
+      <w:pPr>
+        <w:pStyle w:val="Normal"/>
+        <w:rPr/>
+      </w:pPr>
+      <w:r>
+        <w:rPr/>
+      </w:r>
+    </w:p>
+    <w:p>
+      <w:pPr>
+        <w:pStyle w:val="Normal"/>
+        <w:rPr/>
+      </w:pPr>
+      <w:r>
+        <w:rPr/>
+      </w:r>
+    </w:p>
+    <w:p>
+      <w:pPr>
+        <w:pStyle w:val="Normal"/>
+        <w:rPr/>
+      </w:pPr>
+      <w:r>
+        <w:rPr/>
+      </w:r>
+    </w:p>
+    <w:p>
+      <w:pPr>
+        <w:pStyle w:val="Normal"/>
+        <w:rPr/>
+      </w:pPr>
+      <w:r>
+        <w:rPr/>
+      </w:r>
+    </w:p>
+    <w:p>
+      <w:pPr>
+        <w:pStyle w:val="Normal"/>
+        <w:rPr/>
+      </w:pPr>
+      <w:r>
+        <w:rPr/>
+      </w:r>
+    </w:p>
+    <w:p>
+      <w:pPr>
+        <w:pStyle w:val="Normal"/>
+        <w:rPr/>
+      </w:pPr>
+      <w:r>
+        <w:rPr/>
+      </w:r>
+    </w:p>
+    <w:p>
+      <w:pPr>
+        <w:pStyle w:val="Normal"/>
+        <w:rPr/>
+      </w:pPr>
+      <w:r>
+        <w:rPr/>
+      </w:r>
+    </w:p>
+    <w:p>
+      <w:pPr>
+        <w:pStyle w:val="Normal"/>
+        <w:rPr/>
+      </w:pPr>
+      <w:r>
+        <w:rPr/>
+      </w:r>
+    </w:p>
+    <w:p>
+      <w:pPr>
+        <w:pStyle w:val="Normal"/>
+        <w:rPr/>
+      </w:pPr>
+      <w:r>
+        <w:rPr/>
+      </w:r>
+    </w:p>
+    <w:p>
+      <w:pPr>
+        <w:pStyle w:val="Normal"/>
+        <w:rPr/>
+      </w:pPr>
+      <w:r>
+        <w:rPr/>
+      </w:r>
+    </w:p>
+    <w:p>
+      <w:pPr>
+        <w:pStyle w:val="Normal"/>
+        <w:rPr/>
+      </w:pPr>
+      <w:r>
+        <w:rPr/>
+      </w:r>
+    </w:p>
+    <w:p>
+      <w:pPr>
+        <w:pStyle w:val="Normal"/>
+        <w:rPr/>
+      </w:pPr>
+      <w:r>
+        <w:rPr/>
+      </w:r>
+    </w:p>
+    <w:p>
+      <w:pPr>
+        <w:pStyle w:val="Normal"/>
+        <w:rPr/>
+      </w:pPr>
+      <w:r>
+        <w:rPr/>
+      </w:r>
+    </w:p>
+    <w:p>
+      <w:pPr>
+        <w:pStyle w:val="Normal"/>
+        <w:rPr/>
+      </w:pPr>
+      <w:r>
+        <w:rPr/>
+      </w:r>
+    </w:p>
+    <w:p>
+      <w:pPr>
+        <w:pStyle w:val="Normal"/>
+        <w:rPr/>
+      </w:pPr>
+      <w:r>
+        <w:rPr/>
+      </w:r>
+    </w:p>
+    <w:p>
+      <w:pPr>
+        <w:pStyle w:val="Normal"/>
+        <w:rPr/>
+      </w:pPr>
+      <w:r>
+        <w:rPr/>
+      </w:r>
+    </w:p>
+    <w:p>
+      <w:pPr>
+        <w:pStyle w:val="Normal"/>
+        <w:rPr/>
+      </w:pPr>
+      <w:r>
+        <w:rPr/>
+      </w:r>
+    </w:p>
+    <w:p>
+      <w:pPr>
+        <w:pStyle w:val="Normal"/>
+        <w:rPr/>
+      </w:pPr>
+      <w:r>
+        <w:rPr/>
+      </w:r>
+    </w:p>
+    <w:p>
+      <w:pPr>
+        <w:pStyle w:val="Normal"/>
+        <w:rPr/>
+      </w:pPr>
+      <w:r>
+        <w:rPr/>
+      </w:r>
+    </w:p>
+    <w:p>
+      <w:pPr>
+        <w:pStyle w:val="Normal"/>
+        <w:rPr/>
+      </w:pPr>
+      <w:r>
+        <w:rPr/>
+      </w:r>
+    </w:p>
+    <w:p>
+      <w:pPr>
+        <w:pStyle w:val="Normal"/>
+        <w:rPr/>
+      </w:pPr>
+      <w:r>
+        <w:rPr/>
+      </w:r>
+    </w:p>
+    <w:p>
+      <w:pPr>
+        <w:pStyle w:val="Normal"/>
+        <w:rPr/>
+      </w:pPr>
+      <w:r>
+        <w:rPr/>
+      </w:r>
+    </w:p>
+    <w:p>
+      <w:pPr>
+        <w:pStyle w:val="Normal"/>
+        <w:rPr/>
+      </w:pPr>
+      <w:r>
+        <w:rPr/>
+      </w:r>
+    </w:p>
+    <w:p>
+      <w:pPr>
+        <w:pStyle w:val="Normal"/>
+        <w:rPr/>
+      </w:pPr>
+      <w:r>
+        <w:rPr/>
+      </w:r>
+    </w:p>
+    <w:p>
+      <w:pPr>
+        <w:pStyle w:val="Normal"/>
+        <w:rPr/>
+      </w:pPr>
+      <w:r>
+        <w:rPr/>
+      </w:r>
+    </w:p>
+    <w:p>
+      <w:pPr>
+        <w:pStyle w:val="Normal"/>
+        <w:rPr/>
+      </w:pPr>
+      <w:r>
+        <w:rPr/>
+      </w:r>
+    </w:p>
+    <w:p>
+      <w:pPr>
+        <w:pStyle w:val="Normal"/>
+        <w:rPr/>
+      </w:pPr>
+      <w:r>
+        <w:rPr/>
+      </w:r>
+    </w:p>
+    <w:p>
+      <w:pPr>
+        <w:pStyle w:val="Normal"/>
+        <w:rPr/>
+      </w:pPr>
+      <w:r>
+        <w:rPr/>
+      </w:r>
+    </w:p>
+    <w:p>
+      <w:pPr>
+        <w:pStyle w:val="Normal"/>
+        <w:rPr/>
+      </w:pPr>
+      <w:r>
+        <w:rPr/>
+      </w:r>
+    </w:p>
+    <w:p>
+      <w:pPr>
+        <w:pStyle w:val="Normal"/>
+        <w:rPr/>
+      </w:pPr>
+      <w:r>
+        <w:rPr/>
         <w:t>D</w:t>
       </w:r>
     </w:p>
-    <w:p/>
-    <w:p/>
-    <w:p>
-      <w:r>
+    <w:p>
+      <w:pPr>
+        <w:pStyle w:val="Normal"/>
+        <w:rPr/>
+      </w:pPr>
+      <w:r>
+        <w:rPr/>
+      </w:r>
+    </w:p>
+    <w:p>
+      <w:pPr>
+        <w:pStyle w:val="Normal"/>
+        <w:rPr/>
+      </w:pPr>
+      <w:r>
+        <w:rPr/>
+      </w:r>
+    </w:p>
+    <w:p>
+      <w:pPr>
+        <w:pStyle w:val="Normal"/>
+        <w:rPr/>
+      </w:pPr>
+      <w:r>
+        <w:rPr/>
         <w:t xml:space="preserve">  </w:t>
       </w:r>
     </w:p>
-    <w:p/>
-    <w:p/>
-    <w:p/>
-    <w:p/>
-    <w:p/>
-    <w:p>
-      <w:r>
+    <w:p>
+      <w:pPr>
+        <w:pStyle w:val="Normal"/>
+        <w:rPr/>
+      </w:pPr>
+      <w:r>
+        <w:rPr/>
+      </w:r>
+    </w:p>
+    <w:p>
+      <w:pPr>
+        <w:pStyle w:val="Normal"/>
+        <w:rPr/>
+      </w:pPr>
+      <w:r>
+        <w:rPr/>
+      </w:r>
+    </w:p>
+    <w:p>
+      <w:pPr>
+        <w:pStyle w:val="Normal"/>
+        <w:rPr/>
+      </w:pPr>
+      <w:r>
+        <w:rPr/>
+      </w:r>
+    </w:p>
+    <w:p>
+      <w:pPr>
+        <w:pStyle w:val="Normal"/>
+        <w:rPr/>
+      </w:pPr>
+      <w:r>
+        <w:rPr/>
+      </w:r>
+    </w:p>
+    <w:p>
+      <w:pPr>
+        <w:pStyle w:val="Normal"/>
+        <w:rPr/>
+      </w:pPr>
+      <w:r>
+        <w:rPr/>
+      </w:r>
+    </w:p>
+    <w:p>
+      <w:pPr>
+        <w:pStyle w:val="Normal"/>
+        <w:rPr/>
+      </w:pPr>
+      <w:r>
+        <w:rPr/>
         <w:t xml:space="preserve">[1] Metroidvania. Wikipedia: Otevřená encyklopedie. </w:t>
       </w:r>
     </w:p>
     <w:p>
-      <w:r>
+      <w:pPr>
+        <w:pStyle w:val="Normal"/>
+        <w:rPr/>
+      </w:pPr>
+      <w:r>
+        <w:rPr/>
         <w:t xml:space="preserve">Dostupné z: </w:t>
       </w:r>
-      <w:hyperlink r:id="rId7" w:history="1">
+      <w:hyperlink r:id="rId2">
         <w:r>
           <w:rPr>
-            <w:rStyle w:val="Hypertextovodkaz"/>
+            <w:rStyle w:val="Hyperlink"/>
           </w:rPr>
           <w:t>https://cs.wikipedia.org/wiki/Metroidvania</w:t>
         </w:r>
       </w:hyperlink>
     </w:p>
-    <w:p/>
-    <w:p>
-      <w:r>
+    <w:p>
+      <w:pPr>
+        <w:pStyle w:val="Normal"/>
+        <w:rPr/>
+      </w:pPr>
+      <w:r>
+        <w:rPr/>
+      </w:r>
+    </w:p>
+    <w:p>
+      <w:pPr>
+        <w:pStyle w:val="Normal"/>
+        <w:rPr/>
+      </w:pPr>
+      <w:r>
+        <w:rPr/>
         <w:t xml:space="preserve">[2] CARBONE, Marco Benoît. On the Study of Games as Media. </w:t>
       </w:r>
     </w:p>
     <w:p>
-      <w:r>
+      <w:pPr>
+        <w:pStyle w:val="Normal"/>
+        <w:rPr/>
+      </w:pPr>
+      <w:r>
+        <w:rPr/>
         <w:t xml:space="preserve">NECSUS – European Journal of Media Studies. </w:t>
       </w:r>
     </w:p>
     <w:p>
-      <w:r>
+      <w:pPr>
+        <w:pStyle w:val="Normal"/>
+        <w:rPr/>
+      </w:pPr>
+      <w:r>
+        <w:rPr/>
         <w:t xml:space="preserve">Dostupné z: </w:t>
       </w:r>
-      <w:hyperlink r:id="rId8" w:history="1">
+      <w:hyperlink r:id="rId3">
         <w:r>
           <w:rPr>
-            <w:rStyle w:val="Hypertextovodkaz"/>
+            <w:rStyle w:val="Hyperlink"/>
           </w:rPr>
           <w:t>https://necsus-ejms.org/on-the-study-of-games-as-media/</w:t>
         </w:r>
       </w:hyperlink>
     </w:p>
-    <w:p/>
-    <w:p>
-      <w:r>
+    <w:p>
+      <w:pPr>
+        <w:pStyle w:val="Normal"/>
+        <w:rPr/>
+      </w:pPr>
+      <w:r>
+        <w:rPr/>
+      </w:r>
+    </w:p>
+    <w:p>
+      <w:pPr>
+        <w:pStyle w:val="Normal"/>
+        <w:rPr/>
+      </w:pPr>
+      <w:r>
+        <w:rPr/>
         <w:t xml:space="preserve">[3] Game Learning Society. Who Plays Video Games by Age? </w:t>
       </w:r>
     </w:p>
     <w:p>
-      <w:r>
+      <w:pPr>
+        <w:pStyle w:val="Normal"/>
+        <w:rPr/>
+      </w:pPr>
+      <w:r>
+        <w:rPr/>
         <w:t xml:space="preserve">2025. Dostupné z: </w:t>
       </w:r>
-      <w:hyperlink r:id="rId9" w:history="1">
+      <w:hyperlink r:id="rId4">
         <w:r>
           <w:rPr>
-            <w:rStyle w:val="Hypertextovodkaz"/>
+            <w:rStyle w:val="Hyperlink"/>
           </w:rPr>
           <w:t>https://www.gameslearningsociety.org/wiki/who-plays-video-games-by-age/</w:t>
         </w:r>
       </w:hyperlink>
     </w:p>
     <w:p>
-      <w:r>
+      <w:pPr>
+        <w:pStyle w:val="Normal"/>
+        <w:widowControl/>
+        <w:bidi w:val="0"/>
+        <w:spacing w:lineRule="auto" w:line="259" w:before="0" w:after="160"/>
+        <w:jc w:val="left"/>
+        <w:rPr/>
+      </w:pPr>
+      <w:r>
+        <w:rPr/>
         <w:t xml:space="preserve">     </w:t>
       </w:r>
     </w:p>
     <w:sectPr>
+      <w:type w:val="nextPage"/>
       <w:pgSz w:w="11906" w:h="16838"/>
-      <w:pgMar w:top="1417" w:right="1417" w:bottom="1417" w:left="1417" w:header="708" w:footer="708" w:gutter="0"/>
-      <w:cols w:space="708"/>
-      <w:docGrid w:linePitch="360"/>
+      <w:pgMar w:left="1417" w:right="1417" w:gutter="0" w:header="0" w:top="1417" w:footer="0" w:bottom="1417"/>
+      <w:pgNumType w:fmt="decimal"/>
+      <w:formProt w:val="false"/>
+      <w:textDirection w:val="lrTb"/>
+      <w:docGrid w:type="default" w:linePitch="360" w:charSpace="0"/>
     </w:sectPr>
   </w:body>
 </w:document>
 </file>
 
-<file path=word/endnotes.xml><?xml version="1.0" encoding="utf-8"?>
-<w:endnotes xmlns:wpc="http://schemas.microsoft.com/office/word/2010/wordprocessingCanvas" xmlns:cx="http://schemas.microsoft.com/office/drawing/2014/chartex" xmlns:cx1="http://schemas.microsoft.com/office/drawing/2015/9/8/chartex" xmlns:cx2="http://schemas.microsoft.com/office/drawing/2015/10/21/chartex" xmlns:cx3="http://schemas.microsoft.com/office/drawing/2016/5/9/chartex" xmlns:cx4="http://schemas.microsoft.com/office/drawing/2016/5/10/chartex" xmlns:cx5="http://schemas.microsoft.com/office/drawing/2016/5/11/chartex" xmlns:cx6="http://schemas.microsoft.com/office/drawing/2016/5/12/chartex" xmlns:cx7="http://schemas.microsoft.com/office/drawing/2016/5/13/chartex" xmlns:cx8="http://schemas.microsoft.com/office/drawing/2016/5/14/chartex" xmlns:mc="http://schemas.openxmlformats.org/markup-compatibility/2006" xmlns:aink="http://schemas.microsoft.com/office/drawing/2016/ink" xmlns:am3d="http://schemas.microsoft.com/office/drawing/2017/model3d" xmlns:o="urn:schemas-microsoft-com:office:office" xmlns:oel="http://schemas.microsoft.com/office/2019/extlst" xmlns:r="http://schemas.openxmlformats.org/officeDocument/2006/relationships" xmlns:m="http://schemas.openxmlformats.org/officeDocument/2006/math" xmlns:v="urn:schemas-microsoft-com:vml" xmlns:wp14="http://schemas.microsoft.com/office/word/2010/wordprocessingDrawing" xmlns:wp="http://schemas.openxmlformats.org/drawingml/2006/wordprocessingDrawing" xmlns:w10="urn:schemas-microsoft-com:office:word" xmlns:w="http://schemas.openxmlformats.org/wordprocessingml/2006/main" xmlns:w14="http://schemas.microsoft.com/office/word/2010/wordml" xmlns:w15="http://schemas.microsoft.com/office/word/2012/wordml" xmlns:w16cex="http://schemas.microsoft.com/office/word/2018/wordml/cex" xmlns:w16cid="http://schemas.microsoft.com/office/word/2016/wordml/cid" xmlns:w16="http://schemas.microsoft.com/office/word/2018/wordml" xmlns:w16du="http://schemas.microsoft.com/office/word/2023/wordml/word16du" xmlns:w16sdtdh="http://schemas.microsoft.com/office/word/2020/wordml/sdtdatahash" xmlns:w16sdtfl="http://schemas.microsoft.com/office/word/2024/wordml/sdtformatlock" xmlns:w16se="http://schemas.microsoft.com/office/word/2015/wordml/symex" xmlns:wpg="http://schemas.microsoft.com/office/word/2010/wordprocessingGroup" xmlns:wpi="http://schemas.microsoft.com/office/word/2010/wordprocessingInk" xmlns:wne="http://schemas.microsoft.com/office/word/2006/wordml" xmlns:wps="http://schemas.microsoft.com/office/word/2010/wordprocessingShape" mc:Ignorable="w14 w15 w16se w16cid w16 w16cex w16sdtdh w16sdtfl w16du wp14">
-  <w:endnote w:type="separator" w:id="-1">
-    <w:p>
-      <w:pPr>
-        <w:spacing w:after="0" w:line="240" w:lineRule="auto"/>
-      </w:pPr>
-      <w:r>
-        <w:separator/>
-      </w:r>
-    </w:p>
-  </w:endnote>
-  <w:endnote w:type="continuationSeparator" w:id="0">
-    <w:p>
-      <w:pPr>
-        <w:spacing w:after="0" w:line="240" w:lineRule="auto"/>
-      </w:pPr>
-      <w:r>
-        <w:continuationSeparator/>
-      </w:r>
-    </w:p>
-  </w:endnote>
-</w:endnotes>
-</file>
-
-<file path=word/footnotes.xml><?xml version="1.0" encoding="utf-8"?>
-<w:footnotes xmlns:wpc="http://schemas.microsoft.com/office/word/2010/wordprocessingCanvas" xmlns:cx="http://schemas.microsoft.com/office/drawing/2014/chartex" xmlns:cx1="http://schemas.microsoft.com/office/drawing/2015/9/8/chartex" xmlns:cx2="http://schemas.microsoft.com/office/drawing/2015/10/21/chartex" xmlns:cx3="http://schemas.microsoft.com/office/drawing/2016/5/9/chartex" xmlns:cx4="http://schemas.microsoft.com/office/drawing/2016/5/10/chartex" xmlns:cx5="http://schemas.microsoft.com/office/drawing/2016/5/11/chartex" xmlns:cx6="http://schemas.microsoft.com/office/drawing/2016/5/12/chartex" xmlns:cx7="http://schemas.microsoft.com/office/drawing/2016/5/13/chartex" xmlns:cx8="http://schemas.microsoft.com/office/drawing/2016/5/14/chartex" xmlns:mc="http://schemas.openxmlformats.org/markup-compatibility/2006" xmlns:aink="http://schemas.microsoft.com/office/drawing/2016/ink" xmlns:am3d="http://schemas.microsoft.com/office/drawing/2017/model3d" xmlns:o="urn:schemas-microsoft-com:office:office" xmlns:oel="http://schemas.microsoft.com/office/2019/extlst" xmlns:r="http://schemas.openxmlformats.org/officeDocument/2006/relationships" xmlns:m="http://schemas.openxmlformats.org/officeDocument/2006/math" xmlns:v="urn:schemas-microsoft-com:vml" xmlns:wp14="http://schemas.microsoft.com/office/word/2010/wordprocessingDrawing" xmlns:wp="http://schemas.openxmlformats.org/drawingml/2006/wordprocessingDrawing" xmlns:w10="urn:schemas-microsoft-com:office:word" xmlns:w="http://schemas.openxmlformats.org/wordprocessingml/2006/main" xmlns:w14="http://schemas.microsoft.com/office/word/2010/wordml" xmlns:w15="http://schemas.microsoft.com/office/word/2012/wordml" xmlns:w16cex="http://schemas.microsoft.com/office/word/2018/wordml/cex" xmlns:w16cid="http://schemas.microsoft.com/office/word/2016/wordml/cid" xmlns:w16="http://schemas.microsoft.com/office/word/2018/wordml" xmlns:w16du="http://schemas.microsoft.com/office/word/2023/wordml/word16du" xmlns:w16sdtdh="http://schemas.microsoft.com/office/word/2020/wordml/sdtdatahash" xmlns:w16sdtfl="http://schemas.microsoft.com/office/word/2024/wordml/sdtformatlock" xmlns:w16se="http://schemas.microsoft.com/office/word/2015/wordml/symex" xmlns:wpg="http://schemas.microsoft.com/office/word/2010/wordprocessingGroup" xmlns:wpi="http://schemas.microsoft.com/office/word/2010/wordprocessingInk" xmlns:wne="http://schemas.microsoft.com/office/word/2006/wordml" xmlns:wps="http://schemas.microsoft.com/office/word/2010/wordprocessingShape" mc:Ignorable="w14 w15 w16se w16cid w16 w16cex w16sdtdh w16sdtfl w16du wp14">
-  <w:footnote w:type="separator" w:id="-1">
-    <w:p>
-      <w:pPr>
-        <w:spacing w:after="0" w:line="240" w:lineRule="auto"/>
-      </w:pPr>
-      <w:r>
-        <w:separator/>
-      </w:r>
-    </w:p>
-  </w:footnote>
-  <w:footnote w:type="continuationSeparator" w:id="0">
-    <w:p>
-      <w:pPr>
-        <w:spacing w:after="0" w:line="240" w:lineRule="auto"/>
-      </w:pPr>
-      <w:r>
-        <w:continuationSeparator/>
-      </w:r>
-    </w:p>
-  </w:footnote>
-</w:footnotes>
-</file>
-
 <file path=word/numbering.xml><?xml version="1.0" encoding="utf-8"?>
-<w:numbering xmlns:wpc="http://schemas.microsoft.com/office/word/2010/wordprocessingCanvas" xmlns:cx="http://schemas.microsoft.com/office/drawing/2014/chartex" xmlns:cx1="http://schemas.microsoft.com/office/drawing/2015/9/8/chartex" xmlns:cx2="http://schemas.microsoft.com/office/drawing/2015/10/21/chartex" xmlns:cx3="http://schemas.microsoft.com/office/drawing/2016/5/9/chartex" xmlns:cx4="http://schemas.microsoft.com/office/drawing/2016/5/10/chartex" xmlns:cx5="http://schemas.microsoft.com/office/drawing/2016/5/11/chartex" xmlns:cx6="http://schemas.microsoft.com/office/drawing/2016/5/12/chartex" xmlns:cx7="http://schemas.microsoft.com/office/drawing/2016/5/13/chartex" xmlns:cx8="http://schemas.microsoft.com/office/drawing/2016/5/14/chartex" xmlns:mc="http://schemas.openxmlformats.org/markup-compatibility/2006" xmlns:aink="http://schemas.microsoft.com/office/drawing/2016/ink" xmlns:am3d="http://schemas.microsoft.com/office/drawing/2017/model3d" xmlns:o="urn:schemas-microsoft-com:office:office" xmlns:oel="http://schemas.microsoft.com/office/2019/extlst" xmlns:r="http://schemas.openxmlformats.org/officeDocument/2006/relationships" xmlns:m="http://schemas.openxmlformats.org/officeDocument/2006/math" xmlns:v="urn:schemas-microsoft-com:vml" xmlns:wp14="http://schemas.microsoft.com/office/word/2010/wordprocessingDrawing" xmlns:wp="http://schemas.openxmlformats.org/drawingml/2006/wordprocessingDrawing" xmlns:w10="urn:schemas-microsoft-com:office:word" xmlns:w="http://schemas.openxmlformats.org/wordprocessingml/2006/main" xmlns:w14="http://schemas.microsoft.com/office/word/2010/wordml" xmlns:w15="http://schemas.microsoft.com/office/word/2012/wordml" xmlns:w16cex="http://schemas.microsoft.com/office/word/2018/wordml/cex" xmlns:w16cid="http://schemas.microsoft.com/office/word/2016/wordml/cid" xmlns:w16="http://schemas.microsoft.com/office/word/2018/wordml" xmlns:w16du="http://schemas.microsoft.com/office/word/2023/wordml/word16du" xmlns:w16sdtdh="http://schemas.microsoft.com/office/word/2020/wordml/sdtdatahash" xmlns:w16sdtfl="http://schemas.microsoft.com/office/word/2024/wordml/sdtformatlock" xmlns:w16se="http://schemas.microsoft.com/office/word/2015/wordml/symex" xmlns:wpg="http://schemas.microsoft.com/office/word/2010/wordprocessingGroup" xmlns:wpi="http://schemas.microsoft.com/office/word/2010/wordprocessingInk" xmlns:wne="http://schemas.microsoft.com/office/word/2006/wordml" xmlns:wps="http://schemas.microsoft.com/office/word/2010/wordprocessingShape" mc:Ignorable="w14 w15 w16se w16cid w16 w16cex w16sdtdh w16sdtfl w16du wp14">
-  <w:abstractNum w:abstractNumId="0" w15:restartNumberingAfterBreak="0">
-    <w:nsid w:val="0B9912D3"/>
-    <w:multiLevelType w:val="multilevel"/>
-    <w:tmpl w:val="98764D1C"/>
+<w:numbering xmlns:w="http://schemas.openxmlformats.org/wordprocessingml/2006/main" xmlns:o="urn:schemas-microsoft-com:office:office" xmlns:r="http://schemas.openxmlformats.org/officeDocument/2006/relationships" xmlns:v="urn:schemas-microsoft-com:vml" xmlns:mc="http://schemas.openxmlformats.org/markup-compatibility/2006" xmlns:w14="http://schemas.microsoft.com/office/word/2010/wordml" mc:Ignorable="w14">
+  <w:abstractNum w:abstractNumId="1">
     <w:lvl w:ilvl="0">
       <w:start w:val="1"/>
       <w:numFmt w:val="bullet"/>
@@ -582,11 +1178,11 @@
         <w:ind w:left="720" w:hanging="360"/>
       </w:pPr>
       <w:rPr>
-        <w:rFonts w:ascii="Symbol" w:hAnsi="Symbol" w:hint="default"/>
+        <w:rFonts w:ascii="Symbol" w:hAnsi="Symbol" w:cs="Symbol" w:hint="default"/>
         <w:sz w:val="20"/>
       </w:rPr>
     </w:lvl>
-    <w:lvl w:ilvl="1" w:tentative="1">
+    <w:lvl w:ilvl="1">
       <w:start w:val="1"/>
       <w:numFmt w:val="bullet"/>
       <w:lvlText w:val="o"/>
@@ -598,11 +1194,11 @@
         <w:ind w:left="1440" w:hanging="360"/>
       </w:pPr>
       <w:rPr>
-        <w:rFonts w:ascii="Courier New" w:hAnsi="Courier New" w:hint="default"/>
+        <w:rFonts w:ascii="Courier New" w:hAnsi="Courier New" w:cs="Courier New" w:hint="default"/>
         <w:sz w:val="20"/>
       </w:rPr>
     </w:lvl>
-    <w:lvl w:ilvl="2" w:tentative="1">
+    <w:lvl w:ilvl="2">
       <w:start w:val="1"/>
       <w:numFmt w:val="bullet"/>
       <w:lvlText w:val=""/>
@@ -614,11 +1210,11 @@
         <w:ind w:left="2160" w:hanging="360"/>
       </w:pPr>
       <w:rPr>
-        <w:rFonts w:ascii="Wingdings" w:hAnsi="Wingdings" w:hint="default"/>
+        <w:rFonts w:ascii="Wingdings" w:hAnsi="Wingdings" w:cs="Wingdings" w:hint="default"/>
         <w:sz w:val="20"/>
       </w:rPr>
     </w:lvl>
-    <w:lvl w:ilvl="3" w:tentative="1">
+    <w:lvl w:ilvl="3">
       <w:start w:val="1"/>
       <w:numFmt w:val="bullet"/>
       <w:lvlText w:val=""/>
@@ -630,11 +1226,11 @@
         <w:ind w:left="2880" w:hanging="360"/>
       </w:pPr>
       <w:rPr>
-        <w:rFonts w:ascii="Wingdings" w:hAnsi="Wingdings" w:hint="default"/>
+        <w:rFonts w:ascii="Wingdings" w:hAnsi="Wingdings" w:cs="Wingdings" w:hint="default"/>
         <w:sz w:val="20"/>
       </w:rPr>
     </w:lvl>
-    <w:lvl w:ilvl="4" w:tentative="1">
+    <w:lvl w:ilvl="4">
       <w:start w:val="1"/>
       <w:numFmt w:val="bullet"/>
       <w:lvlText w:val=""/>
@@ -646,11 +1242,11 @@
         <w:ind w:left="3600" w:hanging="360"/>
       </w:pPr>
       <w:rPr>
-        <w:rFonts w:ascii="Wingdings" w:hAnsi="Wingdings" w:hint="default"/>
+        <w:rFonts w:ascii="Wingdings" w:hAnsi="Wingdings" w:cs="Wingdings" w:hint="default"/>
         <w:sz w:val="20"/>
       </w:rPr>
     </w:lvl>
-    <w:lvl w:ilvl="5" w:tentative="1">
+    <w:lvl w:ilvl="5">
       <w:start w:val="1"/>
       <w:numFmt w:val="bullet"/>
       <w:lvlText w:val=""/>
@@ -662,11 +1258,11 @@
         <w:ind w:left="4320" w:hanging="360"/>
       </w:pPr>
       <w:rPr>
-        <w:rFonts w:ascii="Wingdings" w:hAnsi="Wingdings" w:hint="default"/>
+        <w:rFonts w:ascii="Wingdings" w:hAnsi="Wingdings" w:cs="Wingdings" w:hint="default"/>
         <w:sz w:val="20"/>
       </w:rPr>
     </w:lvl>
-    <w:lvl w:ilvl="6" w:tentative="1">
+    <w:lvl w:ilvl="6">
       <w:start w:val="1"/>
       <w:numFmt w:val="bullet"/>
       <w:lvlText w:val=""/>
@@ -678,11 +1274,11 @@
         <w:ind w:left="5040" w:hanging="360"/>
       </w:pPr>
       <w:rPr>
-        <w:rFonts w:ascii="Wingdings" w:hAnsi="Wingdings" w:hint="default"/>
+        <w:rFonts w:ascii="Wingdings" w:hAnsi="Wingdings" w:cs="Wingdings" w:hint="default"/>
         <w:sz w:val="20"/>
       </w:rPr>
     </w:lvl>
-    <w:lvl w:ilvl="7" w:tentative="1">
+    <w:lvl w:ilvl="7">
       <w:start w:val="1"/>
       <w:numFmt w:val="bullet"/>
       <w:lvlText w:val=""/>
@@ -694,11 +1290,11 @@
         <w:ind w:left="5760" w:hanging="360"/>
       </w:pPr>
       <w:rPr>
-        <w:rFonts w:ascii="Wingdings" w:hAnsi="Wingdings" w:hint="default"/>
+        <w:rFonts w:ascii="Wingdings" w:hAnsi="Wingdings" w:cs="Wingdings" w:hint="default"/>
         <w:sz w:val="20"/>
       </w:rPr>
     </w:lvl>
-    <w:lvl w:ilvl="8" w:tentative="1">
+    <w:lvl w:ilvl="8">
       <w:start w:val="1"/>
       <w:numFmt w:val="bullet"/>
       <w:lvlText w:val=""/>
@@ -710,15 +1306,12 @@
         <w:ind w:left="6480" w:hanging="360"/>
       </w:pPr>
       <w:rPr>
-        <w:rFonts w:ascii="Wingdings" w:hAnsi="Wingdings" w:hint="default"/>
+        <w:rFonts w:ascii="Wingdings" w:hAnsi="Wingdings" w:cs="Wingdings" w:hint="default"/>
         <w:sz w:val="20"/>
       </w:rPr>
     </w:lvl>
   </w:abstractNum>
-  <w:abstractNum w:abstractNumId="1" w15:restartNumberingAfterBreak="0">
-    <w:nsid w:val="3ED711ED"/>
-    <w:multiLevelType w:val="multilevel"/>
-    <w:tmpl w:val="B848552C"/>
+  <w:abstractNum w:abstractNumId="2">
     <w:lvl w:ilvl="0">
       <w:start w:val="1"/>
       <w:numFmt w:val="bullet"/>
@@ -731,11 +1324,11 @@
         <w:ind w:left="720" w:hanging="360"/>
       </w:pPr>
       <w:rPr>
-        <w:rFonts w:ascii="Symbol" w:hAnsi="Symbol" w:hint="default"/>
+        <w:rFonts w:ascii="Symbol" w:hAnsi="Symbol" w:cs="Symbol" w:hint="default"/>
         <w:sz w:val="20"/>
       </w:rPr>
     </w:lvl>
-    <w:lvl w:ilvl="1" w:tentative="1">
+    <w:lvl w:ilvl="1">
       <w:start w:val="1"/>
       <w:numFmt w:val="bullet"/>
       <w:lvlText w:val="o"/>
@@ -747,11 +1340,11 @@
         <w:ind w:left="1440" w:hanging="360"/>
       </w:pPr>
       <w:rPr>
-        <w:rFonts w:ascii="Courier New" w:hAnsi="Courier New" w:hint="default"/>
+        <w:rFonts w:ascii="Courier New" w:hAnsi="Courier New" w:cs="Courier New" w:hint="default"/>
         <w:sz w:val="20"/>
       </w:rPr>
     </w:lvl>
-    <w:lvl w:ilvl="2" w:tentative="1">
+    <w:lvl w:ilvl="2">
       <w:start w:val="1"/>
       <w:numFmt w:val="bullet"/>
       <w:lvlText w:val=""/>
@@ -763,11 +1356,11 @@
         <w:ind w:left="2160" w:hanging="360"/>
       </w:pPr>
       <w:rPr>
-        <w:rFonts w:ascii="Wingdings" w:hAnsi="Wingdings" w:hint="default"/>
+        <w:rFonts w:ascii="Wingdings" w:hAnsi="Wingdings" w:cs="Wingdings" w:hint="default"/>
         <w:sz w:val="20"/>
       </w:rPr>
     </w:lvl>
-    <w:lvl w:ilvl="3" w:tentative="1">
+    <w:lvl w:ilvl="3">
       <w:start w:val="1"/>
       <w:numFmt w:val="bullet"/>
       <w:lvlText w:val=""/>
@@ -779,11 +1372,11 @@
         <w:ind w:left="2880" w:hanging="360"/>
       </w:pPr>
       <w:rPr>
-        <w:rFonts w:ascii="Wingdings" w:hAnsi="Wingdings" w:hint="default"/>
+        <w:rFonts w:ascii="Wingdings" w:hAnsi="Wingdings" w:cs="Wingdings" w:hint="default"/>
         <w:sz w:val="20"/>
       </w:rPr>
     </w:lvl>
-    <w:lvl w:ilvl="4" w:tentative="1">
+    <w:lvl w:ilvl="4">
       <w:start w:val="1"/>
       <w:numFmt w:val="bullet"/>
       <w:lvlText w:val=""/>
@@ -795,11 +1388,11 @@
         <w:ind w:left="3600" w:hanging="360"/>
       </w:pPr>
       <w:rPr>
-        <w:rFonts w:ascii="Wingdings" w:hAnsi="Wingdings" w:hint="default"/>
+        <w:rFonts w:ascii="Wingdings" w:hAnsi="Wingdings" w:cs="Wingdings" w:hint="default"/>
         <w:sz w:val="20"/>
       </w:rPr>
     </w:lvl>
-    <w:lvl w:ilvl="5" w:tentative="1">
+    <w:lvl w:ilvl="5">
       <w:start w:val="1"/>
       <w:numFmt w:val="bullet"/>
       <w:lvlText w:val=""/>
@@ -811,11 +1404,11 @@
         <w:ind w:left="4320" w:hanging="360"/>
       </w:pPr>
       <w:rPr>
-        <w:rFonts w:ascii="Wingdings" w:hAnsi="Wingdings" w:hint="default"/>
+        <w:rFonts w:ascii="Wingdings" w:hAnsi="Wingdings" w:cs="Wingdings" w:hint="default"/>
         <w:sz w:val="20"/>
       </w:rPr>
     </w:lvl>
-    <w:lvl w:ilvl="6" w:tentative="1">
+    <w:lvl w:ilvl="6">
       <w:start w:val="1"/>
       <w:numFmt w:val="bullet"/>
       <w:lvlText w:val=""/>
@@ -827,11 +1420,11 @@
         <w:ind w:left="5040" w:hanging="360"/>
       </w:pPr>
       <w:rPr>
-        <w:rFonts w:ascii="Wingdings" w:hAnsi="Wingdings" w:hint="default"/>
+        <w:rFonts w:ascii="Wingdings" w:hAnsi="Wingdings" w:cs="Wingdings" w:hint="default"/>
         <w:sz w:val="20"/>
       </w:rPr>
     </w:lvl>
-    <w:lvl w:ilvl="7" w:tentative="1">
+    <w:lvl w:ilvl="7">
       <w:start w:val="1"/>
       <w:numFmt w:val="bullet"/>
       <w:lvlText w:val=""/>
@@ -843,11 +1436,11 @@
         <w:ind w:left="5760" w:hanging="360"/>
       </w:pPr>
       <w:rPr>
-        <w:rFonts w:ascii="Wingdings" w:hAnsi="Wingdings" w:hint="default"/>
+        <w:rFonts w:ascii="Wingdings" w:hAnsi="Wingdings" w:cs="Wingdings" w:hint="default"/>
         <w:sz w:val="20"/>
       </w:rPr>
     </w:lvl>
-    <w:lvl w:ilvl="8" w:tentative="1">
+    <w:lvl w:ilvl="8">
       <w:start w:val="1"/>
       <w:numFmt w:val="bullet"/>
       <w:lvlText w:val=""/>
@@ -859,15 +1452,12 @@
         <w:ind w:left="6480" w:hanging="360"/>
       </w:pPr>
       <w:rPr>
-        <w:rFonts w:ascii="Wingdings" w:hAnsi="Wingdings" w:hint="default"/>
+        <w:rFonts w:ascii="Wingdings" w:hAnsi="Wingdings" w:cs="Wingdings" w:hint="default"/>
         <w:sz w:val="20"/>
       </w:rPr>
     </w:lvl>
   </w:abstractNum>
-  <w:abstractNum w:abstractNumId="2" w15:restartNumberingAfterBreak="0">
-    <w:nsid w:val="62FF2ACB"/>
-    <w:multiLevelType w:val="multilevel"/>
-    <w:tmpl w:val="E3BC2AC4"/>
+  <w:abstractNum w:abstractNumId="3">
     <w:lvl w:ilvl="0">
       <w:start w:val="1"/>
       <w:numFmt w:val="bullet"/>
@@ -880,11 +1470,11 @@
         <w:ind w:left="720" w:hanging="360"/>
       </w:pPr>
       <w:rPr>
-        <w:rFonts w:ascii="Symbol" w:hAnsi="Symbol" w:hint="default"/>
+        <w:rFonts w:ascii="Symbol" w:hAnsi="Symbol" w:cs="Symbol" w:hint="default"/>
         <w:sz w:val="20"/>
       </w:rPr>
     </w:lvl>
-    <w:lvl w:ilvl="1" w:tentative="1">
+    <w:lvl w:ilvl="1">
       <w:start w:val="1"/>
       <w:numFmt w:val="bullet"/>
       <w:lvlText w:val="o"/>
@@ -896,11 +1486,11 @@
         <w:ind w:left="1440" w:hanging="360"/>
       </w:pPr>
       <w:rPr>
-        <w:rFonts w:ascii="Courier New" w:hAnsi="Courier New" w:hint="default"/>
+        <w:rFonts w:ascii="Courier New" w:hAnsi="Courier New" w:cs="Courier New" w:hint="default"/>
         <w:sz w:val="20"/>
       </w:rPr>
     </w:lvl>
-    <w:lvl w:ilvl="2" w:tentative="1">
+    <w:lvl w:ilvl="2">
       <w:start w:val="1"/>
       <w:numFmt w:val="bullet"/>
       <w:lvlText w:val=""/>
@@ -912,11 +1502,11 @@
         <w:ind w:left="2160" w:hanging="360"/>
       </w:pPr>
       <w:rPr>
-        <w:rFonts w:ascii="Wingdings" w:hAnsi="Wingdings" w:hint="default"/>
+        <w:rFonts w:ascii="Wingdings" w:hAnsi="Wingdings" w:cs="Wingdings" w:hint="default"/>
         <w:sz w:val="20"/>
       </w:rPr>
     </w:lvl>
-    <w:lvl w:ilvl="3" w:tentative="1">
+    <w:lvl w:ilvl="3">
       <w:start w:val="1"/>
       <w:numFmt w:val="bullet"/>
       <w:lvlText w:val=""/>
@@ -928,11 +1518,11 @@
         <w:ind w:left="2880" w:hanging="360"/>
       </w:pPr>
       <w:rPr>
-        <w:rFonts w:ascii="Wingdings" w:hAnsi="Wingdings" w:hint="default"/>
+        <w:rFonts w:ascii="Wingdings" w:hAnsi="Wingdings" w:cs="Wingdings" w:hint="default"/>
         <w:sz w:val="20"/>
       </w:rPr>
     </w:lvl>
-    <w:lvl w:ilvl="4" w:tentative="1">
+    <w:lvl w:ilvl="4">
       <w:start w:val="1"/>
       <w:numFmt w:val="bullet"/>
       <w:lvlText w:val=""/>
@@ -944,11 +1534,11 @@
         <w:ind w:left="3600" w:hanging="360"/>
       </w:pPr>
       <w:rPr>
-        <w:rFonts w:ascii="Wingdings" w:hAnsi="Wingdings" w:hint="default"/>
+        <w:rFonts w:ascii="Wingdings" w:hAnsi="Wingdings" w:cs="Wingdings" w:hint="default"/>
         <w:sz w:val="20"/>
       </w:rPr>
     </w:lvl>
-    <w:lvl w:ilvl="5" w:tentative="1">
+    <w:lvl w:ilvl="5">
       <w:start w:val="1"/>
       <w:numFmt w:val="bullet"/>
       <w:lvlText w:val=""/>
@@ -960,11 +1550,11 @@
         <w:ind w:left="4320" w:hanging="360"/>
       </w:pPr>
       <w:rPr>
-        <w:rFonts w:ascii="Wingdings" w:hAnsi="Wingdings" w:hint="default"/>
+        <w:rFonts w:ascii="Wingdings" w:hAnsi="Wingdings" w:cs="Wingdings" w:hint="default"/>
         <w:sz w:val="20"/>
       </w:rPr>
     </w:lvl>
-    <w:lvl w:ilvl="6" w:tentative="1">
+    <w:lvl w:ilvl="6">
       <w:start w:val="1"/>
       <w:numFmt w:val="bullet"/>
       <w:lvlText w:val=""/>
@@ -976,11 +1566,11 @@
         <w:ind w:left="5040" w:hanging="360"/>
       </w:pPr>
       <w:rPr>
-        <w:rFonts w:ascii="Wingdings" w:hAnsi="Wingdings" w:hint="default"/>
+        <w:rFonts w:ascii="Wingdings" w:hAnsi="Wingdings" w:cs="Wingdings" w:hint="default"/>
         <w:sz w:val="20"/>
       </w:rPr>
     </w:lvl>
-    <w:lvl w:ilvl="7" w:tentative="1">
+    <w:lvl w:ilvl="7">
       <w:start w:val="1"/>
       <w:numFmt w:val="bullet"/>
       <w:lvlText w:val=""/>
@@ -992,11 +1582,11 @@
         <w:ind w:left="5760" w:hanging="360"/>
       </w:pPr>
       <w:rPr>
-        <w:rFonts w:ascii="Wingdings" w:hAnsi="Wingdings" w:hint="default"/>
+        <w:rFonts w:ascii="Wingdings" w:hAnsi="Wingdings" w:cs="Wingdings" w:hint="default"/>
         <w:sz w:val="20"/>
       </w:rPr>
     </w:lvl>
-    <w:lvl w:ilvl="8" w:tentative="1">
+    <w:lvl w:ilvl="8">
       <w:start w:val="1"/>
       <w:numFmt w:val="bullet"/>
       <w:lvlText w:val=""/>
@@ -1008,29 +1598,151 @@
         <w:ind w:left="6480" w:hanging="360"/>
       </w:pPr>
       <w:rPr>
-        <w:rFonts w:ascii="Wingdings" w:hAnsi="Wingdings" w:hint="default"/>
+        <w:rFonts w:ascii="Wingdings" w:hAnsi="Wingdings" w:cs="Wingdings" w:hint="default"/>
         <w:sz w:val="20"/>
       </w:rPr>
     </w:lvl>
   </w:abstractNum>
-  <w:num w:numId="1" w16cid:durableId="329606434">
+  <w:abstractNum w:abstractNumId="4">
+    <w:lvl w:ilvl="0">
+      <w:start w:val="1"/>
+      <w:numFmt w:val="none"/>
+      <w:suff w:val="nothing"/>
+      <w:lvlText w:val=""/>
+      <w:lvlJc w:val="left"/>
+      <w:pPr>
+        <w:tabs>
+          <w:tab w:val="num" w:pos="0"/>
+        </w:tabs>
+        <w:ind w:left="0" w:hanging="0"/>
+      </w:pPr>
+    </w:lvl>
+    <w:lvl w:ilvl="1">
+      <w:start w:val="1"/>
+      <w:numFmt w:val="none"/>
+      <w:suff w:val="nothing"/>
+      <w:lvlText w:val=""/>
+      <w:lvlJc w:val="left"/>
+      <w:pPr>
+        <w:tabs>
+          <w:tab w:val="num" w:pos="0"/>
+        </w:tabs>
+        <w:ind w:left="0" w:hanging="0"/>
+      </w:pPr>
+    </w:lvl>
+    <w:lvl w:ilvl="2">
+      <w:start w:val="1"/>
+      <w:numFmt w:val="none"/>
+      <w:suff w:val="nothing"/>
+      <w:lvlText w:val=""/>
+      <w:lvlJc w:val="left"/>
+      <w:pPr>
+        <w:tabs>
+          <w:tab w:val="num" w:pos="0"/>
+        </w:tabs>
+        <w:ind w:left="0" w:hanging="0"/>
+      </w:pPr>
+    </w:lvl>
+    <w:lvl w:ilvl="3">
+      <w:start w:val="1"/>
+      <w:numFmt w:val="none"/>
+      <w:suff w:val="nothing"/>
+      <w:lvlText w:val=""/>
+      <w:lvlJc w:val="left"/>
+      <w:pPr>
+        <w:tabs>
+          <w:tab w:val="num" w:pos="0"/>
+        </w:tabs>
+        <w:ind w:left="0" w:hanging="0"/>
+      </w:pPr>
+    </w:lvl>
+    <w:lvl w:ilvl="4">
+      <w:start w:val="1"/>
+      <w:numFmt w:val="none"/>
+      <w:suff w:val="nothing"/>
+      <w:lvlText w:val=""/>
+      <w:lvlJc w:val="left"/>
+      <w:pPr>
+        <w:tabs>
+          <w:tab w:val="num" w:pos="0"/>
+        </w:tabs>
+        <w:ind w:left="0" w:hanging="0"/>
+      </w:pPr>
+    </w:lvl>
+    <w:lvl w:ilvl="5">
+      <w:start w:val="1"/>
+      <w:numFmt w:val="none"/>
+      <w:suff w:val="nothing"/>
+      <w:lvlText w:val=""/>
+      <w:lvlJc w:val="left"/>
+      <w:pPr>
+        <w:tabs>
+          <w:tab w:val="num" w:pos="0"/>
+        </w:tabs>
+        <w:ind w:left="0" w:hanging="0"/>
+      </w:pPr>
+    </w:lvl>
+    <w:lvl w:ilvl="6">
+      <w:start w:val="1"/>
+      <w:numFmt w:val="none"/>
+      <w:suff w:val="nothing"/>
+      <w:lvlText w:val=""/>
+      <w:lvlJc w:val="left"/>
+      <w:pPr>
+        <w:tabs>
+          <w:tab w:val="num" w:pos="0"/>
+        </w:tabs>
+        <w:ind w:left="0" w:hanging="0"/>
+      </w:pPr>
+    </w:lvl>
+    <w:lvl w:ilvl="7">
+      <w:start w:val="1"/>
+      <w:numFmt w:val="none"/>
+      <w:suff w:val="nothing"/>
+      <w:lvlText w:val=""/>
+      <w:lvlJc w:val="left"/>
+      <w:pPr>
+        <w:tabs>
+          <w:tab w:val="num" w:pos="0"/>
+        </w:tabs>
+        <w:ind w:left="0" w:hanging="0"/>
+      </w:pPr>
+    </w:lvl>
+    <w:lvl w:ilvl="8">
+      <w:start w:val="1"/>
+      <w:numFmt w:val="none"/>
+      <w:suff w:val="nothing"/>
+      <w:lvlText w:val=""/>
+      <w:lvlJc w:val="left"/>
+      <w:pPr>
+        <w:tabs>
+          <w:tab w:val="num" w:pos="0"/>
+        </w:tabs>
+        <w:ind w:left="0" w:hanging="0"/>
+      </w:pPr>
+    </w:lvl>
+  </w:abstractNum>
+  <w:num w:numId="1">
+    <w:abstractNumId w:val="1"/>
+  </w:num>
+  <w:num w:numId="2">
     <w:abstractNumId w:val="2"/>
   </w:num>
-  <w:num w:numId="2" w16cid:durableId="1576666530">
-    <w:abstractNumId w:val="0"/>
+  <w:num w:numId="3">
+    <w:abstractNumId w:val="3"/>
   </w:num>
-  <w:num w:numId="3" w16cid:durableId="175851717">
-    <w:abstractNumId w:val="1"/>
+  <w:num w:numId="4">
+    <w:abstractNumId w:val="4"/>
   </w:num>
 </w:numbering>
 </file>
 
 <file path=word/styles.xml><?xml version="1.0" encoding="utf-8"?>
-<w:styles xmlns:mc="http://schemas.openxmlformats.org/markup-compatibility/2006" xmlns:r="http://schemas.openxmlformats.org/officeDocument/2006/relationships" xmlns:w="http://schemas.openxmlformats.org/wordprocessingml/2006/main" xmlns:w14="http://schemas.microsoft.com/office/word/2010/wordml" xmlns:w15="http://schemas.microsoft.com/office/word/2012/wordml" xmlns:w16cex="http://schemas.microsoft.com/office/word/2018/wordml/cex" xmlns:w16cid="http://schemas.microsoft.com/office/word/2016/wordml/cid" xmlns:w16="http://schemas.microsoft.com/office/word/2018/wordml" xmlns:w16du="http://schemas.microsoft.com/office/word/2023/wordml/word16du" xmlns:w16sdtdh="http://schemas.microsoft.com/office/word/2020/wordml/sdtdatahash" xmlns:w16sdtfl="http://schemas.microsoft.com/office/word/2024/wordml/sdtformatlock" xmlns:w16se="http://schemas.microsoft.com/office/word/2015/wordml/symex" mc:Ignorable="w14 w15 w16se w16cid w16 w16cex w16sdtdh w16sdtfl w16du">
+<w:styles xmlns:w="http://schemas.openxmlformats.org/wordprocessingml/2006/main" xmlns:w14="http://schemas.microsoft.com/office/word/2010/wordml" xmlns:mc="http://schemas.openxmlformats.org/markup-compatibility/2006" mc:Ignorable="w14">
   <w:docDefaults>
     <w:rPrDefault>
       <w:rPr>
-        <w:rFonts w:asciiTheme="minorHAnsi" w:eastAsiaTheme="minorHAnsi" w:hAnsiTheme="minorHAnsi" w:cstheme="minorBidi"/>
+        <w:rFonts w:ascii="Calibri" w:hAnsi="Calibri" w:eastAsia="Calibri" w:cs="Arial" w:asciiTheme="minorHAnsi" w:cstheme="minorBidi" w:eastAsiaTheme="minorHAnsi" w:hAnsiTheme="minorHAnsi"/>
         <w:kern w:val="2"/>
         <w:sz w:val="22"/>
         <w:szCs w:val="22"/>
@@ -1040,21 +1752,21 @@
     </w:rPrDefault>
     <w:pPrDefault>
       <w:pPr>
-        <w:spacing w:after="160" w:line="259" w:lineRule="auto"/>
+        <w:suppressAutoHyphens w:val="true"/>
       </w:pPr>
     </w:pPrDefault>
   </w:docDefaults>
   <w:latentStyles w:defLockedState="0" w:defUIPriority="99" w:defSemiHidden="0" w:defUnhideWhenUsed="0" w:defQFormat="0" w:count="376">
     <w:lsdException w:name="Normal" w:uiPriority="0" w:qFormat="1"/>
     <w:lsdException w:name="heading 1" w:uiPriority="9" w:qFormat="1"/>
-    <w:lsdException w:name="heading 2" w:semiHidden="1" w:uiPriority="9" w:unhideWhenUsed="1" w:qFormat="1"/>
-    <w:lsdException w:name="heading 3" w:semiHidden="1" w:uiPriority="9" w:unhideWhenUsed="1" w:qFormat="1"/>
-    <w:lsdException w:name="heading 4" w:semiHidden="1" w:uiPriority="9" w:unhideWhenUsed="1" w:qFormat="1"/>
-    <w:lsdException w:name="heading 5" w:semiHidden="1" w:uiPriority="9" w:unhideWhenUsed="1" w:qFormat="1"/>
-    <w:lsdException w:name="heading 6" w:semiHidden="1" w:uiPriority="9" w:unhideWhenUsed="1" w:qFormat="1"/>
-    <w:lsdException w:name="heading 7" w:semiHidden="1" w:uiPriority="9" w:unhideWhenUsed="1" w:qFormat="1"/>
-    <w:lsdException w:name="heading 8" w:semiHidden="1" w:uiPriority="9" w:unhideWhenUsed="1" w:qFormat="1"/>
-    <w:lsdException w:name="heading 9" w:semiHidden="1" w:uiPriority="9" w:unhideWhenUsed="1" w:qFormat="1"/>
+    <w:lsdException w:name="heading 2" w:uiPriority="9" w:semiHidden="1" w:unhideWhenUsed="1" w:qFormat="1"/>
+    <w:lsdException w:name="heading 3" w:uiPriority="9" w:semiHidden="1" w:unhideWhenUsed="1" w:qFormat="1"/>
+    <w:lsdException w:name="heading 4" w:uiPriority="9" w:semiHidden="1" w:unhideWhenUsed="1" w:qFormat="1"/>
+    <w:lsdException w:name="heading 5" w:uiPriority="9" w:semiHidden="1" w:unhideWhenUsed="1" w:qFormat="1"/>
+    <w:lsdException w:name="heading 6" w:uiPriority="9" w:semiHidden="1" w:unhideWhenUsed="1" w:qFormat="1"/>
+    <w:lsdException w:name="heading 7" w:uiPriority="9" w:semiHidden="1" w:unhideWhenUsed="1" w:qFormat="1"/>
+    <w:lsdException w:name="heading 8" w:uiPriority="9" w:semiHidden="1" w:unhideWhenUsed="1" w:qFormat="1"/>
+    <w:lsdException w:name="heading 9" w:uiPriority="9" w:semiHidden="1" w:unhideWhenUsed="1" w:qFormat="1"/>
     <w:lsdException w:name="index 1" w:semiHidden="1" w:unhideWhenUsed="1"/>
     <w:lsdException w:name="index 2" w:semiHidden="1" w:unhideWhenUsed="1"/>
     <w:lsdException w:name="index 3" w:semiHidden="1" w:unhideWhenUsed="1"/>
@@ -1064,22 +1776,22 @@
     <w:lsdException w:name="index 7" w:semiHidden="1" w:unhideWhenUsed="1"/>
     <w:lsdException w:name="index 8" w:semiHidden="1" w:unhideWhenUsed="1"/>
     <w:lsdException w:name="index 9" w:semiHidden="1" w:unhideWhenUsed="1"/>
-    <w:lsdException w:name="toc 1" w:semiHidden="1" w:uiPriority="39" w:unhideWhenUsed="1"/>
-    <w:lsdException w:name="toc 2" w:semiHidden="1" w:uiPriority="39" w:unhideWhenUsed="1"/>
-    <w:lsdException w:name="toc 3" w:semiHidden="1" w:uiPriority="39" w:unhideWhenUsed="1"/>
-    <w:lsdException w:name="toc 4" w:semiHidden="1" w:uiPriority="39" w:unhideWhenUsed="1"/>
-    <w:lsdException w:name="toc 5" w:semiHidden="1" w:uiPriority="39" w:unhideWhenUsed="1"/>
-    <w:lsdException w:name="toc 6" w:semiHidden="1" w:uiPriority="39" w:unhideWhenUsed="1"/>
-    <w:lsdException w:name="toc 7" w:semiHidden="1" w:uiPriority="39" w:unhideWhenUsed="1"/>
-    <w:lsdException w:name="toc 8" w:semiHidden="1" w:uiPriority="39" w:unhideWhenUsed="1"/>
-    <w:lsdException w:name="toc 9" w:semiHidden="1" w:uiPriority="39" w:unhideWhenUsed="1"/>
+    <w:lsdException w:name="toc 1" w:uiPriority="39" w:semiHidden="1" w:unhideWhenUsed="1"/>
+    <w:lsdException w:name="toc 2" w:uiPriority="39" w:semiHidden="1" w:unhideWhenUsed="1"/>
+    <w:lsdException w:name="toc 3" w:uiPriority="39" w:semiHidden="1" w:unhideWhenUsed="1"/>
+    <w:lsdException w:name="toc 4" w:uiPriority="39" w:semiHidden="1" w:unhideWhenUsed="1"/>
+    <w:lsdException w:name="toc 5" w:uiPriority="39" w:semiHidden="1" w:unhideWhenUsed="1"/>
+    <w:lsdException w:name="toc 6" w:uiPriority="39" w:semiHidden="1" w:unhideWhenUsed="1"/>
+    <w:lsdException w:name="toc 7" w:uiPriority="39" w:semiHidden="1" w:unhideWhenUsed="1"/>
+    <w:lsdException w:name="toc 8" w:uiPriority="39" w:semiHidden="1" w:unhideWhenUsed="1"/>
+    <w:lsdException w:name="toc 9" w:uiPriority="39" w:semiHidden="1" w:unhideWhenUsed="1"/>
     <w:lsdException w:name="Normal Indent" w:semiHidden="1" w:unhideWhenUsed="1"/>
     <w:lsdException w:name="footnote text" w:semiHidden="1" w:unhideWhenUsed="1"/>
     <w:lsdException w:name="annotation text" w:semiHidden="1" w:unhideWhenUsed="1"/>
     <w:lsdException w:name="header" w:semiHidden="1" w:unhideWhenUsed="1"/>
     <w:lsdException w:name="footer" w:semiHidden="1" w:unhideWhenUsed="1"/>
     <w:lsdException w:name="index heading" w:semiHidden="1" w:unhideWhenUsed="1"/>
-    <w:lsdException w:name="caption" w:semiHidden="1" w:uiPriority="35" w:unhideWhenUsed="1" w:qFormat="1"/>
+    <w:lsdException w:name="caption" w:uiPriority="35" w:semiHidden="1" w:unhideWhenUsed="1" w:qFormat="1"/>
     <w:lsdException w:name="table of figures" w:semiHidden="1" w:unhideWhenUsed="1"/>
     <w:lsdException w:name="envelope address" w:semiHidden="1" w:unhideWhenUsed="1"/>
     <w:lsdException w:name="envelope return" w:semiHidden="1" w:unhideWhenUsed="1"/>
@@ -1110,7 +1822,7 @@
     <w:lsdException w:name="Title" w:uiPriority="10" w:qFormat="1"/>
     <w:lsdException w:name="Closing" w:semiHidden="1" w:unhideWhenUsed="1"/>
     <w:lsdException w:name="Signature" w:semiHidden="1" w:unhideWhenUsed="1"/>
-    <w:lsdException w:name="Default Paragraph Font" w:semiHidden="1" w:uiPriority="1" w:unhideWhenUsed="1"/>
+    <w:lsdException w:name="Default Paragraph Font" w:uiPriority="1" w:semiHidden="1" w:unhideWhenUsed="1"/>
     <w:lsdException w:name="Body Text" w:semiHidden="1" w:unhideWhenUsed="1"/>
     <w:lsdException w:name="Body Text Indent" w:semiHidden="1" w:unhideWhenUsed="1"/>
     <w:lsdException w:name="List Continue" w:semiHidden="1" w:unhideWhenUsed="1"/>
@@ -1310,8 +2022,8 @@
     <w:lsdException w:name="Subtle Reference" w:uiPriority="31" w:qFormat="1"/>
     <w:lsdException w:name="Intense Reference" w:uiPriority="32" w:qFormat="1"/>
     <w:lsdException w:name="Book Title" w:uiPriority="33" w:qFormat="1"/>
-    <w:lsdException w:name="Bibliography" w:semiHidden="1" w:uiPriority="37" w:unhideWhenUsed="1"/>
-    <w:lsdException w:name="TOC Heading" w:semiHidden="1" w:uiPriority="39" w:unhideWhenUsed="1" w:qFormat="1"/>
+    <w:lsdException w:name="Bibliography" w:uiPriority="37" w:semiHidden="1" w:unhideWhenUsed="1"/>
+    <w:lsdException w:name="TOC Heading" w:uiPriority="39" w:semiHidden="1" w:unhideWhenUsed="1" w:qFormat="1"/>
     <w:lsdException w:name="Plain Table 1" w:uiPriority="41"/>
     <w:lsdException w:name="Plain Table 2" w:uiPriority="42"/>
     <w:lsdException w:name="Plain Table 3" w:uiPriority="43"/>
@@ -1422,213 +2134,679 @@
     <w:lsdException w:name="Unresolved Mention" w:semiHidden="1" w:unhideWhenUsed="1"/>
     <w:lsdException w:name="Smart Link" w:semiHidden="1" w:unhideWhenUsed="1"/>
   </w:latentStyles>
-  <w:style w:type="paragraph" w:default="1" w:styleId="Normln">
+  <w:style w:type="paragraph" w:styleId="Normal" w:default="1">
     <w:name w:val="Normal"/>
     <w:qFormat/>
-  </w:style>
-  <w:style w:type="paragraph" w:styleId="Nadpis1">
+    <w:pPr>
+      <w:widowControl/>
+      <w:bidi w:val="0"/>
+      <w:spacing w:lineRule="auto" w:line="259" w:before="0" w:after="160"/>
+      <w:jc w:val="left"/>
+    </w:pPr>
+    <w:rPr>
+      <w:rFonts w:ascii="Calibri" w:hAnsi="Calibri" w:eastAsia="Calibri" w:cs="Arial" w:asciiTheme="minorHAnsi" w:cstheme="minorBidi" w:eastAsiaTheme="minorHAnsi" w:hAnsiTheme="minorHAnsi"/>
+      <w:color w:val="auto"/>
+      <w:kern w:val="2"/>
+      <w:sz w:val="22"/>
+      <w:szCs w:val="22"/>
+      <w:lang w:val="cs-CZ" w:eastAsia="en-US" w:bidi="ar-SA"/>
+      <w14:ligatures w14:val="standardContextual"/>
+    </w:rPr>
+  </w:style>
+  <w:style w:type="paragraph" w:styleId="Heading1">
     <w:name w:val="heading 1"/>
-    <w:basedOn w:val="Normln"/>
-    <w:next w:val="Normln"/>
+    <w:basedOn w:val="Normal"/>
+    <w:next w:val="Normal"/>
     <w:link w:val="Nadpis1Char"/>
     <w:uiPriority w:val="9"/>
     <w:qFormat/>
-    <w:rsid w:val="009A7CCD"/>
+    <w:rsid w:val="009a7ccd"/>
     <w:pPr>
-      <w:keepNext/>
+      <w:keepNext w:val="true"/>
       <w:keepLines/>
       <w:spacing w:before="360" w:after="80"/>
       <w:outlineLvl w:val="0"/>
     </w:pPr>
     <w:rPr>
-      <w:rFonts w:ascii="Arial" w:eastAsiaTheme="majorEastAsia" w:hAnsi="Arial" w:cstheme="majorBidi"/>
-      <w:color w:val="2F5496" w:themeColor="accent1" w:themeShade="BF"/>
+      <w:rFonts w:ascii="Arial" w:hAnsi="Arial" w:eastAsia="游ゴシック Light" w:cs="Times New Roman" w:cstheme="majorBidi" w:eastAsiaTheme="majorEastAsia"/>
+      <w:color w:themeColor="accent1" w:themeShade="bf" w:val="2F5496"/>
       <w:sz w:val="36"/>
       <w:szCs w:val="40"/>
     </w:rPr>
   </w:style>
-  <w:style w:type="paragraph" w:styleId="Nadpis2">
+  <w:style w:type="paragraph" w:styleId="Heading2">
     <w:name w:val="heading 2"/>
-    <w:basedOn w:val="Normln"/>
-    <w:next w:val="Normln"/>
+    <w:basedOn w:val="Normal"/>
+    <w:next w:val="Normal"/>
     <w:link w:val="Nadpis2Char"/>
     <w:uiPriority w:val="9"/>
     <w:semiHidden/>
     <w:unhideWhenUsed/>
     <w:qFormat/>
-    <w:rsid w:val="005C04EA"/>
+    <w:rsid w:val="005c04ea"/>
     <w:pPr>
-      <w:keepNext/>
+      <w:keepNext w:val="true"/>
       <w:keepLines/>
       <w:spacing w:before="160" w:after="80"/>
       <w:outlineLvl w:val="1"/>
     </w:pPr>
     <w:rPr>
-      <w:rFonts w:asciiTheme="majorHAnsi" w:eastAsiaTheme="majorEastAsia" w:hAnsiTheme="majorHAnsi" w:cstheme="majorBidi"/>
-      <w:color w:val="2F5496" w:themeColor="accent1" w:themeShade="BF"/>
+      <w:rFonts w:ascii="Calibri Light" w:hAnsi="Calibri Light" w:eastAsia="游ゴシック Light" w:cs="Times New Roman" w:asciiTheme="majorHAnsi" w:cstheme="majorBidi" w:eastAsiaTheme="majorEastAsia" w:hAnsiTheme="majorHAnsi"/>
+      <w:color w:themeColor="accent1" w:themeShade="bf" w:val="2F5496"/>
       <w:sz w:val="32"/>
       <w:szCs w:val="32"/>
     </w:rPr>
   </w:style>
-  <w:style w:type="paragraph" w:styleId="Nadpis3">
+  <w:style w:type="paragraph" w:styleId="Heading3">
     <w:name w:val="heading 3"/>
-    <w:basedOn w:val="Normln"/>
-    <w:next w:val="Normln"/>
+    <w:basedOn w:val="Normal"/>
+    <w:next w:val="Normal"/>
     <w:link w:val="Nadpis3Char"/>
     <w:uiPriority w:val="9"/>
     <w:semiHidden/>
     <w:unhideWhenUsed/>
     <w:qFormat/>
-    <w:rsid w:val="005C04EA"/>
+    <w:rsid w:val="005c04ea"/>
     <w:pPr>
-      <w:keepNext/>
+      <w:keepNext w:val="true"/>
       <w:keepLines/>
       <w:spacing w:before="160" w:after="80"/>
       <w:outlineLvl w:val="2"/>
     </w:pPr>
     <w:rPr>
-      <w:rFonts w:eastAsiaTheme="majorEastAsia" w:cstheme="majorBidi"/>
-      <w:color w:val="2F5496" w:themeColor="accent1" w:themeShade="BF"/>
+      <w:rFonts w:eastAsia="游ゴシック Light" w:cs="Times New Roman" w:cstheme="majorBidi" w:eastAsiaTheme="majorEastAsia"/>
+      <w:color w:themeColor="accent1" w:themeShade="bf" w:val="2F5496"/>
       <w:sz w:val="28"/>
       <w:szCs w:val="28"/>
     </w:rPr>
   </w:style>
-  <w:style w:type="paragraph" w:styleId="Nadpis4">
+  <w:style w:type="paragraph" w:styleId="Heading4">
     <w:name w:val="heading 4"/>
-    <w:basedOn w:val="Normln"/>
-    <w:next w:val="Normln"/>
+    <w:basedOn w:val="Normal"/>
+    <w:next w:val="Normal"/>
     <w:link w:val="Nadpis4Char"/>
     <w:uiPriority w:val="9"/>
     <w:semiHidden/>
     <w:unhideWhenUsed/>
     <w:qFormat/>
-    <w:rsid w:val="005C04EA"/>
+    <w:rsid w:val="005c04ea"/>
     <w:pPr>
-      <w:keepNext/>
+      <w:keepNext w:val="true"/>
       <w:keepLines/>
       <w:spacing w:before="80" w:after="40"/>
       <w:outlineLvl w:val="3"/>
     </w:pPr>
     <w:rPr>
-      <w:rFonts w:eastAsiaTheme="majorEastAsia" w:cstheme="majorBidi"/>
+      <w:rFonts w:eastAsia="游ゴシック Light" w:cs="Times New Roman" w:cstheme="majorBidi" w:eastAsiaTheme="majorEastAsia"/>
       <w:i/>
       <w:iCs/>
-      <w:color w:val="2F5496" w:themeColor="accent1" w:themeShade="BF"/>
-    </w:rPr>
-  </w:style>
-  <w:style w:type="paragraph" w:styleId="Nadpis5">
+      <w:color w:themeColor="accent1" w:themeShade="bf" w:val="2F5496"/>
+    </w:rPr>
+  </w:style>
+  <w:style w:type="paragraph" w:styleId="Heading5">
     <w:name w:val="heading 5"/>
-    <w:basedOn w:val="Normln"/>
-    <w:next w:val="Normln"/>
+    <w:basedOn w:val="Normal"/>
+    <w:next w:val="Normal"/>
     <w:link w:val="Nadpis5Char"/>
     <w:uiPriority w:val="9"/>
     <w:semiHidden/>
     <w:unhideWhenUsed/>
     <w:qFormat/>
-    <w:rsid w:val="005C04EA"/>
+    <w:rsid w:val="005c04ea"/>
     <w:pPr>
-      <w:keepNext/>
+      <w:keepNext w:val="true"/>
       <w:keepLines/>
       <w:spacing w:before="80" w:after="40"/>
       <w:outlineLvl w:val="4"/>
     </w:pPr>
     <w:rPr>
-      <w:rFonts w:eastAsiaTheme="majorEastAsia" w:cstheme="majorBidi"/>
-      <w:color w:val="2F5496" w:themeColor="accent1" w:themeShade="BF"/>
-    </w:rPr>
-  </w:style>
-  <w:style w:type="paragraph" w:styleId="Nadpis6">
+      <w:rFonts w:eastAsia="游ゴシック Light" w:cs="Times New Roman" w:cstheme="majorBidi" w:eastAsiaTheme="majorEastAsia"/>
+      <w:color w:themeColor="accent1" w:themeShade="bf" w:val="2F5496"/>
+    </w:rPr>
+  </w:style>
+  <w:style w:type="paragraph" w:styleId="Heading6">
     <w:name w:val="heading 6"/>
-    <w:basedOn w:val="Normln"/>
-    <w:next w:val="Normln"/>
+    <w:basedOn w:val="Normal"/>
+    <w:next w:val="Normal"/>
     <w:link w:val="Nadpis6Char"/>
     <w:uiPriority w:val="9"/>
     <w:semiHidden/>
     <w:unhideWhenUsed/>
     <w:qFormat/>
-    <w:rsid w:val="005C04EA"/>
+    <w:rsid w:val="005c04ea"/>
     <w:pPr>
-      <w:keepNext/>
+      <w:keepNext w:val="true"/>
       <w:keepLines/>
       <w:spacing w:before="40" w:after="0"/>
       <w:outlineLvl w:val="5"/>
     </w:pPr>
     <w:rPr>
-      <w:rFonts w:eastAsiaTheme="majorEastAsia" w:cstheme="majorBidi"/>
+      <w:rFonts w:eastAsia="游ゴシック Light" w:cs="Times New Roman" w:cstheme="majorBidi" w:eastAsiaTheme="majorEastAsia"/>
       <w:i/>
       <w:iCs/>
-      <w:color w:val="595959" w:themeColor="text1" w:themeTint="A6"/>
-    </w:rPr>
-  </w:style>
-  <w:style w:type="paragraph" w:styleId="Nadpis7">
+      <w:color w:themeColor="text1" w:themeTint="a6" w:val="595959"/>
+    </w:rPr>
+  </w:style>
+  <w:style w:type="paragraph" w:styleId="Heading7">
     <w:name w:val="heading 7"/>
-    <w:basedOn w:val="Normln"/>
-    <w:next w:val="Normln"/>
+    <w:basedOn w:val="Normal"/>
+    <w:next w:val="Normal"/>
     <w:link w:val="Nadpis7Char"/>
     <w:uiPriority w:val="9"/>
     <w:semiHidden/>
     <w:unhideWhenUsed/>
     <w:qFormat/>
-    <w:rsid w:val="005C04EA"/>
+    <w:rsid w:val="005c04ea"/>
     <w:pPr>
-      <w:keepNext/>
+      <w:keepNext w:val="true"/>
       <w:keepLines/>
       <w:spacing w:before="40" w:after="0"/>
       <w:outlineLvl w:val="6"/>
     </w:pPr>
     <w:rPr>
-      <w:rFonts w:eastAsiaTheme="majorEastAsia" w:cstheme="majorBidi"/>
-      <w:color w:val="595959" w:themeColor="text1" w:themeTint="A6"/>
-    </w:rPr>
-  </w:style>
-  <w:style w:type="paragraph" w:styleId="Nadpis8">
+      <w:rFonts w:eastAsia="游ゴシック Light" w:cs="Times New Roman" w:cstheme="majorBidi" w:eastAsiaTheme="majorEastAsia"/>
+      <w:color w:themeColor="text1" w:themeTint="a6" w:val="595959"/>
+    </w:rPr>
+  </w:style>
+  <w:style w:type="paragraph" w:styleId="Heading8">
     <w:name w:val="heading 8"/>
-    <w:basedOn w:val="Normln"/>
-    <w:next w:val="Normln"/>
+    <w:basedOn w:val="Normal"/>
+    <w:next w:val="Normal"/>
     <w:link w:val="Nadpis8Char"/>
     <w:uiPriority w:val="9"/>
     <w:semiHidden/>
     <w:unhideWhenUsed/>
     <w:qFormat/>
-    <w:rsid w:val="005C04EA"/>
+    <w:rsid w:val="005c04ea"/>
     <w:pPr>
-      <w:keepNext/>
+      <w:keepNext w:val="true"/>
       <w:keepLines/>
-      <w:spacing w:after="0"/>
+      <w:spacing w:before="0" w:after="0"/>
       <w:outlineLvl w:val="7"/>
     </w:pPr>
     <w:rPr>
-      <w:rFonts w:eastAsiaTheme="majorEastAsia" w:cstheme="majorBidi"/>
+      <w:rFonts w:eastAsia="游ゴシック Light" w:cs="Times New Roman" w:cstheme="majorBidi" w:eastAsiaTheme="majorEastAsia"/>
       <w:i/>
       <w:iCs/>
-      <w:color w:val="272727" w:themeColor="text1" w:themeTint="D8"/>
-    </w:rPr>
-  </w:style>
-  <w:style w:type="paragraph" w:styleId="Nadpis9">
+      <w:color w:themeColor="text1" w:themeTint="d8" w:val="272727"/>
+    </w:rPr>
+  </w:style>
+  <w:style w:type="paragraph" w:styleId="Heading9">
     <w:name w:val="heading 9"/>
-    <w:basedOn w:val="Normln"/>
-    <w:next w:val="Normln"/>
+    <w:basedOn w:val="Normal"/>
+    <w:next w:val="Normal"/>
     <w:link w:val="Nadpis9Char"/>
     <w:uiPriority w:val="9"/>
     <w:semiHidden/>
     <w:unhideWhenUsed/>
     <w:qFormat/>
-    <w:rsid w:val="005C04EA"/>
+    <w:rsid w:val="005c04ea"/>
     <w:pPr>
-      <w:keepNext/>
+      <w:keepNext w:val="true"/>
       <w:keepLines/>
-      <w:spacing w:after="0"/>
+      <w:spacing w:before="0" w:after="0"/>
       <w:outlineLvl w:val="8"/>
     </w:pPr>
     <w:rPr>
-      <w:rFonts w:eastAsiaTheme="majorEastAsia" w:cstheme="majorBidi"/>
-      <w:color w:val="272727" w:themeColor="text1" w:themeTint="D8"/>
-    </w:rPr>
-  </w:style>
-  <w:style w:type="character" w:default="1" w:styleId="Standardnpsmoodstavce">
+      <w:rFonts w:eastAsia="游ゴシック Light" w:cs="Times New Roman" w:cstheme="majorBidi" w:eastAsiaTheme="majorEastAsia"/>
+      <w:color w:themeColor="text1" w:themeTint="d8" w:val="272727"/>
+    </w:rPr>
+  </w:style>
+  <w:style w:type="character" w:styleId="DefaultParagraphFont" w:default="1">
     <w:name w:val="Default Paragraph Font"/>
     <w:uiPriority w:val="1"/>
     <w:unhideWhenUsed/>
+    <w:qFormat/>
+    <w:rPr/>
+  </w:style>
+  <w:style w:type="character" w:styleId="Nadpis1Char" w:customStyle="1">
+    <w:name w:val="Nadpis 1 Char"/>
+    <w:basedOn w:val="DefaultParagraphFont"/>
+    <w:link w:val="Heading1"/>
+    <w:uiPriority w:val="9"/>
+    <w:qFormat/>
+    <w:rsid w:val="009a7ccd"/>
+    <w:rPr>
+      <w:rFonts w:ascii="Arial" w:hAnsi="Arial" w:eastAsia="游ゴシック Light" w:cs="Times New Roman" w:cstheme="majorBidi" w:eastAsiaTheme="majorEastAsia"/>
+      <w:color w:themeColor="accent1" w:themeShade="bf" w:val="2F5496"/>
+      <w:sz w:val="36"/>
+      <w:szCs w:val="40"/>
+    </w:rPr>
+  </w:style>
+  <w:style w:type="character" w:styleId="Nadpis2Char" w:customStyle="1">
+    <w:name w:val="Nadpis 2 Char"/>
+    <w:basedOn w:val="DefaultParagraphFont"/>
+    <w:link w:val="Heading2"/>
+    <w:uiPriority w:val="9"/>
+    <w:semiHidden/>
+    <w:qFormat/>
+    <w:rsid w:val="005c04ea"/>
+    <w:rPr>
+      <w:rFonts w:ascii="Calibri Light" w:hAnsi="Calibri Light" w:eastAsia="游ゴシック Light" w:cs="Times New Roman" w:asciiTheme="majorHAnsi" w:cstheme="majorBidi" w:eastAsiaTheme="majorEastAsia" w:hAnsiTheme="majorHAnsi"/>
+      <w:color w:themeColor="accent1" w:themeShade="bf" w:val="2F5496"/>
+      <w:sz w:val="32"/>
+      <w:szCs w:val="32"/>
+    </w:rPr>
+  </w:style>
+  <w:style w:type="character" w:styleId="Nadpis3Char" w:customStyle="1">
+    <w:name w:val="Nadpis 3 Char"/>
+    <w:basedOn w:val="DefaultParagraphFont"/>
+    <w:link w:val="Heading3"/>
+    <w:uiPriority w:val="9"/>
+    <w:semiHidden/>
+    <w:qFormat/>
+    <w:rsid w:val="005c04ea"/>
+    <w:rPr>
+      <w:rFonts w:eastAsia="游ゴシック Light" w:cs="Times New Roman" w:cstheme="majorBidi" w:eastAsiaTheme="majorEastAsia"/>
+      <w:color w:themeColor="accent1" w:themeShade="bf" w:val="2F5496"/>
+      <w:sz w:val="28"/>
+      <w:szCs w:val="28"/>
+    </w:rPr>
+  </w:style>
+  <w:style w:type="character" w:styleId="Nadpis4Char" w:customStyle="1">
+    <w:name w:val="Nadpis 4 Char"/>
+    <w:basedOn w:val="DefaultParagraphFont"/>
+    <w:link w:val="Heading4"/>
+    <w:uiPriority w:val="9"/>
+    <w:semiHidden/>
+    <w:qFormat/>
+    <w:rsid w:val="005c04ea"/>
+    <w:rPr>
+      <w:rFonts w:eastAsia="游ゴシック Light" w:cs="Times New Roman" w:cstheme="majorBidi" w:eastAsiaTheme="majorEastAsia"/>
+      <w:i/>
+      <w:iCs/>
+      <w:color w:themeColor="accent1" w:themeShade="bf" w:val="2F5496"/>
+    </w:rPr>
+  </w:style>
+  <w:style w:type="character" w:styleId="Nadpis5Char" w:customStyle="1">
+    <w:name w:val="Nadpis 5 Char"/>
+    <w:basedOn w:val="DefaultParagraphFont"/>
+    <w:link w:val="Heading5"/>
+    <w:uiPriority w:val="9"/>
+    <w:semiHidden/>
+    <w:qFormat/>
+    <w:rsid w:val="005c04ea"/>
+    <w:rPr>
+      <w:rFonts w:eastAsia="游ゴシック Light" w:cs="Times New Roman" w:cstheme="majorBidi" w:eastAsiaTheme="majorEastAsia"/>
+      <w:color w:themeColor="accent1" w:themeShade="bf" w:val="2F5496"/>
+    </w:rPr>
+  </w:style>
+  <w:style w:type="character" w:styleId="Nadpis6Char" w:customStyle="1">
+    <w:name w:val="Nadpis 6 Char"/>
+    <w:basedOn w:val="DefaultParagraphFont"/>
+    <w:link w:val="Heading6"/>
+    <w:uiPriority w:val="9"/>
+    <w:semiHidden/>
+    <w:qFormat/>
+    <w:rsid w:val="005c04ea"/>
+    <w:rPr>
+      <w:rFonts w:eastAsia="游ゴシック Light" w:cs="Times New Roman" w:cstheme="majorBidi" w:eastAsiaTheme="majorEastAsia"/>
+      <w:i/>
+      <w:iCs/>
+      <w:color w:themeColor="text1" w:themeTint="a6" w:val="595959"/>
+    </w:rPr>
+  </w:style>
+  <w:style w:type="character" w:styleId="Nadpis7Char" w:customStyle="1">
+    <w:name w:val="Nadpis 7 Char"/>
+    <w:basedOn w:val="DefaultParagraphFont"/>
+    <w:link w:val="Heading7"/>
+    <w:uiPriority w:val="9"/>
+    <w:semiHidden/>
+    <w:qFormat/>
+    <w:rsid w:val="005c04ea"/>
+    <w:rPr>
+      <w:rFonts w:eastAsia="游ゴシック Light" w:cs="Times New Roman" w:cstheme="majorBidi" w:eastAsiaTheme="majorEastAsia"/>
+      <w:color w:themeColor="text1" w:themeTint="a6" w:val="595959"/>
+    </w:rPr>
+  </w:style>
+  <w:style w:type="character" w:styleId="Nadpis8Char" w:customStyle="1">
+    <w:name w:val="Nadpis 8 Char"/>
+    <w:basedOn w:val="DefaultParagraphFont"/>
+    <w:link w:val="Heading8"/>
+    <w:uiPriority w:val="9"/>
+    <w:semiHidden/>
+    <w:qFormat/>
+    <w:rsid w:val="005c04ea"/>
+    <w:rPr>
+      <w:rFonts w:eastAsia="游ゴシック Light" w:cs="Times New Roman" w:cstheme="majorBidi" w:eastAsiaTheme="majorEastAsia"/>
+      <w:i/>
+      <w:iCs/>
+      <w:color w:themeColor="text1" w:themeTint="d8" w:val="272727"/>
+    </w:rPr>
+  </w:style>
+  <w:style w:type="character" w:styleId="Nadpis9Char" w:customStyle="1">
+    <w:name w:val="Nadpis 9 Char"/>
+    <w:basedOn w:val="DefaultParagraphFont"/>
+    <w:link w:val="Heading9"/>
+    <w:uiPriority w:val="9"/>
+    <w:semiHidden/>
+    <w:qFormat/>
+    <w:rsid w:val="005c04ea"/>
+    <w:rPr>
+      <w:rFonts w:eastAsia="游ゴシック Light" w:cs="Times New Roman" w:cstheme="majorBidi" w:eastAsiaTheme="majorEastAsia"/>
+      <w:color w:themeColor="text1" w:themeTint="d8" w:val="272727"/>
+    </w:rPr>
+  </w:style>
+  <w:style w:type="character" w:styleId="NzevChar" w:customStyle="1">
+    <w:name w:val="Název Char"/>
+    <w:basedOn w:val="DefaultParagraphFont"/>
+    <w:link w:val="Title"/>
+    <w:uiPriority w:val="10"/>
+    <w:qFormat/>
+    <w:rsid w:val="005c04ea"/>
+    <w:rPr>
+      <w:rFonts w:ascii="Calibri Light" w:hAnsi="Calibri Light" w:eastAsia="游ゴシック Light" w:cs="Times New Roman" w:asciiTheme="majorHAnsi" w:cstheme="majorBidi" w:eastAsiaTheme="majorEastAsia" w:hAnsiTheme="majorHAnsi"/>
+      <w:spacing w:val="-10"/>
+      <w:kern w:val="2"/>
+      <w:sz w:val="56"/>
+      <w:szCs w:val="56"/>
+    </w:rPr>
+  </w:style>
+  <w:style w:type="character" w:styleId="PodnadpisChar" w:customStyle="1">
+    <w:name w:val="Podnadpis Char"/>
+    <w:basedOn w:val="DefaultParagraphFont"/>
+    <w:link w:val="Subtitle"/>
+    <w:uiPriority w:val="11"/>
+    <w:qFormat/>
+    <w:rsid w:val="005c04ea"/>
+    <w:rPr>
+      <w:rFonts w:eastAsia="游ゴシック Light" w:cs="Times New Roman" w:cstheme="majorBidi" w:eastAsiaTheme="majorEastAsia"/>
+      <w:color w:themeColor="text1" w:themeTint="a6" w:val="595959"/>
+      <w:spacing w:val="15"/>
+      <w:sz w:val="28"/>
+      <w:szCs w:val="28"/>
+    </w:rPr>
+  </w:style>
+  <w:style w:type="character" w:styleId="CittChar" w:customStyle="1">
+    <w:name w:val="Citát Char"/>
+    <w:basedOn w:val="DefaultParagraphFont"/>
+    <w:link w:val="Quote"/>
+    <w:uiPriority w:val="29"/>
+    <w:qFormat/>
+    <w:rsid w:val="005c04ea"/>
+    <w:rPr>
+      <w:i/>
+      <w:iCs/>
+      <w:color w:themeColor="text1" w:themeTint="bf" w:val="404040"/>
+    </w:rPr>
+  </w:style>
+  <w:style w:type="character" w:styleId="IntenseEmphasis">
+    <w:name w:val="Intense Emphasis"/>
+    <w:basedOn w:val="DefaultParagraphFont"/>
+    <w:uiPriority w:val="21"/>
+    <w:qFormat/>
+    <w:rsid w:val="005c04ea"/>
+    <w:rPr>
+      <w:i/>
+      <w:iCs/>
+      <w:color w:themeColor="accent1" w:themeShade="bf" w:val="2F5496"/>
+    </w:rPr>
+  </w:style>
+  <w:style w:type="character" w:styleId="VrazncittChar" w:customStyle="1">
+    <w:name w:val="Výrazný citát Char"/>
+    <w:basedOn w:val="DefaultParagraphFont"/>
+    <w:link w:val="IntenseQuote"/>
+    <w:uiPriority w:val="30"/>
+    <w:qFormat/>
+    <w:rsid w:val="005c04ea"/>
+    <w:rPr>
+      <w:i/>
+      <w:iCs/>
+      <w:color w:themeColor="accent1" w:themeShade="bf" w:val="2F5496"/>
+    </w:rPr>
+  </w:style>
+  <w:style w:type="character" w:styleId="IntenseReference">
+    <w:name w:val="Intense Reference"/>
+    <w:basedOn w:val="DefaultParagraphFont"/>
+    <w:uiPriority w:val="32"/>
+    <w:qFormat/>
+    <w:rsid w:val="005c04ea"/>
+    <w:rPr>
+      <w:b/>
+      <w:bCs/>
+      <w:smallCaps/>
+      <w:color w:themeColor="accent1" w:themeShade="bf" w:val="2F5496"/>
+      <w:spacing w:val="5"/>
+    </w:rPr>
+  </w:style>
+  <w:style w:type="character" w:styleId="Hyperlink">
+    <w:name w:val="Hyperlink"/>
+    <w:basedOn w:val="DefaultParagraphFont"/>
+    <w:uiPriority w:val="99"/>
+    <w:unhideWhenUsed/>
+    <w:rsid w:val="009a7ccd"/>
+    <w:rPr>
+      <w:color w:themeColor="hyperlink" w:val="0563C1"/>
+      <w:u w:val="single"/>
+    </w:rPr>
+  </w:style>
+  <w:style w:type="character" w:styleId="UnresolvedMention">
+    <w:name w:val="Unresolved Mention"/>
+    <w:basedOn w:val="DefaultParagraphFont"/>
+    <w:uiPriority w:val="99"/>
+    <w:semiHidden/>
+    <w:unhideWhenUsed/>
+    <w:qFormat/>
+    <w:rsid w:val="009a7ccd"/>
+    <w:rPr>
+      <w:color w:val="605E5C"/>
+      <w:shd w:fill="E1DFDD" w:val="clear"/>
+    </w:rPr>
+  </w:style>
+  <w:style w:type="character" w:styleId="ZhlavChar" w:customStyle="1">
+    <w:name w:val="Záhlaví Char"/>
+    <w:basedOn w:val="DefaultParagraphFont"/>
+    <w:link w:val="Header"/>
+    <w:uiPriority w:val="99"/>
+    <w:qFormat/>
+    <w:rsid w:val="009a7ccd"/>
+    <w:rPr/>
+  </w:style>
+  <w:style w:type="character" w:styleId="ZpatChar" w:customStyle="1">
+    <w:name w:val="Zápatí Char"/>
+    <w:basedOn w:val="DefaultParagraphFont"/>
+    <w:link w:val="Footer"/>
+    <w:uiPriority w:val="99"/>
+    <w:qFormat/>
+    <w:rsid w:val="009a7ccd"/>
+    <w:rPr/>
+  </w:style>
+  <w:style w:type="paragraph" w:styleId="Heading">
+    <w:name w:val="Heading"/>
+    <w:basedOn w:val="Normal"/>
+    <w:next w:val="BodyText"/>
+    <w:qFormat/>
+    <w:pPr>
+      <w:keepNext w:val="true"/>
+      <w:spacing w:before="240" w:after="120"/>
+    </w:pPr>
+    <w:rPr>
+      <w:rFonts w:ascii="Liberation Sans" w:hAnsi="Liberation Sans" w:eastAsia="Noto Sans CJK SC" w:cs="Noto Sans Devanagari"/>
+      <w:sz w:val="28"/>
+      <w:szCs w:val="28"/>
+    </w:rPr>
+  </w:style>
+  <w:style w:type="paragraph" w:styleId="BodyText">
+    <w:name w:val="Body Text"/>
+    <w:basedOn w:val="Normal"/>
+    <w:pPr>
+      <w:spacing w:lineRule="auto" w:line="276" w:before="0" w:after="140"/>
+    </w:pPr>
+    <w:rPr/>
+  </w:style>
+  <w:style w:type="paragraph" w:styleId="List">
+    <w:name w:val="List"/>
+    <w:basedOn w:val="BodyText"/>
+    <w:pPr/>
+    <w:rPr>
+      <w:rFonts w:cs="Noto Sans Devanagari"/>
+    </w:rPr>
+  </w:style>
+  <w:style w:type="paragraph" w:styleId="Caption">
+    <w:name w:val="caption"/>
+    <w:basedOn w:val="Normal"/>
+    <w:qFormat/>
+    <w:pPr>
+      <w:suppressLineNumbers/>
+      <w:spacing w:before="120" w:after="120"/>
+    </w:pPr>
+    <w:rPr>
+      <w:rFonts w:cs="Noto Sans Devanagari"/>
+      <w:i/>
+      <w:iCs/>
+      <w:sz w:val="24"/>
+      <w:szCs w:val="24"/>
+    </w:rPr>
+  </w:style>
+  <w:style w:type="paragraph" w:styleId="Index">
+    <w:name w:val="Index"/>
+    <w:basedOn w:val="Normal"/>
+    <w:qFormat/>
+    <w:pPr>
+      <w:suppressLineNumbers/>
+    </w:pPr>
+    <w:rPr>
+      <w:rFonts w:cs="Noto Sans Devanagari"/>
+    </w:rPr>
+  </w:style>
+  <w:style w:type="paragraph" w:styleId="Title">
+    <w:name w:val="Title"/>
+    <w:basedOn w:val="Normal"/>
+    <w:next w:val="Normal"/>
+    <w:link w:val="NzevChar"/>
+    <w:uiPriority w:val="10"/>
+    <w:qFormat/>
+    <w:rsid w:val="005c04ea"/>
+    <w:pPr>
+      <w:spacing w:lineRule="auto" w:line="240" w:before="0" w:after="80"/>
+      <w:contextualSpacing/>
+    </w:pPr>
+    <w:rPr>
+      <w:rFonts w:ascii="Calibri Light" w:hAnsi="Calibri Light" w:eastAsia="游ゴシック Light" w:cs="Times New Roman" w:asciiTheme="majorHAnsi" w:cstheme="majorBidi" w:eastAsiaTheme="majorEastAsia" w:hAnsiTheme="majorHAnsi"/>
+      <w:spacing w:val="-10"/>
+      <w:kern w:val="2"/>
+      <w:sz w:val="56"/>
+      <w:szCs w:val="56"/>
+    </w:rPr>
+  </w:style>
+  <w:style w:type="paragraph" w:styleId="Subtitle">
+    <w:name w:val="Subtitle"/>
+    <w:basedOn w:val="Normal"/>
+    <w:next w:val="Normal"/>
+    <w:link w:val="PodnadpisChar"/>
+    <w:uiPriority w:val="11"/>
+    <w:qFormat/>
+    <w:rsid w:val="005c04ea"/>
+    <w:pPr/>
+    <w:rPr>
+      <w:rFonts w:eastAsia="游ゴシック Light" w:cs="Times New Roman" w:cstheme="majorBidi" w:eastAsiaTheme="majorEastAsia"/>
+      <w:color w:themeColor="text1" w:themeTint="a6" w:val="595959"/>
+      <w:spacing w:val="15"/>
+      <w:sz w:val="28"/>
+      <w:szCs w:val="28"/>
+    </w:rPr>
+  </w:style>
+  <w:style w:type="paragraph" w:styleId="Quote">
+    <w:name w:val="Quote"/>
+    <w:basedOn w:val="Normal"/>
+    <w:next w:val="Normal"/>
+    <w:link w:val="CittChar"/>
+    <w:uiPriority w:val="29"/>
+    <w:qFormat/>
+    <w:rsid w:val="005c04ea"/>
+    <w:pPr>
+      <w:spacing w:before="160" w:after="160"/>
+      <w:jc w:val="center"/>
+    </w:pPr>
+    <w:rPr>
+      <w:i/>
+      <w:iCs/>
+      <w:color w:themeColor="text1" w:themeTint="bf" w:val="404040"/>
+    </w:rPr>
+  </w:style>
+  <w:style w:type="paragraph" w:styleId="ListParagraph">
+    <w:name w:val="List Paragraph"/>
+    <w:basedOn w:val="Normal"/>
+    <w:uiPriority w:val="34"/>
+    <w:qFormat/>
+    <w:rsid w:val="005c04ea"/>
+    <w:pPr>
+      <w:spacing w:before="0" w:after="160"/>
+      <w:ind w:left="720"/>
+      <w:contextualSpacing/>
+    </w:pPr>
+    <w:rPr/>
+  </w:style>
+  <w:style w:type="paragraph" w:styleId="IntenseQuote">
+    <w:name w:val="Intense Quote"/>
+    <w:basedOn w:val="Normal"/>
+    <w:next w:val="Normal"/>
+    <w:link w:val="VrazncittChar"/>
+    <w:uiPriority w:val="30"/>
+    <w:qFormat/>
+    <w:rsid w:val="005c04ea"/>
+    <w:pPr>
+      <w:pBdr>
+        <w:top w:val="single" w:sz="4" w:space="10" w:color="2F5496" w:themeColor="accent1" w:themeShade="bf"/>
+        <w:bottom w:val="single" w:sz="4" w:space="10" w:color="2F5496" w:themeColor="accent1" w:themeShade="bf"/>
+      </w:pBdr>
+      <w:spacing w:before="360" w:after="360"/>
+      <w:ind w:left="864" w:right="864"/>
+      <w:jc w:val="center"/>
+    </w:pPr>
+    <w:rPr>
+      <w:i/>
+      <w:iCs/>
+      <w:color w:themeColor="accent1" w:themeShade="bf" w:val="2F5496"/>
+    </w:rPr>
+  </w:style>
+  <w:style w:type="paragraph" w:styleId="HeaderandFooter">
+    <w:name w:val="Header and Footer"/>
+    <w:basedOn w:val="Normal"/>
+    <w:qFormat/>
+    <w:pPr/>
+    <w:rPr/>
+  </w:style>
+  <w:style w:type="paragraph" w:styleId="Header">
+    <w:name w:val="header"/>
+    <w:basedOn w:val="Normal"/>
+    <w:link w:val="ZhlavChar"/>
+    <w:uiPriority w:val="99"/>
+    <w:unhideWhenUsed/>
+    <w:rsid w:val="009a7ccd"/>
+    <w:pPr>
+      <w:tabs>
+        <w:tab w:val="clear" w:pos="708"/>
+        <w:tab w:val="center" w:pos="4536" w:leader="none"/>
+        <w:tab w:val="right" w:pos="9072" w:leader="none"/>
+      </w:tabs>
+      <w:spacing w:lineRule="auto" w:line="240" w:before="0" w:after="0"/>
+    </w:pPr>
+    <w:rPr/>
+  </w:style>
+  <w:style w:type="paragraph" w:styleId="Footer">
+    <w:name w:val="footer"/>
+    <w:basedOn w:val="Normal"/>
+    <w:link w:val="ZpatChar"/>
+    <w:uiPriority w:val="99"/>
+    <w:unhideWhenUsed/>
+    <w:rsid w:val="009a7ccd"/>
+    <w:pPr>
+      <w:tabs>
+        <w:tab w:val="clear" w:pos="708"/>
+        <w:tab w:val="center" w:pos="4536" w:leader="none"/>
+        <w:tab w:val="right" w:pos="9072" w:leader="none"/>
+      </w:tabs>
+      <w:spacing w:lineRule="auto" w:line="240" w:before="0" w:after="0"/>
+    </w:pPr>
+    <w:rPr/>
+  </w:style>
+  <w:style w:type="numbering" w:styleId="NoList" w:default="1">
+    <w:name w:val="No List"/>
+    <w:uiPriority w:val="99"/>
+    <w:semiHidden/>
+    <w:unhideWhenUsed/>
+    <w:qFormat/>
   </w:style>
   <w:style w:type="table" w:default="1" w:styleId="Normlntabulka">
     <w:name w:val="Normal Table"/>
@@ -1636,7 +2814,6 @@
     <w:semiHidden/>
     <w:unhideWhenUsed/>
     <w:tblPr>
-      <w:tblInd w:w="0" w:type="dxa"/>
       <w:tblCellMar>
         <w:top w:w="0" w:type="dxa"/>
         <w:left w:w="108" w:type="dxa"/>
@@ -1645,562 +2822,101 @@
       </w:tblCellMar>
     </w:tblPr>
   </w:style>
-  <w:style w:type="numbering" w:default="1" w:styleId="Bezseznamu">
-    <w:name w:val="No List"/>
-    <w:uiPriority w:val="99"/>
-    <w:semiHidden/>
-    <w:unhideWhenUsed/>
-  </w:style>
-  <w:style w:type="character" w:customStyle="1" w:styleId="Nadpis1Char">
-    <w:name w:val="Nadpis 1 Char"/>
-    <w:basedOn w:val="Standardnpsmoodstavce"/>
-    <w:link w:val="Nadpis1"/>
-    <w:uiPriority w:val="9"/>
-    <w:rsid w:val="009A7CCD"/>
-    <w:rPr>
-      <w:rFonts w:ascii="Arial" w:eastAsiaTheme="majorEastAsia" w:hAnsi="Arial" w:cstheme="majorBidi"/>
-      <w:color w:val="2F5496" w:themeColor="accent1" w:themeShade="BF"/>
-      <w:sz w:val="36"/>
-      <w:szCs w:val="40"/>
-    </w:rPr>
-  </w:style>
-  <w:style w:type="character" w:customStyle="1" w:styleId="Nadpis2Char">
-    <w:name w:val="Nadpis 2 Char"/>
-    <w:basedOn w:val="Standardnpsmoodstavce"/>
-    <w:link w:val="Nadpis2"/>
-    <w:uiPriority w:val="9"/>
-    <w:semiHidden/>
-    <w:rsid w:val="005C04EA"/>
-    <w:rPr>
-      <w:rFonts w:asciiTheme="majorHAnsi" w:eastAsiaTheme="majorEastAsia" w:hAnsiTheme="majorHAnsi" w:cstheme="majorBidi"/>
-      <w:color w:val="2F5496" w:themeColor="accent1" w:themeShade="BF"/>
-      <w:sz w:val="32"/>
-      <w:szCs w:val="32"/>
-    </w:rPr>
-  </w:style>
-  <w:style w:type="character" w:customStyle="1" w:styleId="Nadpis3Char">
-    <w:name w:val="Nadpis 3 Char"/>
-    <w:basedOn w:val="Standardnpsmoodstavce"/>
-    <w:link w:val="Nadpis3"/>
-    <w:uiPriority w:val="9"/>
-    <w:semiHidden/>
-    <w:rsid w:val="005C04EA"/>
-    <w:rPr>
-      <w:rFonts w:eastAsiaTheme="majorEastAsia" w:cstheme="majorBidi"/>
-      <w:color w:val="2F5496" w:themeColor="accent1" w:themeShade="BF"/>
-      <w:sz w:val="28"/>
-      <w:szCs w:val="28"/>
-    </w:rPr>
-  </w:style>
-  <w:style w:type="character" w:customStyle="1" w:styleId="Nadpis4Char">
-    <w:name w:val="Nadpis 4 Char"/>
-    <w:basedOn w:val="Standardnpsmoodstavce"/>
-    <w:link w:val="Nadpis4"/>
-    <w:uiPriority w:val="9"/>
-    <w:semiHidden/>
-    <w:rsid w:val="005C04EA"/>
-    <w:rPr>
-      <w:rFonts w:eastAsiaTheme="majorEastAsia" w:cstheme="majorBidi"/>
-      <w:i/>
-      <w:iCs/>
-      <w:color w:val="2F5496" w:themeColor="accent1" w:themeShade="BF"/>
-    </w:rPr>
-  </w:style>
-  <w:style w:type="character" w:customStyle="1" w:styleId="Nadpis5Char">
-    <w:name w:val="Nadpis 5 Char"/>
-    <w:basedOn w:val="Standardnpsmoodstavce"/>
-    <w:link w:val="Nadpis5"/>
-    <w:uiPriority w:val="9"/>
-    <w:semiHidden/>
-    <w:rsid w:val="005C04EA"/>
-    <w:rPr>
-      <w:rFonts w:eastAsiaTheme="majorEastAsia" w:cstheme="majorBidi"/>
-      <w:color w:val="2F5496" w:themeColor="accent1" w:themeShade="BF"/>
-    </w:rPr>
-  </w:style>
-  <w:style w:type="character" w:customStyle="1" w:styleId="Nadpis6Char">
-    <w:name w:val="Nadpis 6 Char"/>
-    <w:basedOn w:val="Standardnpsmoodstavce"/>
-    <w:link w:val="Nadpis6"/>
-    <w:uiPriority w:val="9"/>
-    <w:semiHidden/>
-    <w:rsid w:val="005C04EA"/>
-    <w:rPr>
-      <w:rFonts w:eastAsiaTheme="majorEastAsia" w:cstheme="majorBidi"/>
-      <w:i/>
-      <w:iCs/>
-      <w:color w:val="595959" w:themeColor="text1" w:themeTint="A6"/>
-    </w:rPr>
-  </w:style>
-  <w:style w:type="character" w:customStyle="1" w:styleId="Nadpis7Char">
-    <w:name w:val="Nadpis 7 Char"/>
-    <w:basedOn w:val="Standardnpsmoodstavce"/>
-    <w:link w:val="Nadpis7"/>
-    <w:uiPriority w:val="9"/>
-    <w:semiHidden/>
-    <w:rsid w:val="005C04EA"/>
-    <w:rPr>
-      <w:rFonts w:eastAsiaTheme="majorEastAsia" w:cstheme="majorBidi"/>
-      <w:color w:val="595959" w:themeColor="text1" w:themeTint="A6"/>
-    </w:rPr>
-  </w:style>
-  <w:style w:type="character" w:customStyle="1" w:styleId="Nadpis8Char">
-    <w:name w:val="Nadpis 8 Char"/>
-    <w:basedOn w:val="Standardnpsmoodstavce"/>
-    <w:link w:val="Nadpis8"/>
-    <w:uiPriority w:val="9"/>
-    <w:semiHidden/>
-    <w:rsid w:val="005C04EA"/>
-    <w:rPr>
-      <w:rFonts w:eastAsiaTheme="majorEastAsia" w:cstheme="majorBidi"/>
-      <w:i/>
-      <w:iCs/>
-      <w:color w:val="272727" w:themeColor="text1" w:themeTint="D8"/>
-    </w:rPr>
-  </w:style>
-  <w:style w:type="character" w:customStyle="1" w:styleId="Nadpis9Char">
-    <w:name w:val="Nadpis 9 Char"/>
-    <w:basedOn w:val="Standardnpsmoodstavce"/>
-    <w:link w:val="Nadpis9"/>
-    <w:uiPriority w:val="9"/>
-    <w:semiHidden/>
-    <w:rsid w:val="005C04EA"/>
-    <w:rPr>
-      <w:rFonts w:eastAsiaTheme="majorEastAsia" w:cstheme="majorBidi"/>
-      <w:color w:val="272727" w:themeColor="text1" w:themeTint="D8"/>
-    </w:rPr>
-  </w:style>
-  <w:style w:type="paragraph" w:styleId="Nzev">
-    <w:name w:val="Title"/>
-    <w:basedOn w:val="Normln"/>
-    <w:next w:val="Normln"/>
-    <w:link w:val="NzevChar"/>
-    <w:uiPriority w:val="10"/>
-    <w:qFormat/>
-    <w:rsid w:val="005C04EA"/>
-    <w:pPr>
-      <w:spacing w:after="80" w:line="240" w:lineRule="auto"/>
-      <w:contextualSpacing/>
-    </w:pPr>
-    <w:rPr>
-      <w:rFonts w:asciiTheme="majorHAnsi" w:eastAsiaTheme="majorEastAsia" w:hAnsiTheme="majorHAnsi" w:cstheme="majorBidi"/>
-      <w:spacing w:val="-10"/>
-      <w:kern w:val="28"/>
-      <w:sz w:val="56"/>
-      <w:szCs w:val="56"/>
-    </w:rPr>
-  </w:style>
-  <w:style w:type="character" w:customStyle="1" w:styleId="NzevChar">
-    <w:name w:val="Název Char"/>
-    <w:basedOn w:val="Standardnpsmoodstavce"/>
-    <w:link w:val="Nzev"/>
-    <w:uiPriority w:val="10"/>
-    <w:rsid w:val="005C04EA"/>
-    <w:rPr>
-      <w:rFonts w:asciiTheme="majorHAnsi" w:eastAsiaTheme="majorEastAsia" w:hAnsiTheme="majorHAnsi" w:cstheme="majorBidi"/>
-      <w:spacing w:val="-10"/>
-      <w:kern w:val="28"/>
-      <w:sz w:val="56"/>
-      <w:szCs w:val="56"/>
-    </w:rPr>
-  </w:style>
-  <w:style w:type="paragraph" w:styleId="Podnadpis">
-    <w:name w:val="Subtitle"/>
-    <w:basedOn w:val="Normln"/>
-    <w:next w:val="Normln"/>
-    <w:link w:val="PodnadpisChar"/>
-    <w:uiPriority w:val="11"/>
-    <w:qFormat/>
-    <w:rsid w:val="005C04EA"/>
-    <w:pPr>
-      <w:numPr>
-        <w:ilvl w:val="1"/>
-      </w:numPr>
-    </w:pPr>
-    <w:rPr>
-      <w:rFonts w:eastAsiaTheme="majorEastAsia" w:cstheme="majorBidi"/>
-      <w:color w:val="595959" w:themeColor="text1" w:themeTint="A6"/>
-      <w:spacing w:val="15"/>
-      <w:sz w:val="28"/>
-      <w:szCs w:val="28"/>
-    </w:rPr>
-  </w:style>
-  <w:style w:type="character" w:customStyle="1" w:styleId="PodnadpisChar">
-    <w:name w:val="Podnadpis Char"/>
-    <w:basedOn w:val="Standardnpsmoodstavce"/>
-    <w:link w:val="Podnadpis"/>
-    <w:uiPriority w:val="11"/>
-    <w:rsid w:val="005C04EA"/>
-    <w:rPr>
-      <w:rFonts w:eastAsiaTheme="majorEastAsia" w:cstheme="majorBidi"/>
-      <w:color w:val="595959" w:themeColor="text1" w:themeTint="A6"/>
-      <w:spacing w:val="15"/>
-      <w:sz w:val="28"/>
-      <w:szCs w:val="28"/>
-    </w:rPr>
-  </w:style>
-  <w:style w:type="paragraph" w:styleId="Citt">
-    <w:name w:val="Quote"/>
-    <w:basedOn w:val="Normln"/>
-    <w:next w:val="Normln"/>
-    <w:link w:val="CittChar"/>
-    <w:uiPriority w:val="29"/>
-    <w:qFormat/>
-    <w:rsid w:val="005C04EA"/>
-    <w:pPr>
-      <w:spacing w:before="160"/>
-      <w:jc w:val="center"/>
-    </w:pPr>
-    <w:rPr>
-      <w:i/>
-      <w:iCs/>
-      <w:color w:val="404040" w:themeColor="text1" w:themeTint="BF"/>
-    </w:rPr>
-  </w:style>
-  <w:style w:type="character" w:customStyle="1" w:styleId="CittChar">
-    <w:name w:val="Citát Char"/>
-    <w:basedOn w:val="Standardnpsmoodstavce"/>
-    <w:link w:val="Citt"/>
-    <w:uiPriority w:val="29"/>
-    <w:rsid w:val="005C04EA"/>
-    <w:rPr>
-      <w:i/>
-      <w:iCs/>
-      <w:color w:val="404040" w:themeColor="text1" w:themeTint="BF"/>
-    </w:rPr>
-  </w:style>
-  <w:style w:type="paragraph" w:styleId="Odstavecseseznamem">
-    <w:name w:val="List Paragraph"/>
-    <w:basedOn w:val="Normln"/>
-    <w:uiPriority w:val="34"/>
-    <w:qFormat/>
-    <w:rsid w:val="005C04EA"/>
-    <w:pPr>
-      <w:ind w:left="720"/>
-      <w:contextualSpacing/>
-    </w:pPr>
-  </w:style>
-  <w:style w:type="character" w:styleId="Zdraznnintenzivn">
-    <w:name w:val="Intense Emphasis"/>
-    <w:basedOn w:val="Standardnpsmoodstavce"/>
-    <w:uiPriority w:val="21"/>
-    <w:qFormat/>
-    <w:rsid w:val="005C04EA"/>
-    <w:rPr>
-      <w:i/>
-      <w:iCs/>
-      <w:color w:val="2F5496" w:themeColor="accent1" w:themeShade="BF"/>
-    </w:rPr>
-  </w:style>
-  <w:style w:type="paragraph" w:styleId="Vrazncitt">
-    <w:name w:val="Intense Quote"/>
-    <w:basedOn w:val="Normln"/>
-    <w:next w:val="Normln"/>
-    <w:link w:val="VrazncittChar"/>
-    <w:uiPriority w:val="30"/>
-    <w:qFormat/>
-    <w:rsid w:val="005C04EA"/>
-    <w:pPr>
-      <w:pBdr>
-        <w:top w:val="single" w:sz="4" w:space="10" w:color="2F5496" w:themeColor="accent1" w:themeShade="BF"/>
-        <w:bottom w:val="single" w:sz="4" w:space="10" w:color="2F5496" w:themeColor="accent1" w:themeShade="BF"/>
-      </w:pBdr>
-      <w:spacing w:before="360" w:after="360"/>
-      <w:ind w:left="864" w:right="864"/>
-      <w:jc w:val="center"/>
-    </w:pPr>
-    <w:rPr>
-      <w:i/>
-      <w:iCs/>
-      <w:color w:val="2F5496" w:themeColor="accent1" w:themeShade="BF"/>
-    </w:rPr>
-  </w:style>
-  <w:style w:type="character" w:customStyle="1" w:styleId="VrazncittChar">
-    <w:name w:val="Výrazný citát Char"/>
-    <w:basedOn w:val="Standardnpsmoodstavce"/>
-    <w:link w:val="Vrazncitt"/>
-    <w:uiPriority w:val="30"/>
-    <w:rsid w:val="005C04EA"/>
-    <w:rPr>
-      <w:i/>
-      <w:iCs/>
-      <w:color w:val="2F5496" w:themeColor="accent1" w:themeShade="BF"/>
-    </w:rPr>
-  </w:style>
-  <w:style w:type="character" w:styleId="Odkazintenzivn">
-    <w:name w:val="Intense Reference"/>
-    <w:basedOn w:val="Standardnpsmoodstavce"/>
-    <w:uiPriority w:val="32"/>
-    <w:qFormat/>
-    <w:rsid w:val="005C04EA"/>
-    <w:rPr>
-      <w:b/>
-      <w:bCs/>
-      <w:smallCaps/>
-      <w:color w:val="2F5496" w:themeColor="accent1" w:themeShade="BF"/>
-      <w:spacing w:val="5"/>
-    </w:rPr>
-  </w:style>
-  <w:style w:type="character" w:styleId="Hypertextovodkaz">
-    <w:name w:val="Hyperlink"/>
-    <w:basedOn w:val="Standardnpsmoodstavce"/>
-    <w:uiPriority w:val="99"/>
-    <w:unhideWhenUsed/>
-    <w:rsid w:val="009A7CCD"/>
-    <w:rPr>
-      <w:color w:val="0563C1" w:themeColor="hyperlink"/>
-      <w:u w:val="single"/>
-    </w:rPr>
-  </w:style>
-  <w:style w:type="character" w:styleId="Nevyeenzmnka">
-    <w:name w:val="Unresolved Mention"/>
-    <w:basedOn w:val="Standardnpsmoodstavce"/>
-    <w:uiPriority w:val="99"/>
-    <w:semiHidden/>
-    <w:unhideWhenUsed/>
-    <w:rsid w:val="009A7CCD"/>
-    <w:rPr>
-      <w:color w:val="605E5C"/>
-      <w:shd w:val="clear" w:color="auto" w:fill="E1DFDD"/>
-    </w:rPr>
-  </w:style>
-  <w:style w:type="paragraph" w:styleId="Zhlav">
-    <w:name w:val="header"/>
-    <w:basedOn w:val="Normln"/>
-    <w:link w:val="ZhlavChar"/>
-    <w:uiPriority w:val="99"/>
-    <w:unhideWhenUsed/>
-    <w:rsid w:val="009A7CCD"/>
-    <w:pPr>
-      <w:tabs>
-        <w:tab w:val="center" w:pos="4536"/>
-        <w:tab w:val="right" w:pos="9072"/>
-      </w:tabs>
-      <w:spacing w:after="0" w:line="240" w:lineRule="auto"/>
-    </w:pPr>
-  </w:style>
-  <w:style w:type="character" w:customStyle="1" w:styleId="ZhlavChar">
-    <w:name w:val="Záhlaví Char"/>
-    <w:basedOn w:val="Standardnpsmoodstavce"/>
-    <w:link w:val="Zhlav"/>
-    <w:uiPriority w:val="99"/>
-    <w:rsid w:val="009A7CCD"/>
-  </w:style>
-  <w:style w:type="paragraph" w:styleId="Zpat">
-    <w:name w:val="footer"/>
-    <w:basedOn w:val="Normln"/>
-    <w:link w:val="ZpatChar"/>
-    <w:uiPriority w:val="99"/>
-    <w:unhideWhenUsed/>
-    <w:rsid w:val="009A7CCD"/>
-    <w:pPr>
-      <w:tabs>
-        <w:tab w:val="center" w:pos="4536"/>
-        <w:tab w:val="right" w:pos="9072"/>
-      </w:tabs>
-      <w:spacing w:after="0" w:line="240" w:lineRule="auto"/>
-    </w:pPr>
-  </w:style>
-  <w:style w:type="character" w:customStyle="1" w:styleId="ZpatChar">
-    <w:name w:val="Zápatí Char"/>
-    <w:basedOn w:val="Standardnpsmoodstavce"/>
-    <w:link w:val="Zpat"/>
-    <w:uiPriority w:val="99"/>
-    <w:rsid w:val="009A7CCD"/>
-  </w:style>
 </w:styles>
 </file>
 
 <file path=word/theme/theme1.xml><?xml version="1.0" encoding="utf-8"?>
-<a:theme xmlns:a="http://schemas.openxmlformats.org/drawingml/2006/main" name="Motiv Office">
+<a:theme xmlns:a="http://schemas.openxmlformats.org/drawingml/2006/main" xmlns:r="http://schemas.openxmlformats.org/officeDocument/2006/relationships" name="Motiv Office">
   <a:themeElements>
     <a:clrScheme name="Office">
       <a:dk1>
-        <a:sysClr val="windowText" lastClr="000000"/>
+        <a:srgbClr val="000000"/>
       </a:dk1>
       <a:lt1>
-        <a:sysClr val="window" lastClr="FFFFFF"/>
+        <a:srgbClr val="ffffff"/>
       </a:lt1>
       <a:dk2>
-        <a:srgbClr val="44546A"/>
+        <a:srgbClr val="44546a"/>
       </a:dk2>
       <a:lt2>
-        <a:srgbClr val="E7E6E6"/>
+        <a:srgbClr val="e7e6e6"/>
       </a:lt2>
       <a:accent1>
-        <a:srgbClr val="4472C4"/>
+        <a:srgbClr val="4472c4"/>
       </a:accent1>
       <a:accent2>
-        <a:srgbClr val="ED7D31"/>
+        <a:srgbClr val="ed7d31"/>
       </a:accent2>
       <a:accent3>
-        <a:srgbClr val="A5A5A5"/>
+        <a:srgbClr val="a5a5a5"/>
       </a:accent3>
       <a:accent4>
-        <a:srgbClr val="FFC000"/>
+        <a:srgbClr val="ffc000"/>
       </a:accent4>
       <a:accent5>
-        <a:srgbClr val="5B9BD5"/>
+        <a:srgbClr val="5b9bd5"/>
       </a:accent5>
       <a:accent6>
-        <a:srgbClr val="70AD47"/>
+        <a:srgbClr val="70ad47"/>
       </a:accent6>
       <a:hlink>
-        <a:srgbClr val="0563C1"/>
+        <a:srgbClr val="0563c1"/>
       </a:hlink>
       <a:folHlink>
-        <a:srgbClr val="954F72"/>
+        <a:srgbClr val="954f72"/>
       </a:folHlink>
     </a:clrScheme>
     <a:fontScheme name="Office">
       <a:majorFont>
-        <a:latin typeface="Calibri Light" panose="020F0302020204030204"/>
+        <a:latin typeface="Calibri Light" panose="020F0302020204030204" pitchFamily="0" charset="1"/>
         <a:ea typeface=""/>
         <a:cs typeface=""/>
-        <a:font script="Jpan" typeface="游ゴシック Light"/>
-        <a:font script="Hang" typeface="맑은 고딕"/>
-        <a:font script="Hans" typeface="等线 Light"/>
-        <a:font script="Hant" typeface="新細明體"/>
-        <a:font script="Arab" typeface="Times New Roman"/>
-        <a:font script="Hebr" typeface="Times New Roman"/>
-        <a:font script="Thai" typeface="Angsana New"/>
-        <a:font script="Ethi" typeface="Nyala"/>
-        <a:font script="Beng" typeface="Vrinda"/>
-        <a:font script="Gujr" typeface="Shruti"/>
-        <a:font script="Khmr" typeface="MoolBoran"/>
-        <a:font script="Knda" typeface="Tunga"/>
-        <a:font script="Guru" typeface="Raavi"/>
-        <a:font script="Cans" typeface="Euphemia"/>
-        <a:font script="Cher" typeface="Plantagenet Cherokee"/>
-        <a:font script="Yiii" typeface="Microsoft Yi Baiti"/>
-        <a:font script="Tibt" typeface="Microsoft Himalaya"/>
-        <a:font script="Thaa" typeface="MV Boli"/>
-        <a:font script="Deva" typeface="Mangal"/>
-        <a:font script="Telu" typeface="Gautami"/>
-        <a:font script="Taml" typeface="Latha"/>
-        <a:font script="Syrc" typeface="Estrangelo Edessa"/>
-        <a:font script="Orya" typeface="Kalinga"/>
-        <a:font script="Mlym" typeface="Kartika"/>
-        <a:font script="Laoo" typeface="DokChampa"/>
-        <a:font script="Sinh" typeface="Iskoola Pota"/>
-        <a:font script="Mong" typeface="Mongolian Baiti"/>
-        <a:font script="Viet" typeface="Times New Roman"/>
-        <a:font script="Uigh" typeface="Microsoft Uighur"/>
-        <a:font script="Geor" typeface="Sylfaen"/>
-        <a:font script="Armn" typeface="Arial"/>
-        <a:font script="Bugi" typeface="Leelawadee UI"/>
-        <a:font script="Bopo" typeface="Microsoft JhengHei"/>
-        <a:font script="Java" typeface="Javanese Text"/>
-        <a:font script="Lisu" typeface="Segoe UI"/>
-        <a:font script="Mymr" typeface="Myanmar Text"/>
-        <a:font script="Nkoo" typeface="Ebrima"/>
-        <a:font script="Olck" typeface="Nirmala UI"/>
-        <a:font script="Osma" typeface="Ebrima"/>
-        <a:font script="Phag" typeface="Phagspa"/>
-        <a:font script="Syrn" typeface="Estrangelo Edessa"/>
-        <a:font script="Syrj" typeface="Estrangelo Edessa"/>
-        <a:font script="Syre" typeface="Estrangelo Edessa"/>
-        <a:font script="Sora" typeface="Nirmala UI"/>
-        <a:font script="Tale" typeface="Microsoft Tai Le"/>
-        <a:font script="Talu" typeface="Microsoft New Tai Lue"/>
-        <a:font script="Tfng" typeface="Ebrima"/>
       </a:majorFont>
       <a:minorFont>
-        <a:latin typeface="Calibri" panose="020F0502020204030204"/>
+        <a:latin typeface="Calibri" panose="020F0502020204030204" pitchFamily="0" charset="1"/>
         <a:ea typeface=""/>
         <a:cs typeface=""/>
-        <a:font script="Jpan" typeface="游ゴシック"/>
-        <a:font script="Hang" typeface="맑은 고딕"/>
-        <a:font script="Hans" typeface="等线"/>
-        <a:font script="Hant" typeface="新細明體"/>
-        <a:font script="Arab" typeface="Arial"/>
-        <a:font script="Hebr" typeface="Arial"/>
-        <a:font script="Thai" typeface="Cordia New"/>
-        <a:font script="Ethi" typeface="Nyala"/>
-        <a:font script="Beng" typeface="Vrinda"/>
-        <a:font script="Gujr" typeface="Shruti"/>
-        <a:font script="Khmr" typeface="DaunPenh"/>
-        <a:font script="Knda" typeface="Tunga"/>
-        <a:font script="Guru" typeface="Raavi"/>
-        <a:font script="Cans" typeface="Euphemia"/>
-        <a:font script="Cher" typeface="Plantagenet Cherokee"/>
-        <a:font script="Yiii" typeface="Microsoft Yi Baiti"/>
-        <a:font script="Tibt" typeface="Microsoft Himalaya"/>
-        <a:font script="Thaa" typeface="MV Boli"/>
-        <a:font script="Deva" typeface="Mangal"/>
-        <a:font script="Telu" typeface="Gautami"/>
-        <a:font script="Taml" typeface="Latha"/>
-        <a:font script="Syrc" typeface="Estrangelo Edessa"/>
-        <a:font script="Orya" typeface="Kalinga"/>
-        <a:font script="Mlym" typeface="Kartika"/>
-        <a:font script="Laoo" typeface="DokChampa"/>
-        <a:font script="Sinh" typeface="Iskoola Pota"/>
-        <a:font script="Mong" typeface="Mongolian Baiti"/>
-        <a:font script="Viet" typeface="Arial"/>
-        <a:font script="Uigh" typeface="Microsoft Uighur"/>
-        <a:font script="Geor" typeface="Sylfaen"/>
-        <a:font script="Armn" typeface="Arial"/>
-        <a:font script="Bugi" typeface="Leelawadee UI"/>
-        <a:font script="Bopo" typeface="Microsoft JhengHei"/>
-        <a:font script="Java" typeface="Javanese Text"/>
-        <a:font script="Lisu" typeface="Segoe UI"/>
-        <a:font script="Mymr" typeface="Myanmar Text"/>
-        <a:font script="Nkoo" typeface="Ebrima"/>
-        <a:font script="Olck" typeface="Nirmala UI"/>
-        <a:font script="Osma" typeface="Ebrima"/>
-        <a:font script="Phag" typeface="Phagspa"/>
-        <a:font script="Syrn" typeface="Estrangelo Edessa"/>
-        <a:font script="Syrj" typeface="Estrangelo Edessa"/>
-        <a:font script="Syre" typeface="Estrangelo Edessa"/>
-        <a:font script="Sora" typeface="Nirmala UI"/>
-        <a:font script="Tale" typeface="Microsoft Tai Le"/>
-        <a:font script="Talu" typeface="Microsoft New Tai Lue"/>
-        <a:font script="Tfng" typeface="Ebrima"/>
       </a:minorFont>
     </a:fontScheme>
-    <a:fmtScheme name="Office">
+    <a:fmtScheme>
       <a:fillStyleLst>
         <a:solidFill>
           <a:schemeClr val="phClr"/>
         </a:solidFill>
-        <a:gradFill rotWithShape="1">
+        <a:gradFill>
           <a:gsLst>
             <a:gs pos="0">
               <a:schemeClr val="phClr">
                 <a:lumMod val="110000"/>
-                <a:satMod val="105000"/>
                 <a:tint val="67000"/>
               </a:schemeClr>
             </a:gs>
             <a:gs pos="50000">
               <a:schemeClr val="phClr">
                 <a:lumMod val="105000"/>
-                <a:satMod val="103000"/>
                 <a:tint val="73000"/>
               </a:schemeClr>
             </a:gs>
             <a:gs pos="100000">
               <a:schemeClr val="phClr">
                 <a:lumMod val="105000"/>
-                <a:satMod val="109000"/>
                 <a:tint val="81000"/>
               </a:schemeClr>
             </a:gs>
           </a:gsLst>
           <a:lin ang="5400000" scaled="0"/>
+          <a:tileRect l="0" t="0" r="0" b="0"/>
         </a:gradFill>
-        <a:gradFill rotWithShape="1">
+        <a:gradFill>
           <a:gsLst>
             <a:gs pos="0">
               <a:schemeClr val="phClr">
-                <a:satMod val="103000"/>
                 <a:lumMod val="102000"/>
                 <a:tint val="94000"/>
               </a:schemeClr>
             </a:gs>
             <a:gs pos="50000">
               <a:schemeClr val="phClr">
-                <a:satMod val="110000"/>
                 <a:lumMod val="100000"/>
                 <a:shade val="100000"/>
               </a:schemeClr>
@@ -2208,33 +2924,24 @@
             <a:gs pos="100000">
               <a:schemeClr val="phClr">
                 <a:lumMod val="99000"/>
-                <a:satMod val="120000"/>
                 <a:shade val="78000"/>
               </a:schemeClr>
             </a:gs>
           </a:gsLst>
           <a:lin ang="5400000" scaled="0"/>
+          <a:tileRect l="0" t="0" r="0" b="0"/>
         </a:gradFill>
       </a:fillStyleLst>
       <a:lnStyleLst>
         <a:ln w="6350" cap="flat" cmpd="sng" algn="ctr">
-          <a:solidFill>
-            <a:schemeClr val="phClr"/>
-          </a:solidFill>
           <a:prstDash val="solid"/>
           <a:miter lim="800000"/>
         </a:ln>
         <a:ln w="12700" cap="flat" cmpd="sng" algn="ctr">
-          <a:solidFill>
-            <a:schemeClr val="phClr"/>
-          </a:solidFill>
           <a:prstDash val="solid"/>
           <a:miter lim="800000"/>
         </a:ln>
         <a:ln w="19050" cap="flat" cmpd="sng" algn="ctr">
-          <a:solidFill>
-            <a:schemeClr val="phClr"/>
-          </a:solidFill>
           <a:prstDash val="solid"/>
           <a:miter lim="800000"/>
         </a:ln>
@@ -2247,13 +2954,7 @@
           <a:effectLst/>
         </a:effectStyle>
         <a:effectStyle>
-          <a:effectLst>
-            <a:outerShdw blurRad="57150" dist="19050" dir="5400000" algn="ctr" rotWithShape="0">
-              <a:srgbClr val="000000">
-                <a:alpha val="63000"/>
-              </a:srgbClr>
-            </a:outerShdw>
-          </a:effectLst>
+          <a:effectLst/>
         </a:effectStyle>
       </a:effectStyleLst>
       <a:bgFillStyleLst>
@@ -2263,15 +2964,13 @@
         <a:solidFill>
           <a:schemeClr val="phClr">
             <a:tint val="95000"/>
-            <a:satMod val="170000"/>
           </a:schemeClr>
         </a:solidFill>
-        <a:gradFill rotWithShape="1">
+        <a:gradFill>
           <a:gsLst>
             <a:gs pos="0">
               <a:schemeClr val="phClr">
                 <a:tint val="93000"/>
-                <a:satMod val="150000"/>
                 <a:shade val="98000"/>
                 <a:lumMod val="102000"/>
               </a:schemeClr>
@@ -2279,7 +2978,6 @@
             <a:gs pos="50000">
               <a:schemeClr val="phClr">
                 <a:tint val="98000"/>
-                <a:satMod val="130000"/>
                 <a:shade val="90000"/>
                 <a:lumMod val="103000"/>
               </a:schemeClr>
@@ -2287,21 +2985,14 @@
             <a:gs pos="100000">
               <a:schemeClr val="phClr">
                 <a:shade val="63000"/>
-                <a:satMod val="120000"/>
               </a:schemeClr>
             </a:gs>
           </a:gsLst>
           <a:lin ang="5400000" scaled="0"/>
+          <a:tileRect l="0" t="0" r="0" b="0"/>
         </a:gradFill>
       </a:bgFillStyleLst>
     </a:fmtScheme>
   </a:themeElements>
-  <a:objectDefaults/>
-  <a:extraClrSchemeLst/>
-  <a:extLst>
-    <a:ext uri="{05A4C25C-085E-4340-85A3-A5531E510DB2}">
-      <thm15:themeFamily xmlns:thm15="http://schemas.microsoft.com/office/thememl/2012/main" name="Office Theme" id="{62F939B6-93AF-4DB8-9C6B-D6C7DFDC589F}" vid="{4A3C46E8-61CC-4603-A589-7422A47A8E4A}"/>
-    </a:ext>
-  </a:extLst>
 </a:theme>
 </file>